--- a/r3_own_pool/paper_method_feedback_aware_dag/第五章_Experiments.docx
+++ b/r3_own_pool/paper_method_feedback_aware_dag/第五章_Experiments.docx
@@ -1489,7 +1489,7 @@
         <w:t xml:space="preserve">级联基线</w:t>
       </w:r>
       <w:r>
-        <w:t xml:space="preserve">。经典级联（cheap-first，失败升级：medium→large→coder）在理想失败检测下达到 0.6065（1.63× 调用、2930 tokens/node），高于完整反馈的 0.5842。两点界定其与本文方法的关系：其一，该数字依赖理想检测，实测检测质量下触发式升级同样受 5.5.4 所述检测瓶颈约束；其二，级联按全局成本排序换模，不考虑节点类型条件，其 token 开销（2930）高于反馈（2629），且不具备结构分解维度——5.5.2 中由分解独占恢复的失败不在级联的假设空间内。级联与节点路由回答不同问题（何时升级 vs 谁来执行），二者在此作为互补基线报告。</w:t>
+        <w:t xml:space="preserve">。经典级联（cheap-first，失败升级：medium→large→coder）在理想失败检测下达到 0.6065（1.63× 调用、2930 tokens/node），高于完整反馈的 0.5842。两点界定其与本文方法的关系：其一，该数字依赖理想检测，实测检测质量下触发式升级同样受 5.5.5 所述检测瓶颈约束；其二，级联按全局成本排序换模，不考虑节点类型条件，其 token 开销（2930）高于反馈（2629），且不具备结构分解维度——5.5.3 中由分解独占恢复的失败不在级联的假设空间内。级联与节点路由回答不同问题（何时升级 vs 谁来执行），二者在此作为互补基线报告。</w:t>
       </w:r>
     </w:p>
     <w:p>
@@ -2226,7 +2226,7 @@
         <w:pStyle w:val="FirstParagraph"/>
       </w:pPr>
       <w:r>
-        <w:t xml:space="preserve">静态分配无法处理执行失败。本节先定位失败来源（5.5.1），再分解各恢复组件的边际贡献（5.5.2），最后以理想组件替换量化系统瓶颈与潜力（5.5.3），并给出检测门控与结构分解两项机制的直接证据（5.5.4）。</w:t>
+        <w:t xml:space="preserve">静态分配无法处理执行失败。本节先定位失败来源（5.5.1），再给出 Static 与 Dynamic 两种执行模式的对照（5.5.2），分解各恢复组件的边际贡献（5.5.3），以理想组件替换量化系统瓶颈与潜力（5.5.4），最后给出检测门控、结构分解与预算升级的直接证据（5.5.5）。</w:t>
       </w:r>
     </w:p>
     <w:p>
@@ -2431,29 +2431,11 @@
       <w:r>
         <w:t xml:space="preserve">验证器账本：49 个有判定的任务中，24 个错误答案被放行、6 个正确答案被误拒。验证器与真实结果的不一致率为 61%，是反馈回路的主要噪声源。</w:t>
       </w:r>
-    </w:p>
-    <w:p>
-      <w:pPr>
-        <w:pStyle w:val="Heading3"/>
-      </w:pPr>
-      <w:bookmarkStart w:id="27" w:name="component-ablation"/>
-      <w:r>
-        <w:t xml:space="preserve">5.5.2 Component Ablation</w:t>
-      </w:r>
-      <w:bookmarkEnd w:id="27"/>
-    </w:p>
-    <w:p>
-      <w:pPr>
-        <w:pStyle w:val="FirstParagraph"/>
-      </w:pPr>
-      <w:r>
-        <w:rPr>
-          <w:b/>
-        </w:rPr>
-        <w:t xml:space="preserve">失败恢复的三项评价</w:t>
-      </w:r>
-      <w:r>
-        <w:t xml:space="preserve">（恢复能力 / 恢复效率 / 结构变化有界性）：重路由恢复率 2/38（5.3%），分解恢复率 3/9（33.3%），总恢复率 5/38（13.2%）且零破坏；恢复效率反馈 8.4、完整 8.7 pp/千 token（与 5.7 单位成本一致）；结构变化有界——每次触发以 D1+D2+工具+D4 替换单个推理节点（+2 节点），每任务至多一次、无递归展开。</w:t>
+      <w:r>
+        <w:t xml:space="preserve"> </w:t>
+      </w:r>
+      <w:r>
+        <w:t xml:space="preserve">### 5.5.2 Static vs Dynamic DAG（后继重调度机制对照）</w:t>
       </w:r>
     </w:p>
     <w:p>
@@ -2461,7 +2443,22 @@
         <w:pStyle w:val="BodyText"/>
       </w:pPr>
       <w:r>
-        <w:t xml:space="preserve">live 三臂按组件递增重算边际贡献（从调用缓存零成本重建）：</w:t>
+        <w:rPr>
+          <w:b/>
+        </w:rPr>
+        <w:t xml:space="preserve">两种执行模式的对照实验</w:t>
+      </w:r>
+      <w:r>
+        <w:t xml:space="preserve">（100 任务确认集，条件化节点结果表回放：Q/C/L 取自实测节点×模型矩阵，失败触发读离线评分、后继节点处于标准输入条件；与 5.4 同一证据层级）。两臂共享 FrozenNodeRouter 初始分配与逐任务 token 预算（Static 实现成本 ×1.2）。Static：节点失败仅对当前节点做一次局部 fallback，后继维持初始计划；Dynamic：失败后更新（类型、模型）失败状态记忆，对失败节点做融合回退，并对其后继重调度——模型分配按失败记忆与冻结效用融合重选，上游失败时验证节点可在剩余预算内升级为更强验证模型，每次选择后重算剩余预算；</w:t>
+      </w:r>
+      <w:r>
+        <w:rPr>
+          <w:b/>
+        </w:rPr>
+        <w:t xml:space="preserve">拓扑不变</w:t>
+      </w:r>
+      <w:r>
+        <w:t xml:space="preserve">。</w:t>
       </w:r>
     </w:p>
     <w:p>
@@ -2469,7 +2466,7 @@
         <w:pStyle w:val="BodyText"/>
       </w:pPr>
       <w:r>
-        <w:t xml:space="preserve">表 5-6　live 组件边际贡献（50 任务真实执行）</w:t>
+        <w:t xml:space="preserve">表 5-4b　Static vs Dynamic（100 任务，task-cluster bootstrap）</w:t>
       </w:r>
     </w:p>
     <w:tbl>
@@ -2496,7 +2493,7 @@
               <w:jc w:val="left"/>
             </w:pPr>
             <w:r>
-              <w:t xml:space="preserve">层级</w:t>
+              <w:t xml:space="preserve">指标</w:t>
             </w:r>
           </w:p>
         </w:tc>
@@ -2513,7 +2510,7 @@
               <w:jc w:val="left"/>
             </w:pPr>
             <w:r>
-              <w:t xml:space="preserve">Task Success</w:t>
+              <w:t xml:space="preserve">Static</w:t>
             </w:r>
           </w:p>
         </w:tc>
@@ -2530,7 +2527,24 @@
               <w:jc w:val="left"/>
             </w:pPr>
             <w:r>
-              <w:t xml:space="preserve">边际贡献</w:t>
+              <w:t xml:space="preserve">Dynamic</w:t>
+            </w:r>
+          </w:p>
+        </w:tc>
+        <w:tc>
+          <w:tcPr>
+            <w:tcBorders>
+              <w:bottom w:val="single"/>
+            </w:tcBorders>
+            <w:vAlign w:val="bottom"/>
+          </w:tcPr>
+          <w:p>
+            <w:pPr>
+              <w:pStyle w:val="Compact"/>
+              <w:jc w:val="left"/>
+            </w:pPr>
+            <w:r>
+              <w:t xml:space="preserve">差异</w:t>
             </w:r>
           </w:p>
         </w:tc>
@@ -2543,29 +2557,40 @@
               <w:jc w:val="left"/>
             </w:pPr>
             <w:r>
-              <w:t xml:space="preserve">Static（Node Router）</w:t>
-            </w:r>
-          </w:p>
-        </w:tc>
-        <w:tc>
-          <w:p>
-            <w:pPr>
-              <w:pStyle w:val="Compact"/>
-              <w:jc w:val="left"/>
-            </w:pPr>
-            <w:r>
-              <w:t xml:space="preserve">24%</w:t>
-            </w:r>
-          </w:p>
-        </w:tc>
-        <w:tc>
-          <w:p>
-            <w:pPr>
-              <w:pStyle w:val="Compact"/>
-              <w:jc w:val="left"/>
-            </w:pPr>
-            <w:r>
-              <w:t xml:space="preserve">—</w:t>
+              <w:t xml:space="preserve">任务成功率 Q</w:t>
+            </w:r>
+          </w:p>
+        </w:tc>
+        <w:tc>
+          <w:p>
+            <w:pPr>
+              <w:pStyle w:val="Compact"/>
+              <w:jc w:val="left"/>
+            </w:pPr>
+            <w:r>
+              <w:t xml:space="preserve">41.0% [31, 51]</w:t>
+            </w:r>
+          </w:p>
+        </w:tc>
+        <w:tc>
+          <w:p>
+            <w:pPr>
+              <w:pStyle w:val="Compact"/>
+              <w:jc w:val="left"/>
+            </w:pPr>
+            <w:r>
+              <w:t xml:space="preserve">40.0% [31, 50]</w:t>
+            </w:r>
+          </w:p>
+        </w:tc>
+        <w:tc>
+          <w:p>
+            <w:pPr>
+              <w:pStyle w:val="Compact"/>
+              <w:jc w:val="left"/>
+            </w:pPr>
+            <w:r>
+              <w:t xml:space="preserve">−1 pp（CI 含 0）</w:t>
             </w:r>
           </w:p>
         </w:tc>
@@ -2578,29 +2603,40 @@
               <w:jc w:val="left"/>
             </w:pPr>
             <w:r>
-              <w:t xml:space="preserve">+ Feedback（记忆+回退）</w:t>
-            </w:r>
-          </w:p>
-        </w:tc>
-        <w:tc>
-          <w:p>
-            <w:pPr>
-              <w:pStyle w:val="Compact"/>
-              <w:jc w:val="left"/>
-            </w:pPr>
-            <w:r>
-              <w:t xml:space="preserve">28%</w:t>
-            </w:r>
-          </w:p>
-        </w:tc>
-        <w:tc>
-          <w:p>
-            <w:pPr>
-              <w:pStyle w:val="Compact"/>
-              <w:jc w:val="left"/>
-            </w:pPr>
-            <w:r>
-              <w:t xml:space="preserve">+4 pp</w:t>
+              <w:t xml:space="preserve">平均 tokens</w:t>
+            </w:r>
+          </w:p>
+        </w:tc>
+        <w:tc>
+          <w:p>
+            <w:pPr>
+              <w:pStyle w:val="Compact"/>
+              <w:jc w:val="left"/>
+            </w:pPr>
+            <w:r>
+              <w:t xml:space="preserve">7020.5</w:t>
+            </w:r>
+          </w:p>
+        </w:tc>
+        <w:tc>
+          <w:p>
+            <w:pPr>
+              <w:pStyle w:val="Compact"/>
+              <w:jc w:val="left"/>
+            </w:pPr>
+            <w:r>
+              <w:t xml:space="preserve">7034.6</w:t>
+            </w:r>
+          </w:p>
+        </w:tc>
+        <w:tc>
+          <w:p>
+            <w:pPr>
+              <w:pStyle w:val="Compact"/>
+              <w:jc w:val="left"/>
+            </w:pPr>
+            <w:r>
+              <w:t xml:space="preserve">+14.1（+0.2%）</w:t>
             </w:r>
           </w:p>
         </w:tc>
@@ -2613,29 +2649,40 @@
               <w:jc w:val="left"/>
             </w:pPr>
             <w:r>
-              <w:t xml:space="preserve">+ 类型门控重路由</w:t>
-            </w:r>
-          </w:p>
-        </w:tc>
-        <w:tc>
-          <w:p>
-            <w:pPr>
-              <w:pStyle w:val="Compact"/>
-              <w:jc w:val="left"/>
-            </w:pPr>
-            <w:r>
-              <w:t xml:space="preserve">28%</w:t>
-            </w:r>
-          </w:p>
-        </w:tc>
-        <w:tc>
-          <w:p>
-            <w:pPr>
-              <w:pStyle w:val="Compact"/>
-              <w:jc w:val="left"/>
-            </w:pPr>
-            <w:r>
-              <w:t xml:space="preserve">+0 pp</w:t>
+              <w:t xml:space="preserve">平均服务时延 s</w:t>
+            </w:r>
+          </w:p>
+        </w:tc>
+        <w:tc>
+          <w:p>
+            <w:pPr>
+              <w:pStyle w:val="Compact"/>
+              <w:jc w:val="left"/>
+            </w:pPr>
+            <w:r>
+              <w:t xml:space="preserve">12.81</w:t>
+            </w:r>
+          </w:p>
+        </w:tc>
+        <w:tc>
+          <w:p>
+            <w:pPr>
+              <w:pStyle w:val="Compact"/>
+              <w:jc w:val="left"/>
+            </w:pPr>
+            <w:r>
+              <w:t xml:space="preserve">13.26</w:t>
+            </w:r>
+          </w:p>
+        </w:tc>
+        <w:tc>
+          <w:p>
+            <w:pPr>
+              <w:pStyle w:val="Compact"/>
+              <w:jc w:val="left"/>
+            </w:pPr>
+            <w:r>
+              <w:t xml:space="preserve">+0.45</w:t>
             </w:r>
           </w:p>
         </w:tc>
@@ -2648,29 +2695,184 @@
               <w:jc w:val="left"/>
             </w:pPr>
             <w:r>
-              <w:t xml:space="preserve">+ 结构分解（Decompose）</w:t>
-            </w:r>
-          </w:p>
-        </w:tc>
-        <w:tc>
-          <w:p>
-            <w:pPr>
-              <w:pStyle w:val="Compact"/>
-              <w:jc w:val="left"/>
-            </w:pPr>
-            <w:r>
-              <w:t xml:space="preserve">34%</w:t>
-            </w:r>
-          </w:p>
-        </w:tc>
-        <w:tc>
-          <w:p>
-            <w:pPr>
-              <w:pStyle w:val="Compact"/>
-              <w:jc w:val="left"/>
-            </w:pPr>
-            <w:r>
-              <w:t xml:space="preserve">+6 pp（9 触发 / 3 救回 / 0 损害）</w:t>
+              <w:t xml:space="preserve">失败任务恢复率</w:t>
+            </w:r>
+          </w:p>
+        </w:tc>
+        <w:tc>
+          <w:p>
+            <w:pPr>
+              <w:pStyle w:val="Compact"/>
+              <w:jc w:val="left"/>
+            </w:pPr>
+            <w:r>
+              <w:t xml:space="preserve">43.2%（95 失败）</w:t>
+            </w:r>
+          </w:p>
+        </w:tc>
+        <w:tc>
+          <w:p>
+            <w:pPr>
+              <w:pStyle w:val="Compact"/>
+              <w:jc w:val="left"/>
+            </w:pPr>
+            <w:r>
+              <w:t xml:space="preserve">42.1%</w:t>
+            </w:r>
+          </w:p>
+        </w:tc>
+        <w:tc>
+          <w:p>
+            <w:pPr>
+              <w:pStyle w:val="Compact"/>
+              <w:jc w:val="left"/>
+            </w:pPr>
+            <w:r>
+              <w:t xml:space="preserve">−1.1 pp</w:t>
+            </w:r>
+          </w:p>
+        </w:tc>
+      </w:tr>
+      <w:tr>
+        <w:tc>
+          <w:p>
+            <w:pPr>
+              <w:pStyle w:val="Compact"/>
+              <w:jc w:val="left"/>
+            </w:pPr>
+            <w:r>
+              <w:t xml:space="preserve">后继重调度率</w:t>
+            </w:r>
+          </w:p>
+        </w:tc>
+        <w:tc>
+          <w:p>
+            <w:pPr>
+              <w:pStyle w:val="Compact"/>
+              <w:jc w:val="left"/>
+            </w:pPr>
+            <w:r>
+              <w:t xml:space="preserve">0（定义）</w:t>
+            </w:r>
+          </w:p>
+        </w:tc>
+        <w:tc>
+          <w:p>
+            <w:pPr>
+              <w:pStyle w:val="Compact"/>
+              <w:jc w:val="left"/>
+            </w:pPr>
+            <w:r>
+              <w:rPr>
+                <w:b/>
+              </w:rPr>
+              <w:t xml:space="preserve">26.3%</w:t>
+            </w:r>
+            <w:r>
+              <w:t xml:space="preserve">（25 任务，平均 0.43 节点）</w:t>
+            </w:r>
+          </w:p>
+        </w:tc>
+        <w:tc>
+          <w:p>
+            <w:pPr>
+              <w:pStyle w:val="Compact"/>
+              <w:jc w:val="left"/>
+            </w:pPr>
+            <w:r>
+              <w:t xml:space="preserve">—</w:t>
+            </w:r>
+          </w:p>
+        </w:tc>
+      </w:tr>
+      <w:tr>
+        <w:tc>
+          <w:p>
+            <w:pPr>
+              <w:pStyle w:val="Compact"/>
+              <w:jc w:val="left"/>
+            </w:pPr>
+            <w:r>
+              <w:t xml:space="preserve">预算违规率（1.2× 头寸）</w:t>
+            </w:r>
+          </w:p>
+        </w:tc>
+        <w:tc>
+          <w:p>
+            <w:pPr>
+              <w:pStyle w:val="Compact"/>
+              <w:jc w:val="left"/>
+            </w:pPr>
+            <w:r>
+              <w:t xml:space="preserve">0</w:t>
+            </w:r>
+          </w:p>
+        </w:tc>
+        <w:tc>
+          <w:p>
+            <w:pPr>
+              <w:pStyle w:val="Compact"/>
+              <w:jc w:val="left"/>
+            </w:pPr>
+            <w:r>
+              <w:t xml:space="preserve">0</w:t>
+            </w:r>
+          </w:p>
+        </w:tc>
+        <w:tc>
+          <w:p>
+            <w:pPr>
+              <w:pStyle w:val="Compact"/>
+              <w:jc w:val="left"/>
+            </w:pPr>
+            <w:r>
+              <w:t xml:space="preserve">—</w:t>
+            </w:r>
+          </w:p>
+        </w:tc>
+      </w:tr>
+      <w:tr>
+        <w:tc>
+          <w:p>
+            <w:pPr>
+              <w:pStyle w:val="Compact"/>
+              <w:jc w:val="left"/>
+            </w:pPr>
+            <w:r>
+              <w:t xml:space="preserve">超出初始计划率</w:t>
+            </w:r>
+          </w:p>
+        </w:tc>
+        <w:tc>
+          <w:p>
+            <w:pPr>
+              <w:pStyle w:val="Compact"/>
+              <w:jc w:val="left"/>
+            </w:pPr>
+            <w:r>
+              <w:t xml:space="preserve">95%</w:t>
+            </w:r>
+          </w:p>
+        </w:tc>
+        <w:tc>
+          <w:p>
+            <w:pPr>
+              <w:pStyle w:val="Compact"/>
+              <w:jc w:val="left"/>
+            </w:pPr>
+            <w:r>
+              <w:t xml:space="preserve">95%</w:t>
+            </w:r>
+          </w:p>
+        </w:tc>
+        <w:tc>
+          <w:p>
+            <w:pPr>
+              <w:pStyle w:val="Compact"/>
+              <w:jc w:val="left"/>
+            </w:pPr>
+            <w:r>
+              <w:t xml:space="preserve">—</w:t>
             </w:r>
           </w:p>
         </w:tc>
@@ -2681,7 +2883,49 @@
         <w:pStyle w:val="BodyText"/>
       </w:pPr>
       <w:r>
-        <w:t xml:space="preserve">在反馈回退已存在的条件下，类型门控重路由没有额外任务级增益；Decompose 是第二大贡献者，其 3/9 触发救回率与 5.5.4 中证据类 6/20 的恢复率一致。每个百分点可归属到具体组件。</w:t>
+        <w:rPr>
+          <w:b/>
+        </w:rPr>
+        <w:t xml:space="preserve">结论</w:t>
+      </w:r>
+      <w:r>
+        <w:t xml:space="preserve">：Dynamic 的后继重调度机制按设计触发（26.3%）、在预算约束内运行（违规率 0、成本增量约 0.2%），但在当前动作覆盖率下未带来显著质量差——失败多为多模型共同失败（5.5.4），重调度无法突破能力上限。这与</w:t>
+      </w:r>
+      <w:r>
+        <w:t xml:space="preserve">“</w:t>
+      </w:r>
+      <w:r>
+        <w:t xml:space="preserve">动态性 ≠ 修改图拓扑</w:t>
+      </w:r>
+      <w:r>
+        <w:t xml:space="preserve">”</w:t>
+      </w:r>
+      <w:r>
+        <w:t xml:space="preserve">的设计一致：动态性的价值是把恢复决策与预算约束组织成可部署闭环；Local Replan（修改拓扑）在 dev pilot 上净增 0 节点（见 5.5.7），作为未来工作保留。</w:t>
+      </w:r>
+    </w:p>
+    <w:p>
+      <w:pPr>
+        <w:pStyle w:val="Heading3"/>
+      </w:pPr>
+      <w:bookmarkStart w:id="27" w:name="component-ablation"/>
+      <w:r>
+        <w:t xml:space="preserve">5.5.3 Component Ablation</w:t>
+      </w:r>
+      <w:bookmarkEnd w:id="27"/>
+    </w:p>
+    <w:p>
+      <w:pPr>
+        <w:pStyle w:val="FirstParagraph"/>
+      </w:pPr>
+      <w:r>
+        <w:rPr>
+          <w:b/>
+        </w:rPr>
+        <w:t xml:space="preserve">失败恢复的三项评价</w:t>
+      </w:r>
+      <w:r>
+        <w:t xml:space="preserve">（恢复能力 / 恢复效率 / 结构变化有界性）：重路由恢复率 2/38（5.3%），分解恢复率 3/9（33.3%），总恢复率 5/38（13.2%）且零破坏；恢复效率反馈 8.4、完整 8.7 pp/千 token（与 5.7 单位成本一致）；结构变化有界——每次触发以 D1+D2+工具+D4 替换单个推理节点（+2 节点），每任务至多一次、无递归展开。</w:t>
       </w:r>
     </w:p>
     <w:p>
@@ -2689,13 +2933,15 @@
         <w:pStyle w:val="BodyText"/>
       </w:pPr>
       <w:r>
-        <w:rPr>
-          <w:b/>
-        </w:rPr>
-        <w:t xml:space="preserve">失败类型 × 恢复动作有效性分析</w:t>
-      </w:r>
-      <w:r>
-        <w:t xml:space="preserve">（38 个 Static 失败，live 实测 + 真实补跑；注意 switch 与 switch+decompose 来自不同臂的完整策略，并非单动作隔离消融）：</w:t>
+        <w:t xml:space="preserve">live 三臂按组件递增重算边际贡献（从调用缓存零成本重建）：</w:t>
+      </w:r>
+    </w:p>
+    <w:p>
+      <w:pPr>
+        <w:pStyle w:val="BodyText"/>
+      </w:pPr>
+      <w:r>
+        <w:t xml:space="preserve">表 5-6　live 组件边际贡献（50 任务真实执行）</w:t>
       </w:r>
     </w:p>
     <w:tbl>
@@ -2722,7 +2968,7 @@
               <w:jc w:val="left"/>
             </w:pPr>
             <w:r>
-              <w:t xml:space="preserve">失败类型</w:t>
+              <w:t xml:space="preserve">层级</w:t>
             </w:r>
           </w:p>
         </w:tc>
@@ -2736,10 +2982,10 @@
           <w:p>
             <w:pPr>
               <w:pStyle w:val="Compact"/>
-              <w:jc w:val="right"/>
-            </w:pPr>
-            <w:r>
-              <w:t xml:space="preserve">switch（换模型）</w:t>
+              <w:jc w:val="left"/>
+            </w:pPr>
+            <w:r>
+              <w:t xml:space="preserve">Task Success</w:t>
             </w:r>
           </w:p>
         </w:tc>
@@ -2753,44 +2999,10 @@
           <w:p>
             <w:pPr>
               <w:pStyle w:val="Compact"/>
-              <w:jc w:val="right"/>
-            </w:pPr>
-            <w:r>
-              <w:t xml:space="preserve">re-extract + re-reason（真实调用）</w:t>
-            </w:r>
-          </w:p>
-        </w:tc>
-        <w:tc>
-          <w:tcPr>
-            <w:tcBorders>
-              <w:bottom w:val="single"/>
-            </w:tcBorders>
-            <w:vAlign w:val="bottom"/>
-          </w:tcPr>
-          <w:p>
-            <w:pPr>
-              <w:pStyle w:val="Compact"/>
-              <w:jc w:val="right"/>
-            </w:pPr>
-            <w:r>
-              <w:t xml:space="preserve">switch + decompose（完整策略）</w:t>
-            </w:r>
-          </w:p>
-        </w:tc>
-        <w:tc>
-          <w:tcPr>
-            <w:tcBorders>
-              <w:bottom w:val="single"/>
-            </w:tcBorders>
-            <w:vAlign w:val="bottom"/>
-          </w:tcPr>
-          <w:p>
-            <w:pPr>
-              <w:pStyle w:val="Compact"/>
-              <w:jc w:val="left"/>
-            </w:pPr>
-            <w:r>
-              <w:t xml:space="preserve">动作可及性</w:t>
+              <w:jc w:val="left"/>
+            </w:pPr>
+            <w:r>
+              <w:t xml:space="preserve">边际贡献</w:t>
             </w:r>
           </w:p>
         </w:tc>
@@ -2803,57 +3015,29 @@
               <w:jc w:val="left"/>
             </w:pPr>
             <w:r>
-              <w:t xml:space="preserve">证据类（操作数未恢复，n=18）</w:t>
-            </w:r>
-          </w:p>
-        </w:tc>
-        <w:tc>
-          <w:p>
-            <w:pPr>
-              <w:pStyle w:val="Compact"/>
-              <w:jc w:val="right"/>
-            </w:pPr>
-            <w:r>
-              <w:t xml:space="preserve">0/18（0%）</w:t>
-            </w:r>
-          </w:p>
-        </w:tc>
-        <w:tc>
-          <w:p>
-            <w:pPr>
-              <w:pStyle w:val="Compact"/>
-              <w:jc w:val="right"/>
-            </w:pPr>
-            <w:r>
-              <w:rPr>
-                <w:b/>
-              </w:rPr>
-              <w:t xml:space="preserve">1/18（6%）</w:t>
-            </w:r>
-          </w:p>
-        </w:tc>
-        <w:tc>
-          <w:p>
-            <w:pPr>
-              <w:pStyle w:val="Compact"/>
-              <w:jc w:val="right"/>
-            </w:pPr>
-            <w:r>
-              <w:t xml:space="preserve">0/18（0%）</w:t>
-            </w:r>
-          </w:p>
-        </w:tc>
-        <w:tc>
-          <w:p>
-            <w:pPr>
-              <w:pStyle w:val="Compact"/>
-              <w:jc w:val="left"/>
-            </w:pPr>
-            <w:r>
-              <w:rPr>
-                <w:b/>
-              </w:rPr>
-              <w:t xml:space="preserve">现有动作均无效</w:t>
+              <w:t xml:space="preserve">Static（Node Router）</w:t>
+            </w:r>
+          </w:p>
+        </w:tc>
+        <w:tc>
+          <w:p>
+            <w:pPr>
+              <w:pStyle w:val="Compact"/>
+              <w:jc w:val="left"/>
+            </w:pPr>
+            <w:r>
+              <w:t xml:space="preserve">24%</w:t>
+            </w:r>
+          </w:p>
+        </w:tc>
+        <w:tc>
+          <w:p>
+            <w:pPr>
+              <w:pStyle w:val="Compact"/>
+              <w:jc w:val="left"/>
+            </w:pPr>
+            <w:r>
+              <w:t xml:space="preserve">—</w:t>
             </w:r>
           </w:p>
         </w:tc>
@@ -2866,57 +3050,99 @@
               <w:jc w:val="left"/>
             </w:pPr>
             <w:r>
-              <w:t xml:space="preserve">推理类（公式错误，n=20）</w:t>
-            </w:r>
-          </w:p>
-        </w:tc>
-        <w:tc>
-          <w:p>
-            <w:pPr>
-              <w:pStyle w:val="Compact"/>
-              <w:jc w:val="right"/>
-            </w:pPr>
-            <w:r>
-              <w:rPr>
-                <w:b/>
-              </w:rPr>
-              <w:t xml:space="preserve">2/20（10%）</w:t>
-            </w:r>
-          </w:p>
-        </w:tc>
-        <w:tc>
-          <w:p>
-            <w:pPr>
-              <w:pStyle w:val="Compact"/>
-              <w:jc w:val="right"/>
-            </w:pPr>
-            <w:r>
-              <w:t xml:space="preserve">—</w:t>
-            </w:r>
-          </w:p>
-        </w:tc>
-        <w:tc>
-          <w:p>
-            <w:pPr>
-              <w:pStyle w:val="Compact"/>
-              <w:jc w:val="right"/>
-            </w:pPr>
-            <w:r>
-              <w:rPr>
-                <w:b/>
-              </w:rPr>
-              <w:t xml:space="preserve">5/20（25%）</w:t>
-            </w:r>
-          </w:p>
-        </w:tc>
-        <w:tc>
-          <w:p>
-            <w:pPr>
-              <w:pStyle w:val="Compact"/>
-              <w:jc w:val="left"/>
-            </w:pPr>
-            <w:r>
-              <w:t xml:space="preserve">分解&gt;换模&gt;零</w:t>
+              <w:t xml:space="preserve">+ Feedback（记忆+回退）</w:t>
+            </w:r>
+          </w:p>
+        </w:tc>
+        <w:tc>
+          <w:p>
+            <w:pPr>
+              <w:pStyle w:val="Compact"/>
+              <w:jc w:val="left"/>
+            </w:pPr>
+            <w:r>
+              <w:t xml:space="preserve">28%</w:t>
+            </w:r>
+          </w:p>
+        </w:tc>
+        <w:tc>
+          <w:p>
+            <w:pPr>
+              <w:pStyle w:val="Compact"/>
+              <w:jc w:val="left"/>
+            </w:pPr>
+            <w:r>
+              <w:t xml:space="preserve">+4 pp</w:t>
+            </w:r>
+          </w:p>
+        </w:tc>
+      </w:tr>
+      <w:tr>
+        <w:tc>
+          <w:p>
+            <w:pPr>
+              <w:pStyle w:val="Compact"/>
+              <w:jc w:val="left"/>
+            </w:pPr>
+            <w:r>
+              <w:t xml:space="preserve">+ 类型门控重路由</w:t>
+            </w:r>
+          </w:p>
+        </w:tc>
+        <w:tc>
+          <w:p>
+            <w:pPr>
+              <w:pStyle w:val="Compact"/>
+              <w:jc w:val="left"/>
+            </w:pPr>
+            <w:r>
+              <w:t xml:space="preserve">28%</w:t>
+            </w:r>
+          </w:p>
+        </w:tc>
+        <w:tc>
+          <w:p>
+            <w:pPr>
+              <w:pStyle w:val="Compact"/>
+              <w:jc w:val="left"/>
+            </w:pPr>
+            <w:r>
+              <w:t xml:space="preserve">+0 pp</w:t>
+            </w:r>
+          </w:p>
+        </w:tc>
+      </w:tr>
+      <w:tr>
+        <w:tc>
+          <w:p>
+            <w:pPr>
+              <w:pStyle w:val="Compact"/>
+              <w:jc w:val="left"/>
+            </w:pPr>
+            <w:r>
+              <w:t xml:space="preserve">+ 结构分解（Decompose）</w:t>
+            </w:r>
+          </w:p>
+        </w:tc>
+        <w:tc>
+          <w:p>
+            <w:pPr>
+              <w:pStyle w:val="Compact"/>
+              <w:jc w:val="left"/>
+            </w:pPr>
+            <w:r>
+              <w:t xml:space="preserve">34%</w:t>
+            </w:r>
+          </w:p>
+        </w:tc>
+        <w:tc>
+          <w:p>
+            <w:pPr>
+              <w:pStyle w:val="Compact"/>
+              <w:jc w:val="left"/>
+            </w:pPr>
+            <w:r>
+              <w:t xml:space="preserve">+6 pp（9 触发 / 3 救回 / 0 损害）</w:t>
             </w:r>
           </w:p>
         </w:tc>
@@ -2927,70 +3153,7 @@
         <w:pStyle w:val="BodyText"/>
       </w:pPr>
       <w:r>
-        <w:t xml:space="preserve">该表为</w:t>
-      </w:r>
-      <w:r>
-        <w:rPr>
-          <w:b/>
-        </w:rPr>
-        <w:t xml:space="preserve">失效类型条件下的恢复动作有效性分析</w:t>
-      </w:r>
-      <w:r>
-        <w:t xml:space="preserve">，n=18/20 仅呈方向性差异，不构成显著性证据。</w:t>
-      </w:r>
-      <w:r>
-        <w:rPr>
-          <w:b/>
-        </w:rPr>
-        <w:t xml:space="preserve">判据纯度复核</w:t>
-      </w:r>
-      <w:r>
-        <w:t xml:space="preserve">：live 任务级 success=最终数值匹配 gold；5 个 Full 救回与 2 个 Feedback 救回任务的恢复前终值均经逐任务复核确为错误，本表判据干净。但在 148 节点冻结协议全量（证据 n=45、推理 n=48、结构 n=23，每节点 5 动作于同一冻结 snapshot 分叉，task_uid cluster bootstrap）中，</w:t>
-      </w:r>
-      <w:r>
-        <w:rPr>
-          <w:b/>
-        </w:rPr>
-        <w:t xml:space="preserve">任何失效类型 × 动作的恢复率差异均不显著</w:t>
-      </w:r>
-      <w:r>
-        <w:t xml:space="preserve">（全部格子 0–8.7%，95% CI 均覆盖 0），动作集 oracle 上界仅 6.9%（8/116）。</w:t>
-      </w:r>
-      <w:r>
-        <w:rPr>
-          <w:b/>
-        </w:rPr>
-        <w:t xml:space="preserve">失效类型不足以决定恢复动作，恢复动作集合的覆盖率才是当前瓶颈</w:t>
-      </w:r>
-      <w:r>
-        <w:t xml:space="preserve">。38 个失败中 33 个不可由任何已实现动作恢复（多模型共同失败），与 5.5.3 的 oracle 分析与全量结论一致。在剩余预算有限时选择提前终止以避免无效开销，是当前动作集合下由数据支持的决策。</w:t>
-      </w:r>
-    </w:p>
-    <w:p>
-      <w:pPr>
-        <w:pStyle w:val="Heading3"/>
-      </w:pPr>
-      <w:bookmarkStart w:id="28" w:name="oracle-component-analysis误差瓶颈分析"/>
-      <w:r>
-        <w:t xml:space="preserve">5.5.3 Oracle Component Analysis（误差瓶颈分析）</w:t>
-      </w:r>
-      <w:bookmarkEnd w:id="28"/>
-    </w:p>
-    <w:p>
-      <w:pPr>
-        <w:pStyle w:val="FirstParagraph"/>
-      </w:pPr>
-      <w:r>
-        <w:t xml:space="preserve">保持 live 控制流（模型序列由确定性记忆回放重建），每次替换一个组件为理想组件。Oracle Verification 条件下，被真实验证器放行的错误任务按记忆回退</w:t>
-      </w:r>
-      <w:r>
-        <w:rPr>
-          <w:b/>
-        </w:rPr>
-        <w:t xml:space="preserve">真实补执行</w:t>
-      </w:r>
-      <w:r>
-        <w:t xml:space="preserve">（非抽样）：</w:t>
+        <w:t xml:space="preserve">在反馈回退已存在的条件下，类型门控重路由没有额外任务级增益；Decompose 是第二大贡献者，其 3/9 触发救回率与 5.5.5 中证据类 6/20 的恢复率一致。每个百分点可归属到具体组件。</w:t>
       </w:r>
     </w:p>
     <w:p>
@@ -2998,7 +3161,13 @@
         <w:pStyle w:val="BodyText"/>
       </w:pPr>
       <w:r>
-        <w:t xml:space="preserve">表 5-7　理想组件替换下的任务成功率</w:t>
+        <w:rPr>
+          <w:b/>
+        </w:rPr>
+        <w:t xml:space="preserve">失败类型 × 恢复动作有效性分析</w:t>
+      </w:r>
+      <w:r>
+        <w:t xml:space="preserve">（38 个 Static 失败，live 实测 + 真实补跑；注意 switch 与 switch+decompose 来自不同臂的完整策略，并非单动作隔离消融）：</w:t>
       </w:r>
     </w:p>
     <w:tbl>
@@ -3025,7 +3194,7 @@
               <w:jc w:val="left"/>
             </w:pPr>
             <w:r>
-              <w:t xml:space="preserve">设置</w:t>
+              <w:t xml:space="preserve">失败类型</w:t>
             </w:r>
           </w:p>
         </w:tc>
@@ -3039,10 +3208,10 @@
           <w:p>
             <w:pPr>
               <w:pStyle w:val="Compact"/>
-              <w:jc w:val="left"/>
-            </w:pPr>
-            <w:r>
-              <w:t xml:space="preserve">Extraction</w:t>
+              <w:jc w:val="right"/>
+            </w:pPr>
+            <w:r>
+              <w:t xml:space="preserve">switch（换模型）</w:t>
             </w:r>
           </w:p>
         </w:tc>
@@ -3056,10 +3225,10 @@
           <w:p>
             <w:pPr>
               <w:pStyle w:val="Compact"/>
-              <w:jc w:val="left"/>
-            </w:pPr>
-            <w:r>
-              <w:t xml:space="preserve">Verification</w:t>
+              <w:jc w:val="right"/>
+            </w:pPr>
+            <w:r>
+              <w:t xml:space="preserve">re-extract + re-reason（真实调用）</w:t>
             </w:r>
           </w:p>
         </w:tc>
@@ -3073,10 +3242,10 @@
           <w:p>
             <w:pPr>
               <w:pStyle w:val="Compact"/>
-              <w:jc w:val="left"/>
-            </w:pPr>
-            <w:r>
-              <w:t xml:space="preserve">Task Success</w:t>
+              <w:jc w:val="right"/>
+            </w:pPr>
+            <w:r>
+              <w:t xml:space="preserve">switch + decompose（完整策略）</w:t>
             </w:r>
           </w:p>
         </w:tc>
@@ -3093,7 +3262,7 @@
               <w:jc w:val="left"/>
             </w:pPr>
             <w:r>
-              <w:t xml:space="preserve">增量</w:t>
+              <w:t xml:space="preserve">动作可及性</w:t>
             </w:r>
           </w:p>
         </w:tc>
@@ -3106,51 +3275,57 @@
               <w:jc w:val="left"/>
             </w:pPr>
             <w:r>
-              <w:t xml:space="preserve">Full Adaptive（live）</w:t>
-            </w:r>
-          </w:p>
-        </w:tc>
-        <w:tc>
-          <w:p>
-            <w:pPr>
-              <w:pStyle w:val="Compact"/>
-              <w:jc w:val="left"/>
-            </w:pPr>
-            <w:r>
-              <w:t xml:space="preserve">LLM</w:t>
-            </w:r>
-          </w:p>
-        </w:tc>
-        <w:tc>
-          <w:p>
-            <w:pPr>
-              <w:pStyle w:val="Compact"/>
-              <w:jc w:val="left"/>
-            </w:pPr>
-            <w:r>
-              <w:t xml:space="preserve">LLM</w:t>
-            </w:r>
-          </w:p>
-        </w:tc>
-        <w:tc>
-          <w:p>
-            <w:pPr>
-              <w:pStyle w:val="Compact"/>
-              <w:jc w:val="left"/>
-            </w:pPr>
-            <w:r>
-              <w:t xml:space="preserve">34%</w:t>
-            </w:r>
-          </w:p>
-        </w:tc>
-        <w:tc>
-          <w:p>
-            <w:pPr>
-              <w:pStyle w:val="Compact"/>
-              <w:jc w:val="left"/>
-            </w:pPr>
-            <w:r>
-              <w:t xml:space="preserve">—</w:t>
+              <w:t xml:space="preserve">证据类（操作数未恢复，n=18）</w:t>
+            </w:r>
+          </w:p>
+        </w:tc>
+        <w:tc>
+          <w:p>
+            <w:pPr>
+              <w:pStyle w:val="Compact"/>
+              <w:jc w:val="right"/>
+            </w:pPr>
+            <w:r>
+              <w:t xml:space="preserve">0/18（0%）</w:t>
+            </w:r>
+          </w:p>
+        </w:tc>
+        <w:tc>
+          <w:p>
+            <w:pPr>
+              <w:pStyle w:val="Compact"/>
+              <w:jc w:val="right"/>
+            </w:pPr>
+            <w:r>
+              <w:rPr>
+                <w:b/>
+              </w:rPr>
+              <w:t xml:space="preserve">1/18（6%）</w:t>
+            </w:r>
+          </w:p>
+        </w:tc>
+        <w:tc>
+          <w:p>
+            <w:pPr>
+              <w:pStyle w:val="Compact"/>
+              <w:jc w:val="right"/>
+            </w:pPr>
+            <w:r>
+              <w:t xml:space="preserve">0/18（0%）</w:t>
+            </w:r>
+          </w:p>
+        </w:tc>
+        <w:tc>
+          <w:p>
+            <w:pPr>
+              <w:pStyle w:val="Compact"/>
+              <w:jc w:val="left"/>
+            </w:pPr>
+            <w:r>
+              <w:rPr>
+                <w:b/>
+              </w:rPr>
+              <w:t xml:space="preserve">现有动作均无效</w:t>
             </w:r>
           </w:p>
         </w:tc>
@@ -3163,165 +3338,57 @@
               <w:jc w:val="left"/>
             </w:pPr>
             <w:r>
-              <w:t xml:space="preserve">Oracle Verification</w:t>
-            </w:r>
-          </w:p>
-        </w:tc>
-        <w:tc>
-          <w:p>
-            <w:pPr>
-              <w:pStyle w:val="Compact"/>
-              <w:jc w:val="left"/>
-            </w:pPr>
-            <w:r>
-              <w:t xml:space="preserve">LLM</w:t>
-            </w:r>
-          </w:p>
-        </w:tc>
-        <w:tc>
-          <w:p>
-            <w:pPr>
-              <w:pStyle w:val="Compact"/>
-              <w:jc w:val="left"/>
-            </w:pPr>
-            <w:r>
-              <w:t xml:space="preserve">Gold</w:t>
-            </w:r>
-          </w:p>
-        </w:tc>
-        <w:tc>
-          <w:p>
-            <w:pPr>
-              <w:pStyle w:val="Compact"/>
-              <w:jc w:val="left"/>
-            </w:pPr>
-            <w:r>
-              <w:t xml:space="preserve">34%</w:t>
-            </w:r>
-          </w:p>
-        </w:tc>
-        <w:tc>
-          <w:p>
-            <w:pPr>
-              <w:pStyle w:val="Compact"/>
-              <w:jc w:val="left"/>
-            </w:pPr>
-            <w:r>
-              <w:t xml:space="preserve">+0 pp</w:t>
-            </w:r>
-          </w:p>
-        </w:tc>
-      </w:tr>
-      <w:tr>
-        <w:tc>
-          <w:p>
-            <w:pPr>
-              <w:pStyle w:val="Compact"/>
-              <w:jc w:val="left"/>
-            </w:pPr>
-            <w:r>
-              <w:t xml:space="preserve">Oracle Extraction</w:t>
-            </w:r>
-          </w:p>
-        </w:tc>
-        <w:tc>
-          <w:p>
-            <w:pPr>
-              <w:pStyle w:val="Compact"/>
-              <w:jc w:val="left"/>
-            </w:pPr>
-            <w:r>
-              <w:t xml:space="preserve">Gold</w:t>
-            </w:r>
-          </w:p>
-        </w:tc>
-        <w:tc>
-          <w:p>
-            <w:pPr>
-              <w:pStyle w:val="Compact"/>
-              <w:jc w:val="left"/>
-            </w:pPr>
-            <w:r>
-              <w:t xml:space="preserve">LLM</w:t>
-            </w:r>
-          </w:p>
-        </w:tc>
-        <w:tc>
-          <w:p>
-            <w:pPr>
-              <w:pStyle w:val="Compact"/>
-              <w:jc w:val="left"/>
-            </w:pPr>
-            <w:r>
-              <w:t xml:space="preserve">46%</w:t>
-            </w:r>
-          </w:p>
-        </w:tc>
-        <w:tc>
-          <w:p>
-            <w:pPr>
-              <w:pStyle w:val="Compact"/>
-              <w:jc w:val="left"/>
-            </w:pPr>
-            <w:r>
-              <w:t xml:space="preserve">+12 pp</w:t>
-            </w:r>
-          </w:p>
-        </w:tc>
-      </w:tr>
-      <w:tr>
-        <w:tc>
-          <w:p>
-            <w:pPr>
-              <w:pStyle w:val="Compact"/>
-              <w:jc w:val="left"/>
-            </w:pPr>
-            <w:r>
-              <w:t xml:space="preserve">Oracle Both</w:t>
-            </w:r>
-          </w:p>
-        </w:tc>
-        <w:tc>
-          <w:p>
-            <w:pPr>
-              <w:pStyle w:val="Compact"/>
-              <w:jc w:val="left"/>
-            </w:pPr>
-            <w:r>
-              <w:t xml:space="preserve">Gold</w:t>
-            </w:r>
-          </w:p>
-        </w:tc>
-        <w:tc>
-          <w:p>
-            <w:pPr>
-              <w:pStyle w:val="Compact"/>
-              <w:jc w:val="left"/>
-            </w:pPr>
-            <w:r>
-              <w:t xml:space="preserve">Gold</w:t>
-            </w:r>
-          </w:p>
-        </w:tc>
-        <w:tc>
-          <w:p>
-            <w:pPr>
-              <w:pStyle w:val="Compact"/>
-              <w:jc w:val="left"/>
-            </w:pPr>
-            <w:r>
-              <w:t xml:space="preserve">50%</w:t>
-            </w:r>
-          </w:p>
-        </w:tc>
-        <w:tc>
-          <w:p>
-            <w:pPr>
-              <w:pStyle w:val="Compact"/>
-              <w:jc w:val="left"/>
-            </w:pPr>
-            <w:r>
-              <w:t xml:space="preserve">+16 pp</w:t>
+              <w:t xml:space="preserve">推理类（公式错误，n=20）</w:t>
+            </w:r>
+          </w:p>
+        </w:tc>
+        <w:tc>
+          <w:p>
+            <w:pPr>
+              <w:pStyle w:val="Compact"/>
+              <w:jc w:val="right"/>
+            </w:pPr>
+            <w:r>
+              <w:rPr>
+                <w:b/>
+              </w:rPr>
+              <w:t xml:space="preserve">2/20（10%）</w:t>
+            </w:r>
+          </w:p>
+        </w:tc>
+        <w:tc>
+          <w:p>
+            <w:pPr>
+              <w:pStyle w:val="Compact"/>
+              <w:jc w:val="right"/>
+            </w:pPr>
+            <w:r>
+              <w:t xml:space="preserve">—</w:t>
+            </w:r>
+          </w:p>
+        </w:tc>
+        <w:tc>
+          <w:p>
+            <w:pPr>
+              <w:pStyle w:val="Compact"/>
+              <w:jc w:val="right"/>
+            </w:pPr>
+            <w:r>
+              <w:rPr>
+                <w:b/>
+              </w:rPr>
+              <w:t xml:space="preserve">5/20（25%）</w:t>
+            </w:r>
+          </w:p>
+        </w:tc>
+        <w:tc>
+          <w:p>
+            <w:pPr>
+              <w:pStyle w:val="Compact"/>
+              <w:jc w:val="left"/>
+            </w:pPr>
+            <w:r>
+              <w:t xml:space="preserve">分解&gt;换模&gt;零</w:t>
             </w:r>
           </w:p>
         </w:tc>
@@ -3332,67 +3399,70 @@
         <w:pStyle w:val="BodyText"/>
       </w:pPr>
       <w:r>
-        <w:t xml:space="preserve">两项发现：</w:t>
-      </w:r>
-    </w:p>
-    <w:p>
-      <w:pPr>
-        <w:numPr>
-          <w:ilvl w:val="0"/>
-          <w:numId w:val="1001"/>
-        </w:numPr>
-        <w:pStyle w:val="Compact"/>
-      </w:pPr>
+        <w:t xml:space="preserve">该表为</w:t>
+      </w:r>
       <w:r>
         <w:rPr>
           <w:b/>
         </w:rPr>
-        <w:t xml:space="preserve">完美检测在任务级增益为零</w:t>
-      </w:r>
-      <w:r>
-        <w:t xml:space="preserve">。24 个被放行的错误任务中，真实回退仅救回 2 个——这些失败是多模型共同失败（初始与回退模型在同一事实上都错），检测质量在节点级有明确价值（见 5.5.4 敏感性分析），在任务级无法兑换为恢复。</w:t>
-      </w:r>
-    </w:p>
-    <w:p>
-      <w:pPr>
-        <w:numPr>
-          <w:ilvl w:val="0"/>
-          <w:numId w:val="1001"/>
-        </w:numPr>
-        <w:pStyle w:val="Compact"/>
-      </w:pPr>
+        <w:t xml:space="preserve">失效类型条件下的恢复动作有效性分析</w:t>
+      </w:r>
+      <w:r>
+        <w:t xml:space="preserve">，n=18/20 仅呈方向性差异，不构成显著性证据。</w:t>
+      </w:r>
       <w:r>
         <w:rPr>
           <w:b/>
         </w:rPr>
-        <w:t xml:space="preserve">上游抽取 grounding 是主导瓶颈</w:t>
-      </w:r>
-      <w:r>
-        <w:t xml:space="preserve">（+12 pp）。系统的实际能力为 34%、理论潜力 50%，16 pp 差距主要来自信息获取而非执行适应。该分析是诊断性实验，用于解释 34% 的合理性，不作为方法结果报告。</w:t>
+        <w:t xml:space="preserve">判据纯度复核</w:t>
+      </w:r>
+      <w:r>
+        <w:t xml:space="preserve">：live 任务级 success=最终数值匹配 gold；5 个 Full 救回与 2 个 Feedback 救回任务的恢复前终值均经逐任务复核确为错误，本表判据干净。但在 148 节点冻结协议全量（证据 n=45、推理 n=48、结构 n=23，每节点 5 动作于同一冻结 snapshot 分叉，task_uid cluster bootstrap）中，</w:t>
+      </w:r>
+      <w:r>
+        <w:rPr>
+          <w:b/>
+        </w:rPr>
+        <w:t xml:space="preserve">任何失效类型 × 动作的恢复率差异均不显著</w:t>
+      </w:r>
+      <w:r>
+        <w:t xml:space="preserve">（全部格子 0–8.7%，95% CI 均覆盖 0），动作集 oracle 上界仅 6.9%（8/116）。</w:t>
+      </w:r>
+      <w:r>
+        <w:rPr>
+          <w:b/>
+        </w:rPr>
+        <w:t xml:space="preserve">失效类型不足以决定恢复动作，恢复动作集合的覆盖率才是当前瓶颈</w:t>
+      </w:r>
+      <w:r>
+        <w:t xml:space="preserve">。38 个失败中 33 个不可由任何已实现动作恢复（多模型共同失败），与 5.5.4 的 oracle 分析与全量结论一致。在剩余预算有限时选择提前终止以避免无效开销，是当前动作集合下由数据支持的决策。</w:t>
       </w:r>
     </w:p>
     <w:p>
       <w:pPr>
         <w:pStyle w:val="Heading3"/>
       </w:pPr>
-      <w:bookmarkStart w:id="29" w:name="检测门控与结构分解"/>
-      <w:r>
-        <w:t xml:space="preserve">5.5.4 检测门控与结构分解</w:t>
-      </w:r>
-      <w:bookmarkEnd w:id="29"/>
+      <w:bookmarkStart w:id="28" w:name="oracle-component-analysis误差瓶颈分析"/>
+      <w:r>
+        <w:t xml:space="preserve">5.5.4 Oracle Component Analysis（误差瓶颈分析）</w:t>
+      </w:r>
+      <w:bookmarkEnd w:id="28"/>
     </w:p>
     <w:p>
       <w:pPr>
         <w:pStyle w:val="FirstParagraph"/>
       </w:pPr>
       <w:r>
+        <w:t xml:space="preserve">保持 live 控制流（模型序列由确定性记忆回放重建），每次替换一个组件为理想组件。Oracle Verification 条件下，被真实验证器放行的错误任务按记忆回退</w:t>
+      </w:r>
+      <w:r>
         <w:rPr>
           <w:b/>
         </w:rPr>
-        <w:t xml:space="preserve">验证器敏感性</w:t>
-      </w:r>
-      <w:r>
-        <w:t xml:space="preserve">（节点级回放）：以实测混淆矩阵驱动回退触发，扫描错误召回率——0.27（实测）→ 0%，0.60 → 6.3%，0.80 → 15.6%，0.95 → 18.7%（与类型门控实测锚点吻合）；误报率 0.40 时恢复率为 −40.6%。检测质量为自适应执行定价，且该定价在任务级受限于失败的可恢复性本身。</w:t>
+        <w:t xml:space="preserve">真实补执行</w:t>
+      </w:r>
+      <w:r>
+        <w:t xml:space="preserve">（非抽样）：</w:t>
       </w:r>
     </w:p>
     <w:p>
@@ -3400,86 +3470,7 @@
         <w:pStyle w:val="BodyText"/>
       </w:pPr>
       <w:r>
-        <w:rPr>
-          <w:b/>
-        </w:rPr>
-        <w:t xml:space="preserve">类型门控</w:t>
-      </w:r>
-      <w:r>
-        <w:t xml:space="preserve">（节点级回放，扩展口径）：无验证器 0.5355 / 全局验证器 0.5355（231 次重路由、50 次误触发，净增益为零）/ 类型门控 0.5477（186 次重路由、误触发 35、漏检 6）。门控将干预限制在检测可靠的 verification 类型上，把净恢复率从 0% 提升至 28.6%。</w:t>
-      </w:r>
-    </w:p>
-    <w:p>
-      <w:pPr>
-        <w:pStyle w:val="BodyText"/>
-      </w:pPr>
-      <w:r>
-        <w:rPr>
-          <w:b/>
-        </w:rPr>
-        <w:t xml:space="preserve">结构分解</w:t>
-      </w:r>
-      <w:r>
-        <w:t xml:space="preserve">（困难 reasoning 节点，真实调用，两域）：扩展表达式语言后直接重问 0/20；failure-aware 分解（报告对齐 → 关系规划 → 表达式 → 检查）在节点隔离基准的 gold-facts 条件口径下，两批共 60 个全模型失败节点中 19 个生成表达式可由 gold facts 计算到标准答案（19/60=31.7%；本规模批 13/40，MultiHiertt 7/24、TAT-QA 6/16；初步证据 6/20）。固定三段模板历史参考 0/10。</w:t>
-      </w:r>
-      <w:r>
-        <w:rPr>
-          <w:b/>
-        </w:rPr>
-        <w:t xml:space="preserve">端到端判据复核（本次审计）</w:t>
-      </w:r>
-      <w:r>
-        <w:t xml:space="preserve">：该口径衡量</w:t>
-      </w:r>
-      <w:r>
-        <w:t xml:space="preserve">“</w:t>
-      </w:r>
-      <w:r>
-        <w:t xml:space="preserve">给定黄金证据时能否写出正确表达式</w:t>
-      </w:r>
-      <w:r>
-        <w:t xml:space="preserve">”</w:t>
-      </w:r>
-      <w:r>
-        <w:t xml:space="preserve">，并非端到端恢复——把 13/40 规模批的分解表达式在真实抽取事实上重算，仅 1/13 仍正确（4 个算错、2 个 v-引用索引错、6 个无抽取记录）。因此 31.7%</w:t>
-      </w:r>
-      <w:r>
-        <w:t xml:space="preserve"> </w:t>
-      </w:r>
-      <w:r>
-        <w:rPr>
-          <w:b/>
-        </w:rPr>
-        <w:t xml:space="preserve">作为端到端恢复率结论撤回</w:t>
-      </w:r>
-      <w:r>
-        <w:t xml:space="preserve">，降级为表达式级能力观察；分解适用域的证据组织类定性结论（裸事实丢失实体/期间分组语义，关系推理类失败 0/10）不变。附带发现是表达式语言本身：常数白名单使平均类问题结构性不可表达，本节全部机制比较在扩展执行器下进行以避免把语言修复误归因为分解效果。</w:t>
-      </w:r>
-    </w:p>
-    <w:p>
-      <w:pPr>
-        <w:pStyle w:val="Heading2"/>
-      </w:pPr>
-      <w:bookmarkStart w:id="30" w:name="dependency-aware-dag-reuse"/>
-      <w:r>
-        <w:t xml:space="preserve">5.6 Dependency-aware DAG Reuse</w:t>
-      </w:r>
-      <w:bookmarkEnd w:id="30"/>
-    </w:p>
-    <w:p>
-      <w:pPr>
-        <w:pStyle w:val="FirstParagraph"/>
-      </w:pPr>
-      <w:r>
-        <w:t xml:space="preserve">多轮任务中，追问通常只改变历史任务的一部分。本节检验依赖感知的局部复用（非输出缓存）：历史图保存节点、边、依赖与版本，修改发生时定位受影响子图，仅重算其后继。实验为 20 个追问任务（原始材料不变、首个事实假设 +10%），历史抽取子图零调用保留，仅重执行推理与验证。</w:t>
-      </w:r>
-    </w:p>
-    <w:p>
-      <w:pPr>
-        <w:pStyle w:val="BodyText"/>
-      </w:pPr>
-      <w:r>
-        <w:t xml:space="preserve">表 5-8　追问场景复用经济学</w:t>
+        <w:t xml:space="preserve">表 5-7　理想组件替换下的任务成功率</w:t>
       </w:r>
     </w:p>
     <w:tbl>
@@ -3506,7 +3497,7 @@
               <w:jc w:val="left"/>
             </w:pPr>
             <w:r>
-              <w:t xml:space="preserve">指标</w:t>
+              <w:t xml:space="preserve">设置</w:t>
             </w:r>
           </w:p>
         </w:tc>
@@ -3523,7 +3514,58 @@
               <w:jc w:val="left"/>
             </w:pPr>
             <w:r>
-              <w:t xml:space="preserve">结果</w:t>
+              <w:t xml:space="preserve">Extraction</w:t>
+            </w:r>
+          </w:p>
+        </w:tc>
+        <w:tc>
+          <w:tcPr>
+            <w:tcBorders>
+              <w:bottom w:val="single"/>
+            </w:tcBorders>
+            <w:vAlign w:val="bottom"/>
+          </w:tcPr>
+          <w:p>
+            <w:pPr>
+              <w:pStyle w:val="Compact"/>
+              <w:jc w:val="left"/>
+            </w:pPr>
+            <w:r>
+              <w:t xml:space="preserve">Verification</w:t>
+            </w:r>
+          </w:p>
+        </w:tc>
+        <w:tc>
+          <w:tcPr>
+            <w:tcBorders>
+              <w:bottom w:val="single"/>
+            </w:tcBorders>
+            <w:vAlign w:val="bottom"/>
+          </w:tcPr>
+          <w:p>
+            <w:pPr>
+              <w:pStyle w:val="Compact"/>
+              <w:jc w:val="left"/>
+            </w:pPr>
+            <w:r>
+              <w:t xml:space="preserve">Task Success</w:t>
+            </w:r>
+          </w:p>
+        </w:tc>
+        <w:tc>
+          <w:tcPr>
+            <w:tcBorders>
+              <w:bottom w:val="single"/>
+            </w:tcBorders>
+            <w:vAlign w:val="bottom"/>
+          </w:tcPr>
+          <w:p>
+            <w:pPr>
+              <w:pStyle w:val="Compact"/>
+              <w:jc w:val="left"/>
+            </w:pPr>
+            <w:r>
+              <w:t xml:space="preserve">增量</w:t>
             </w:r>
           </w:p>
         </w:tc>
@@ -3536,18 +3578,51 @@
               <w:jc w:val="left"/>
             </w:pPr>
             <w:r>
-              <w:t xml:space="preserve">Reuse Rate</w:t>
-            </w:r>
-          </w:p>
-        </w:tc>
-        <w:tc>
-          <w:p>
-            <w:pPr>
-              <w:pStyle w:val="Compact"/>
-              <w:jc w:val="left"/>
-            </w:pPr>
-            <w:r>
-              <w:t xml:space="preserve">50%（每任务 2 个抽取逻辑节点）</w:t>
+              <w:t xml:space="preserve">Full Adaptive（live）</w:t>
+            </w:r>
+          </w:p>
+        </w:tc>
+        <w:tc>
+          <w:p>
+            <w:pPr>
+              <w:pStyle w:val="Compact"/>
+              <w:jc w:val="left"/>
+            </w:pPr>
+            <w:r>
+              <w:t xml:space="preserve">LLM</w:t>
+            </w:r>
+          </w:p>
+        </w:tc>
+        <w:tc>
+          <w:p>
+            <w:pPr>
+              <w:pStyle w:val="Compact"/>
+              <w:jc w:val="left"/>
+            </w:pPr>
+            <w:r>
+              <w:t xml:space="preserve">LLM</w:t>
+            </w:r>
+          </w:p>
+        </w:tc>
+        <w:tc>
+          <w:p>
+            <w:pPr>
+              <w:pStyle w:val="Compact"/>
+              <w:jc w:val="left"/>
+            </w:pPr>
+            <w:r>
+              <w:t xml:space="preserve">34%</w:t>
+            </w:r>
+          </w:p>
+        </w:tc>
+        <w:tc>
+          <w:p>
+            <w:pPr>
+              <w:pStyle w:val="Compact"/>
+              <w:jc w:val="left"/>
+            </w:pPr>
+            <w:r>
+              <w:t xml:space="preserve">—</w:t>
             </w:r>
           </w:p>
         </w:tc>
@@ -3560,18 +3635,51 @@
               <w:jc w:val="left"/>
             </w:pPr>
             <w:r>
-              <w:t xml:space="preserve">Call Reduction</w:t>
-            </w:r>
-          </w:p>
-        </w:tc>
-        <w:tc>
-          <w:p>
-            <w:pPr>
-              <w:pStyle w:val="Compact"/>
-              <w:jc w:val="left"/>
-            </w:pPr>
-            <w:r>
-              <w:t xml:space="preserve">50%</w:t>
+              <w:t xml:space="preserve">Oracle Verification</w:t>
+            </w:r>
+          </w:p>
+        </w:tc>
+        <w:tc>
+          <w:p>
+            <w:pPr>
+              <w:pStyle w:val="Compact"/>
+              <w:jc w:val="left"/>
+            </w:pPr>
+            <w:r>
+              <w:t xml:space="preserve">LLM</w:t>
+            </w:r>
+          </w:p>
+        </w:tc>
+        <w:tc>
+          <w:p>
+            <w:pPr>
+              <w:pStyle w:val="Compact"/>
+              <w:jc w:val="left"/>
+            </w:pPr>
+            <w:r>
+              <w:t xml:space="preserve">Gold</w:t>
+            </w:r>
+          </w:p>
+        </w:tc>
+        <w:tc>
+          <w:p>
+            <w:pPr>
+              <w:pStyle w:val="Compact"/>
+              <w:jc w:val="left"/>
+            </w:pPr>
+            <w:r>
+              <w:t xml:space="preserve">34%</w:t>
+            </w:r>
+          </w:p>
+        </w:tc>
+        <w:tc>
+          <w:p>
+            <w:pPr>
+              <w:pStyle w:val="Compact"/>
+              <w:jc w:val="left"/>
+            </w:pPr>
+            <w:r>
+              <w:t xml:space="preserve">+0 pp</w:t>
             </w:r>
           </w:p>
         </w:tc>
@@ -3584,18 +3692,51 @@
               <w:jc w:val="left"/>
             </w:pPr>
             <w:r>
-              <w:t xml:space="preserve">Token Reduction</w:t>
-            </w:r>
-          </w:p>
-        </w:tc>
-        <w:tc>
-          <w:p>
-            <w:pPr>
-              <w:pStyle w:val="Compact"/>
-              <w:jc w:val="left"/>
-            </w:pPr>
-            <w:r>
-              <w:t xml:space="preserve">91.4%</w:t>
+              <w:t xml:space="preserve">Oracle Extraction</w:t>
+            </w:r>
+          </w:p>
+        </w:tc>
+        <w:tc>
+          <w:p>
+            <w:pPr>
+              <w:pStyle w:val="Compact"/>
+              <w:jc w:val="left"/>
+            </w:pPr>
+            <w:r>
+              <w:t xml:space="preserve">Gold</w:t>
+            </w:r>
+          </w:p>
+        </w:tc>
+        <w:tc>
+          <w:p>
+            <w:pPr>
+              <w:pStyle w:val="Compact"/>
+              <w:jc w:val="left"/>
+            </w:pPr>
+            <w:r>
+              <w:t xml:space="preserve">LLM</w:t>
+            </w:r>
+          </w:p>
+        </w:tc>
+        <w:tc>
+          <w:p>
+            <w:pPr>
+              <w:pStyle w:val="Compact"/>
+              <w:jc w:val="left"/>
+            </w:pPr>
+            <w:r>
+              <w:t xml:space="preserve">46%</w:t>
+            </w:r>
+          </w:p>
+        </w:tc>
+        <w:tc>
+          <w:p>
+            <w:pPr>
+              <w:pStyle w:val="Compact"/>
+              <w:jc w:val="left"/>
+            </w:pPr>
+            <w:r>
+              <w:t xml:space="preserve">+12 pp</w:t>
             </w:r>
           </w:p>
         </w:tc>
@@ -3608,18 +3749,51 @@
               <w:jc w:val="left"/>
             </w:pPr>
             <w:r>
-              <w:t xml:space="preserve">新链可执行 / 响应修改</w:t>
-            </w:r>
-          </w:p>
-        </w:tc>
-        <w:tc>
-          <w:p>
-            <w:pPr>
-              <w:pStyle w:val="Compact"/>
-              <w:jc w:val="left"/>
-            </w:pPr>
-            <w:r>
-              <w:t xml:space="preserve">19/20 / 19/20</w:t>
+              <w:t xml:space="preserve">Oracle Both</w:t>
+            </w:r>
+          </w:p>
+        </w:tc>
+        <w:tc>
+          <w:p>
+            <w:pPr>
+              <w:pStyle w:val="Compact"/>
+              <w:jc w:val="left"/>
+            </w:pPr>
+            <w:r>
+              <w:t xml:space="preserve">Gold</w:t>
+            </w:r>
+          </w:p>
+        </w:tc>
+        <w:tc>
+          <w:p>
+            <w:pPr>
+              <w:pStyle w:val="Compact"/>
+              <w:jc w:val="left"/>
+            </w:pPr>
+            <w:r>
+              <w:t xml:space="preserve">Gold</w:t>
+            </w:r>
+          </w:p>
+        </w:tc>
+        <w:tc>
+          <w:p>
+            <w:pPr>
+              <w:pStyle w:val="Compact"/>
+              <w:jc w:val="left"/>
+            </w:pPr>
+            <w:r>
+              <w:t xml:space="preserve">50%</w:t>
+            </w:r>
+          </w:p>
+        </w:tc>
+        <w:tc>
+          <w:p>
+            <w:pPr>
+              <w:pStyle w:val="Compact"/>
+              <w:jc w:val="left"/>
+            </w:pPr>
+            <w:r>
+              <w:t xml:space="preserve">+16 pp</w:t>
             </w:r>
           </w:p>
         </w:tc>
@@ -3630,19 +3804,67 @@
         <w:pStyle w:val="BodyText"/>
       </w:pPr>
       <w:r>
-        <w:t xml:space="preserve">与输出缓存的区别是结构性的：任何输入修改都使输出缓存失效并触发全链重算（等价于不复用），而依赖感知复用将重算范围收缩为 (</w:t>
-      </w:r>
-      <w:r>
-        <w:t xml:space="preserve">V</w:t>
-      </w:r>
-      <w:r>
-        <w:t xml:space="preserve"> </w:t>
-      </w:r>
-      <w:r>
-        <w:t xml:space="preserve">(</w:t>
-      </w:r>
-      <w:r>
-        <w:t xml:space="preserve">V))。token 降幅（91.4%）大于调用降幅（50%）的原因是工作负载结构：被跳过的抽取节点承担长报告上下文的处理，重算节点只消费短事实表示。两项口径限制保留：调用基线按逻辑链记录（非严格物理去重）；token 对照为历史记录对新调用（非同轮对称实验）。结果响应修改（19/20）是执行行为指标，不构成独立答案正确率证据。</w:t>
+        <w:t xml:space="preserve">两项发现：</w:t>
+      </w:r>
+    </w:p>
+    <w:p>
+      <w:pPr>
+        <w:numPr>
+          <w:ilvl w:val="0"/>
+          <w:numId w:val="1001"/>
+        </w:numPr>
+        <w:pStyle w:val="Compact"/>
+      </w:pPr>
+      <w:r>
+        <w:rPr>
+          <w:b/>
+        </w:rPr>
+        <w:t xml:space="preserve">完美检测在任务级增益为零</w:t>
+      </w:r>
+      <w:r>
+        <w:t xml:space="preserve">。24 个被放行的错误任务中，真实回退仅救回 2 个——这些失败是多模型共同失败（初始与回退模型在同一事实上都错），检测质量在节点级有明确价值（见 5.5.5 敏感性分析），在任务级无法兑换为恢复。</w:t>
+      </w:r>
+    </w:p>
+    <w:p>
+      <w:pPr>
+        <w:numPr>
+          <w:ilvl w:val="0"/>
+          <w:numId w:val="1001"/>
+        </w:numPr>
+        <w:pStyle w:val="Compact"/>
+      </w:pPr>
+      <w:r>
+        <w:rPr>
+          <w:b/>
+        </w:rPr>
+        <w:t xml:space="preserve">上游抽取 grounding 是主导瓶颈</w:t>
+      </w:r>
+      <w:r>
+        <w:t xml:space="preserve">（+12 pp）。系统的实际能力为 34%、理论潜力 50%，16 pp 差距主要来自信息获取而非执行适应。该分析是诊断性实验，用于解释 34% 的合理性，不作为方法结果报告。</w:t>
+      </w:r>
+    </w:p>
+    <w:p>
+      <w:pPr>
+        <w:pStyle w:val="Heading3"/>
+      </w:pPr>
+      <w:bookmarkStart w:id="29" w:name="检测门控与结构分解"/>
+      <w:r>
+        <w:t xml:space="preserve">5.5.5 检测门控与结构分解</w:t>
+      </w:r>
+      <w:bookmarkEnd w:id="29"/>
+    </w:p>
+    <w:p>
+      <w:pPr>
+        <w:pStyle w:val="FirstParagraph"/>
+      </w:pPr>
+      <w:r>
+        <w:rPr>
+          <w:b/>
+        </w:rPr>
+        <w:t xml:space="preserve">验证器敏感性</w:t>
+      </w:r>
+      <w:r>
+        <w:t xml:space="preserve">（节点级回放）：以实测混淆矩阵驱动回退触发，扫描错误召回率——0.27（实测）→ 0%，0.60 → 6.3%，0.80 → 15.6%，0.95 → 18.7%（与类型门控实测锚点吻合）；误报率 0.40 时恢复率为 −40.6%。检测质量为自适应执行定价，且该定价在任务级受限于失败的可恢复性本身。</w:t>
       </w:r>
     </w:p>
     <w:p>
@@ -3653,19 +3875,173 @@
         <w:rPr>
           <w:b/>
         </w:rPr>
-        <w:t xml:space="preserve">记忆保留策略（剪枝）</w:t>
-      </w:r>
-      <w:r>
-        <w:t xml:space="preserve">：图森林不是无限增长的存储，而是带依赖、带版本、带质量记录的执行经验库，配三条保留策略——(i) 时间剪枝：超出保留窗口未被检索引用的整图淘汰；(ii) 质量剪枝：使用次数 ≥3 且记录成功率 &lt;0.5 的节点移出复用候选集（保留版本历史，仅取消复用资格）；(iii) 相似合并：同构子图合并并保留最高质量版本。当前存储规模（2 图 / 6 节点 + 版本）下三条策略均不触发，作为设计规范声明而非实验声明。</w:t>
+        <w:t xml:space="preserve">类型门控</w:t>
+      </w:r>
+      <w:r>
+        <w:t xml:space="preserve">（节点级回放，扩展口径）：无验证器 0.5355 / 全局验证器 0.5355（231 次重路由、50 次误触发，净增益为零）/ 类型门控 0.5477（186 次重路由、误触发 35、漏检 6）。门控将干预限制在检测可靠的 verification 类型上，把净恢复率从 0% 提升至 28.6%。</w:t>
+      </w:r>
+    </w:p>
+    <w:p>
+      <w:pPr>
+        <w:pStyle w:val="BodyText"/>
+      </w:pPr>
+      <w:r>
+        <w:rPr>
+          <w:b/>
+        </w:rPr>
+        <w:t xml:space="preserve">结构分解</w:t>
+      </w:r>
+      <w:r>
+        <w:t xml:space="preserve">（困难 reasoning 节点，真实调用，两域）：扩展表达式语言后直接重问 0/20；failure-aware 分解（报告对齐 → 关系规划 → 表达式 → 检查）在节点隔离基准的 gold-facts 条件口径下，两批共 60 个全模型失败节点中 19 个生成表达式可由 gold facts 计算到标准答案（19/60=31.7%；本规模批 13/40，MultiHiertt 7/24、TAT-QA 6/16；初步证据 6/20）。固定三段模板历史参考 0/10。</w:t>
+      </w:r>
+      <w:r>
+        <w:rPr>
+          <w:b/>
+        </w:rPr>
+        <w:t xml:space="preserve">端到端判据复核（本次审计）</w:t>
+      </w:r>
+      <w:r>
+        <w:t xml:space="preserve">：该口径衡量</w:t>
+      </w:r>
+      <w:r>
+        <w:t xml:space="preserve">“</w:t>
+      </w:r>
+      <w:r>
+        <w:t xml:space="preserve">给定黄金证据时能否写出正确表达式</w:t>
+      </w:r>
+      <w:r>
+        <w:t xml:space="preserve">”</w:t>
+      </w:r>
+      <w:r>
+        <w:t xml:space="preserve">，并非端到端恢复——把 13/40 规模批的分解表达式在真实抽取事实上重算，仅 1/13 仍正确（4 个算错、2 个 v-引用索引错、6 个无抽取记录）。因此 31.7%</w:t>
+      </w:r>
+      <w:r>
+        <w:t xml:space="preserve"> </w:t>
+      </w:r>
+      <w:r>
+        <w:rPr>
+          <w:b/>
+        </w:rPr>
+        <w:t xml:space="preserve">作为端到端恢复率结论撤回</w:t>
+      </w:r>
+      <w:r>
+        <w:t xml:space="preserve">，降级为表达式级能力观察；分解适用域的证据组织类定性结论（裸事实丢失实体/期间分组语义，关系推理类失败 0/10）不变。附带发现是表达式语言本身：常数白名单使平均类问题结构性不可表达，本节全部机制比较在扩展执行器下进行以避免把语言修复误归因为分解效果。</w:t>
+      </w:r>
+      <w:r>
+        <w:t xml:space="preserve"> </w:t>
+      </w:r>
+      <w:r>
+        <w:t xml:space="preserve">### 5.5.6 Budget-aware Escalation and Termination</w:t>
+      </w:r>
+    </w:p>
+    <w:p>
+      <w:pPr>
+        <w:pStyle w:val="BodyText"/>
+      </w:pPr>
+      <w:r>
+        <w:rPr>
+          <w:b/>
+        </w:rPr>
+        <w:t xml:space="preserve">预算感知升级实验</w:t>
+      </w:r>
+      <w:r>
+        <w:t xml:space="preserve">（116 个判据纯净真失败，冻结 counterfactual，零新调用）：以剩余预算 (B</w:t>
+      </w:r>
+      <w:r>
+        <w:rPr>
+          <w:vertAlign w:val="superscript"/>
+        </w:rPr>
+        <w:t xml:space="preserve">{</w:t>
+      </w:r>
+      <w:r>
+        <w:rPr>
+          <w:vertAlign w:val="superscript"/>
+        </w:rPr>
+        <w:t xml:space="preserve">},T</w:t>
+      </w:r>
+      <w:r>
+        <w:t xml:space="preserve">{</w:t>
+      </w:r>
+      <w:r>
+        <w:t xml:space="preserve">}) 过滤可行动作后按序执行。时间预算网格显示：(T^{</w:t>
+      </w:r>
+      <w:r>
+        <w:t xml:space="preserve">}</w:t>
+      </w:r>
+      <w:r>
+        <w:t xml:space="preserve">) s 时仅 retry/switch 可行（Q=1.7%）；(</w:t>
+      </w:r>
+      <w:r>
+        <w:t xml:space="preserve">) s 时 retrieval/decompose（实测 2.7–4.8 s）不可行，上限为 retry→switch（3.5%）。token 预算从 1200 放开到无限，Q 仅从 3.4% 升至 6.9%（=oracle），成本从约 500 涨至 6332 tokens；恢复效率从 0.063 降至 0.011 恢复/千 token（约 6 倍差距），oracle 以 1/47 的成本达到同一上限。λ/μ 敏感性（(U=Q-</w:t>
+      </w:r>
+      <w:r>
+        <w:t xml:space="preserve">C-</w:t>
+      </w:r>
+      <w:r>
+        <w:t xml:space="preserve">L)）中，昂贵动作在任何非零成本/延迟权重下均不占优，多数权重下 retry-only 最优。结论：</w:t>
+      </w:r>
+      <w:r>
+        <w:rPr>
+          <w:b/>
+        </w:rPr>
+        <w:t xml:space="preserve">并不是恢复越复杂越好</w:t>
+      </w:r>
+      <w:r>
+        <w:t xml:space="preserve">——在动作收益很低时，应根据剩余预算控制升级深度，必要时提前终止。</w:t>
+      </w:r>
+    </w:p>
+    <w:p>
+      <w:pPr>
+        <w:pStyle w:val="Heading3"/>
+      </w:pPr>
+      <w:bookmarkStart w:id="30" w:name="local-subgraph-replan开发-pilotno-go未来工作"/>
+      <w:r>
+        <w:t xml:space="preserve">5.5.7 Local Subgraph Replan（开发 pilot，NO-GO，未来工作）</w:t>
+      </w:r>
+      <w:bookmarkEnd w:id="30"/>
+    </w:p>
+    <w:p>
+      <w:pPr>
+        <w:pStyle w:val="FirstParagraph"/>
+      </w:pPr>
+      <w:r>
+        <w:rPr>
+          <w:b/>
+        </w:rPr>
+        <w:t xml:space="preserve">局部子图重规划</w:t>
+      </w:r>
+      <w:r>
+        <w:t xml:space="preserve">（40 节点 dev 真失败集，与冻结 116/pool/pilot/decompose 集全部互斥，判据纯净；336 次真实调用）：模型把剩余计算规划为多步原子子图（s1..sk 确定性逐步执行 + 最终表达式），步骤失败时允许一次证据修复并重规划，改写失败节点及其受影响后继。结果：replan 恢复率 2.5%（1/40），且该节点本可被 retrieval 救回——</w:t>
+      </w:r>
+      <w:r>
+        <w:rPr>
+          <w:b/>
+        </w:rPr>
+        <w:t xml:space="preserve">动作集 oracle 覆盖率 10.0%→10.0%，净增 0 节点</w:t>
+      </w:r>
+      <w:r>
+        <w:t xml:space="preserve">；replan 平均成本 5931 tokens（约为 decompose 的 2.3 倍），33/40 需要二次规划、29/40 执行器错误。按预注册判据（净增 &gt;2 节点才继续）判定</w:t>
+      </w:r>
+      <w:r>
+        <w:t xml:space="preserve"> </w:t>
+      </w:r>
+      <w:r>
+        <w:rPr>
+          <w:b/>
+        </w:rPr>
+        <w:t xml:space="preserve">NO-GO</w:t>
+      </w:r>
+      <w:r>
+        <w:t xml:space="preserve">：局部子图重规划未扩大恢复动作覆盖率，作为未来工作保留，不再对冻结 116 测试。该负结果与 5.5.4 的 oracle 瓶颈一致：当前恢复上限由证据获取与计算能力决定，而非图的拓扑形状。</w:t>
       </w:r>
     </w:p>
     <w:p>
       <w:pPr>
         <w:pStyle w:val="Heading2"/>
       </w:pPr>
-      <w:bookmarkStart w:id="31" w:name="Xb16f114428ad27dae98222b6fee545423376880"/>
-      <w:r>
-        <w:t xml:space="preserve">5.7 Budget-aware Multi-objective Execution Optimization</w:t>
+      <w:bookmarkStart w:id="31" w:name="dependency-aware-dag-reuse"/>
+      <w:r>
+        <w:t xml:space="preserve">5.6 Dependency-aware DAG Reuse</w:t>
       </w:r>
       <w:bookmarkEnd w:id="31"/>
     </w:p>
@@ -3674,7 +4050,7 @@
         <w:pStyle w:val="FirstParagraph"/>
       </w:pPr>
       <w:r>
-        <w:t xml:space="preserve">本节将资源决策组织为系统决策层。执行策略定义为配置组合</w:t>
+        <w:t xml:space="preserve">多轮任务中，追问通常只改变历史任务的一部分。本节检验依赖感知的局部复用（非输出缓存）：历史图保存节点、边、依赖与版本，修改发生时定位受影响子图，仅重算其后继。实验为 20 个追问任务（原始材料不变、首个事实假设 +10%），历史抽取子图零调用保留，仅重执行推理与验证。</w:t>
       </w:r>
     </w:p>
     <w:p>
@@ -3682,91 +4058,7 @@
         <w:pStyle w:val="BodyText"/>
       </w:pPr>
       <w:r>
-        <w:t xml:space="preserve">[</w:t>
-      </w:r>
-      <w:r>
-        <w:t xml:space="preserve"> </w:t>
-      </w:r>
-      <w:r>
-        <w:t xml:space="preserve">= (</w:t>
-      </w:r>
-      <w:r>
-        <w:t xml:space="preserve">, </w:t>
-      </w:r>
-      <w:r>
-        <w:t xml:space="preserve">, </w:t>
-      </w:r>
-      <w:r>
-        <w:t xml:space="preserve">, </w:t>
-      </w:r>
-      <w:r>
-        <w:t xml:space="preserve">),</w:t>
-      </w:r>
-      <w:r>
-        <w:t xml:space="preserve"> </w:t>
-      </w:r>
-      <w:r>
-        <w:t xml:space="preserve">]</w:t>
-      </w:r>
-    </w:p>
-    <w:p>
-      <w:pPr>
-        <w:pStyle w:val="BodyText"/>
-      </w:pPr>
-      <w:r>
-        <w:t xml:space="preserve">五个固定策略（Always Medium/Large、Static、Feedback、Full）由 live 执行实测；在逐任务实测结果表之上，进一步构造</w:t>
-      </w:r>
-      <w:r>
-        <w:rPr>
-          <w:b/>
-        </w:rPr>
-        <w:t xml:space="preserve">两类自适应策略</w:t>
-      </w:r>
-      <w:r>
-        <w:t xml:space="preserve">——预算自适应（每任务按其预算 (B_i) 选择可行集中质量最高者）与难度自适应（按到达时可观测的上下文规模分档选择 static/feedback/full）。所有混合策略的每个组成单元均为真实执行结果，无任何估计。给定预算约束的部署规则为</w:t>
-      </w:r>
-    </w:p>
-    <w:p>
-      <w:pPr>
-        <w:pStyle w:val="BodyText"/>
-      </w:pPr>
-      <w:r>
-        <w:t xml:space="preserve">[</w:t>
-      </w:r>
-      <w:r>
-        <w:t xml:space="preserve"> </w:t>
-      </w:r>
-      <w:r>
-        <w:t xml:space="preserve">_{</w:t>
-      </w:r>
-      <w:r>
-        <w:t xml:space="preserve">} Q(</w:t>
-      </w:r>
-      <w:r>
-        <w:t xml:space="preserve">)</w:t>
-      </w:r>
-      <w:r>
-        <w:t xml:space="preserve">(</w:t>
-      </w:r>
-      <w:r>
-        <w:t xml:space="preserve">)</w:t>
-      </w:r>
-      <w:r>
-        <w:t xml:space="preserve">B.</w:t>
-      </w:r>
-      <w:r>
-        <w:t xml:space="preserve"> </w:t>
-      </w:r>
-      <w:r>
-        <w:t xml:space="preserve">]</w:t>
-      </w:r>
-    </w:p>
-    <w:p>
-      <w:pPr>
-        <w:pStyle w:val="BodyText"/>
-      </w:pPr>
-      <w:r>
-        <w:t xml:space="preserve">表 5-9　live 实测成本与质量（50 任务，固定策略）</w:t>
+        <w:t xml:space="preserve">表 5-8　追问场景复用经济学</w:t>
       </w:r>
     </w:p>
     <w:tbl>
@@ -3793,7 +4085,7 @@
               <w:jc w:val="left"/>
             </w:pPr>
             <w:r>
-              <w:t xml:space="preserve">策略</w:t>
+              <w:t xml:space="preserve">指标</w:t>
             </w:r>
           </w:p>
         </w:tc>
@@ -3810,58 +4102,7 @@
               <w:jc w:val="left"/>
             </w:pPr>
             <w:r>
-              <w:t xml:space="preserve">Task Success</w:t>
-            </w:r>
-          </w:p>
-        </w:tc>
-        <w:tc>
-          <w:tcPr>
-            <w:tcBorders>
-              <w:bottom w:val="single"/>
-            </w:tcBorders>
-            <w:vAlign w:val="bottom"/>
-          </w:tcPr>
-          <w:p>
-            <w:pPr>
-              <w:pStyle w:val="Compact"/>
-              <w:jc w:val="left"/>
-            </w:pPr>
-            <w:r>
-              <w:t xml:space="preserve">Tokens / task</w:t>
-            </w:r>
-          </w:p>
-        </w:tc>
-        <w:tc>
-          <w:tcPr>
-            <w:tcBorders>
-              <w:bottom w:val="single"/>
-            </w:tcBorders>
-            <w:vAlign w:val="bottom"/>
-          </w:tcPr>
-          <w:p>
-            <w:pPr>
-              <w:pStyle w:val="Compact"/>
-              <w:jc w:val="left"/>
-            </w:pPr>
-            <w:r>
-              <w:t xml:space="preserve">调用 / task</w:t>
-            </w:r>
-          </w:p>
-        </w:tc>
-        <w:tc>
-          <w:tcPr>
-            <w:tcBorders>
-              <w:bottom w:val="single"/>
-            </w:tcBorders>
-            <w:vAlign w:val="bottom"/>
-          </w:tcPr>
-          <w:p>
-            <w:pPr>
-              <w:pStyle w:val="Compact"/>
-              <w:jc w:val="left"/>
-            </w:pPr>
-            <w:r>
-              <w:t xml:space="preserve">服务时长（s）</w:t>
+              <w:t xml:space="preserve">结果</w:t>
             </w:r>
           </w:p>
         </w:tc>
@@ -3874,51 +4115,18 @@
               <w:jc w:val="left"/>
             </w:pPr>
             <w:r>
-              <w:t xml:space="preserve">Always Medium</w:t>
-            </w:r>
-          </w:p>
-        </w:tc>
-        <w:tc>
-          <w:p>
-            <w:pPr>
-              <w:pStyle w:val="Compact"/>
-              <w:jc w:val="left"/>
-            </w:pPr>
-            <w:r>
-              <w:t xml:space="preserve">16%</w:t>
-            </w:r>
-          </w:p>
-        </w:tc>
-        <w:tc>
-          <w:p>
-            <w:pPr>
-              <w:pStyle w:val="Compact"/>
-              <w:jc w:val="left"/>
-            </w:pPr>
-            <w:r>
-              <w:t xml:space="preserve">4610</w:t>
-            </w:r>
-          </w:p>
-        </w:tc>
-        <w:tc>
-          <w:p>
-            <w:pPr>
-              <w:pStyle w:val="Compact"/>
-              <w:jc w:val="left"/>
-            </w:pPr>
-            <w:r>
-              <w:t xml:space="preserve">2.0</w:t>
-            </w:r>
-          </w:p>
-        </w:tc>
-        <w:tc>
-          <w:p>
-            <w:pPr>
-              <w:pStyle w:val="Compact"/>
-              <w:jc w:val="left"/>
-            </w:pPr>
-            <w:r>
-              <w:t xml:space="preserve">318</w:t>
+              <w:t xml:space="preserve">Reuse Rate</w:t>
+            </w:r>
+          </w:p>
+        </w:tc>
+        <w:tc>
+          <w:p>
+            <w:pPr>
+              <w:pStyle w:val="Compact"/>
+              <w:jc w:val="left"/>
+            </w:pPr>
+            <w:r>
+              <w:t xml:space="preserve">50%（每任务 2 个抽取逻辑节点）</w:t>
             </w:r>
           </w:p>
         </w:tc>
@@ -3931,51 +4139,18 @@
               <w:jc w:val="left"/>
             </w:pPr>
             <w:r>
-              <w:t xml:space="preserve">Always Large</w:t>
-            </w:r>
-          </w:p>
-        </w:tc>
-        <w:tc>
-          <w:p>
-            <w:pPr>
-              <w:pStyle w:val="Compact"/>
-              <w:jc w:val="left"/>
-            </w:pPr>
-            <w:r>
-              <w:t xml:space="preserve">24%</w:t>
-            </w:r>
-          </w:p>
-        </w:tc>
-        <w:tc>
-          <w:p>
-            <w:pPr>
-              <w:pStyle w:val="Compact"/>
-              <w:jc w:val="left"/>
-            </w:pPr>
-            <w:r>
-              <w:t xml:space="preserve">4477</w:t>
-            </w:r>
-          </w:p>
-        </w:tc>
-        <w:tc>
-          <w:p>
-            <w:pPr>
-              <w:pStyle w:val="Compact"/>
-              <w:jc w:val="left"/>
-            </w:pPr>
-            <w:r>
-              <w:t xml:space="preserve">2.0</w:t>
-            </w:r>
-          </w:p>
-        </w:tc>
-        <w:tc>
-          <w:p>
-            <w:pPr>
-              <w:pStyle w:val="Compact"/>
-              <w:jc w:val="left"/>
-            </w:pPr>
-            <w:r>
-              <w:t xml:space="preserve">319</w:t>
+              <w:t xml:space="preserve">Call Reduction</w:t>
+            </w:r>
+          </w:p>
+        </w:tc>
+        <w:tc>
+          <w:p>
+            <w:pPr>
+              <w:pStyle w:val="Compact"/>
+              <w:jc w:val="left"/>
+            </w:pPr>
+            <w:r>
+              <w:t xml:space="preserve">50%</w:t>
             </w:r>
           </w:p>
         </w:tc>
@@ -3988,51 +4163,18 @@
               <w:jc w:val="left"/>
             </w:pPr>
             <w:r>
-              <w:t xml:space="preserve">Static</w:t>
-            </w:r>
-          </w:p>
-        </w:tc>
-        <w:tc>
-          <w:p>
-            <w:pPr>
-              <w:pStyle w:val="Compact"/>
-              <w:jc w:val="left"/>
-            </w:pPr>
-            <w:r>
-              <w:t xml:space="preserve">24%</w:t>
-            </w:r>
-          </w:p>
-        </w:tc>
-        <w:tc>
-          <w:p>
-            <w:pPr>
-              <w:pStyle w:val="Compact"/>
-              <w:jc w:val="left"/>
-            </w:pPr>
-            <w:r>
-              <w:t xml:space="preserve">4484</w:t>
-            </w:r>
-          </w:p>
-        </w:tc>
-        <w:tc>
-          <w:p>
-            <w:pPr>
-              <w:pStyle w:val="Compact"/>
-              <w:jc w:val="left"/>
-            </w:pPr>
-            <w:r>
-              <w:t xml:space="preserve">2.0</w:t>
-            </w:r>
-          </w:p>
-        </w:tc>
-        <w:tc>
-          <w:p>
-            <w:pPr>
-              <w:pStyle w:val="Compact"/>
-              <w:jc w:val="left"/>
-            </w:pPr>
-            <w:r>
-              <w:t xml:space="preserve">332</w:t>
+              <w:t xml:space="preserve">Token Reduction</w:t>
+            </w:r>
+          </w:p>
+        </w:tc>
+        <w:tc>
+          <w:p>
+            <w:pPr>
+              <w:pStyle w:val="Compact"/>
+              <w:jc w:val="left"/>
+            </w:pPr>
+            <w:r>
+              <w:t xml:space="preserve">91.4%</w:t>
             </w:r>
           </w:p>
         </w:tc>
@@ -4045,108 +4187,18 @@
               <w:jc w:val="left"/>
             </w:pPr>
             <w:r>
-              <w:t xml:space="preserve">+ Feedback</w:t>
-            </w:r>
-          </w:p>
-        </w:tc>
-        <w:tc>
-          <w:p>
-            <w:pPr>
-              <w:pStyle w:val="Compact"/>
-              <w:jc w:val="left"/>
-            </w:pPr>
-            <w:r>
-              <w:t xml:space="preserve">28%</w:t>
-            </w:r>
-          </w:p>
-        </w:tc>
-        <w:tc>
-          <w:p>
-            <w:pPr>
-              <w:pStyle w:val="Compact"/>
-              <w:jc w:val="left"/>
-            </w:pPr>
-            <w:r>
-              <w:t xml:space="preserve">4959</w:t>
-            </w:r>
-          </w:p>
-        </w:tc>
-        <w:tc>
-          <w:p>
-            <w:pPr>
-              <w:pStyle w:val="Compact"/>
-              <w:jc w:val="left"/>
-            </w:pPr>
-            <w:r>
-              <w:t xml:space="preserve">3.7</w:t>
-            </w:r>
-          </w:p>
-        </w:tc>
-        <w:tc>
-          <w:p>
-            <w:pPr>
-              <w:pStyle w:val="Compact"/>
-              <w:jc w:val="left"/>
-            </w:pPr>
-            <w:r>
-              <w:t xml:space="preserve">368</w:t>
-            </w:r>
-          </w:p>
-        </w:tc>
-      </w:tr>
-      <w:tr>
-        <w:tc>
-          <w:p>
-            <w:pPr>
-              <w:pStyle w:val="Compact"/>
-              <w:jc w:val="left"/>
-            </w:pPr>
-            <w:r>
-              <w:t xml:space="preserve">Full Adaptive</w:t>
-            </w:r>
-          </w:p>
-        </w:tc>
-        <w:tc>
-          <w:p>
-            <w:pPr>
-              <w:pStyle w:val="Compact"/>
-              <w:jc w:val="left"/>
-            </w:pPr>
-            <w:r>
-              <w:t xml:space="preserve">34%</w:t>
-            </w:r>
-          </w:p>
-        </w:tc>
-        <w:tc>
-          <w:p>
-            <w:pPr>
-              <w:pStyle w:val="Compact"/>
-              <w:jc w:val="left"/>
-            </w:pPr>
-            <w:r>
-              <w:t xml:space="preserve">5637</w:t>
-            </w:r>
-          </w:p>
-        </w:tc>
-        <w:tc>
-          <w:p>
-            <w:pPr>
-              <w:pStyle w:val="Compact"/>
-              <w:jc w:val="left"/>
-            </w:pPr>
-            <w:r>
-              <w:t xml:space="preserve">4.1</w:t>
-            </w:r>
-          </w:p>
-        </w:tc>
-        <w:tc>
-          <w:p>
-            <w:pPr>
-              <w:pStyle w:val="Compact"/>
-              <w:jc w:val="left"/>
-            </w:pPr>
-            <w:r>
-              <w:t xml:space="preserve">414</w:t>
+              <w:t xml:space="preserve">新链可执行 / 响应修改</w:t>
+            </w:r>
+          </w:p>
+        </w:tc>
+        <w:tc>
+          <w:p>
+            <w:pPr>
+              <w:pStyle w:val="Compact"/>
+              <w:jc w:val="left"/>
+            </w:pPr>
+            <w:r>
+              <w:t xml:space="preserve">19/20 / 19/20</w:t>
             </w:r>
           </w:p>
         </w:tc>
@@ -4157,13 +4209,143 @@
         <w:pStyle w:val="BodyText"/>
       </w:pPr>
       <w:r>
+        <w:t xml:space="preserve">与输出缓存的区别是结构性的：任何输入修改都使输出缓存失效并触发全链重算（等价于不复用），而依赖感知复用将重算范围收缩为 (</w:t>
+      </w:r>
+      <w:r>
+        <w:t xml:space="preserve">V</w:t>
+      </w:r>
+      <w:r>
+        <w:t xml:space="preserve"> </w:t>
+      </w:r>
+      <w:r>
+        <w:t xml:space="preserve">(</w:t>
+      </w:r>
+      <w:r>
+        <w:t xml:space="preserve">V))。token 降幅（91.4%）大于调用降幅（50%）的原因是工作负载结构：被跳过的抽取节点承担长报告上下文的处理，重算节点只消费短事实表示。两项口径限制保留：调用基线按逻辑链记录（非严格物理去重）；token 对照为历史记录对新调用（非同轮对称实验）。结果响应修改（19/20）是执行行为指标，不构成独立答案正确率证据。</w:t>
+      </w:r>
+    </w:p>
+    <w:p>
+      <w:pPr>
+        <w:pStyle w:val="BodyText"/>
+      </w:pPr>
+      <w:r>
         <w:rPr>
           <w:b/>
         </w:rPr>
-        <w:t xml:space="preserve">预算自适应策略</w:t>
-      </w:r>
-      <w:r>
-        <w:t xml:space="preserve">（逐任务选择，全部为实测组合）：</w:t>
+        <w:t xml:space="preserve">记忆保留策略（剪枝）</w:t>
+      </w:r>
+      <w:r>
+        <w:t xml:space="preserve">：图森林不是无限增长的存储，而是带依赖、带版本、带质量记录的执行经验库，配三条保留策略——(i) 时间剪枝：超出保留窗口未被检索引用的整图淘汰；(ii) 质量剪枝：使用次数 ≥3 且记录成功率 &lt;0.5 的节点移出复用候选集（保留版本历史，仅取消复用资格）；(iii) 相似合并：同构子图合并并保留最高质量版本。当前存储规模（2 图 / 6 节点 + 版本）下三条策略均不触发，作为设计规范声明而非实验声明。</w:t>
+      </w:r>
+    </w:p>
+    <w:p>
+      <w:pPr>
+        <w:pStyle w:val="Heading2"/>
+      </w:pPr>
+      <w:bookmarkStart w:id="32" w:name="Xb16f114428ad27dae98222b6fee545423376880"/>
+      <w:r>
+        <w:t xml:space="preserve">5.7 Budget-aware Multi-objective Execution Optimization</w:t>
+      </w:r>
+      <w:bookmarkEnd w:id="32"/>
+    </w:p>
+    <w:p>
+      <w:pPr>
+        <w:pStyle w:val="FirstParagraph"/>
+      </w:pPr>
+      <w:r>
+        <w:t xml:space="preserve">本节将资源决策组织为系统决策层。执行策略定义为配置组合</w:t>
+      </w:r>
+    </w:p>
+    <w:p>
+      <w:pPr>
+        <w:pStyle w:val="BodyText"/>
+      </w:pPr>
+      <w:r>
+        <w:t xml:space="preserve">[</w:t>
+      </w:r>
+      <w:r>
+        <w:t xml:space="preserve"> </w:t>
+      </w:r>
+      <w:r>
+        <w:t xml:space="preserve">= (</w:t>
+      </w:r>
+      <w:r>
+        <w:t xml:space="preserve">, </w:t>
+      </w:r>
+      <w:r>
+        <w:t xml:space="preserve">, </w:t>
+      </w:r>
+      <w:r>
+        <w:t xml:space="preserve">, </w:t>
+      </w:r>
+      <w:r>
+        <w:t xml:space="preserve">),</w:t>
+      </w:r>
+      <w:r>
+        <w:t xml:space="preserve"> </w:t>
+      </w:r>
+      <w:r>
+        <w:t xml:space="preserve">]</w:t>
+      </w:r>
+    </w:p>
+    <w:p>
+      <w:pPr>
+        <w:pStyle w:val="BodyText"/>
+      </w:pPr>
+      <w:r>
+        <w:t xml:space="preserve">五个固定策略（Always Medium/Large、Static、Feedback、Full）由 live 执行实测；在逐任务实测结果表之上，进一步构造</w:t>
+      </w:r>
+      <w:r>
+        <w:rPr>
+          <w:b/>
+        </w:rPr>
+        <w:t xml:space="preserve">两类自适应策略</w:t>
+      </w:r>
+      <w:r>
+        <w:t xml:space="preserve">——预算自适应（每任务按其预算 (B_i) 选择可行集中质量最高者）与难度自适应（按到达时可观测的上下文规模分档选择 static/feedback/full）。所有混合策略的每个组成单元均为真实执行结果，无任何估计。给定预算约束的部署规则为</w:t>
+      </w:r>
+    </w:p>
+    <w:p>
+      <w:pPr>
+        <w:pStyle w:val="BodyText"/>
+      </w:pPr>
+      <w:r>
+        <w:t xml:space="preserve">[</w:t>
+      </w:r>
+      <w:r>
+        <w:t xml:space="preserve"> </w:t>
+      </w:r>
+      <w:r>
+        <w:t xml:space="preserve">_{</w:t>
+      </w:r>
+      <w:r>
+        <w:t xml:space="preserve">} Q(</w:t>
+      </w:r>
+      <w:r>
+        <w:t xml:space="preserve">)</w:t>
+      </w:r>
+      <w:r>
+        <w:t xml:space="preserve">(</w:t>
+      </w:r>
+      <w:r>
+        <w:t xml:space="preserve">)</w:t>
+      </w:r>
+      <w:r>
+        <w:t xml:space="preserve">B.</w:t>
+      </w:r>
+      <w:r>
+        <w:t xml:space="preserve"> </w:t>
+      </w:r>
+      <w:r>
+        <w:t xml:space="preserve">]</w:t>
+      </w:r>
+    </w:p>
+    <w:p>
+      <w:pPr>
+        <w:pStyle w:val="BodyText"/>
+      </w:pPr>
+      <w:r>
+        <w:t xml:space="preserve">表 5-9　live 实测成本与质量（50 任务，固定策略）</w:t>
       </w:r>
     </w:p>
     <w:tbl>
@@ -4190,7 +4372,7 @@
               <w:jc w:val="left"/>
             </w:pPr>
             <w:r>
-              <w:t xml:space="preserve">每任务预算 B</w:t>
+              <w:t xml:space="preserve">策略</w:t>
             </w:r>
           </w:p>
         </w:tc>
@@ -4241,7 +4423,24 @@
               <w:jc w:val="left"/>
             </w:pPr>
             <w:r>
-              <w:t xml:space="preserve">相对固定 Full</w:t>
+              <w:t xml:space="preserve">调用 / task</w:t>
+            </w:r>
+          </w:p>
+        </w:tc>
+        <w:tc>
+          <w:tcPr>
+            <w:tcBorders>
+              <w:bottom w:val="single"/>
+            </w:tcBorders>
+            <w:vAlign w:val="bottom"/>
+          </w:tcPr>
+          <w:p>
+            <w:pPr>
+              <w:pStyle w:val="Compact"/>
+              <w:jc w:val="left"/>
+            </w:pPr>
+            <w:r>
+              <w:t xml:space="preserve">服务时长（s）</w:t>
             </w:r>
           </w:p>
         </w:tc>
@@ -4254,40 +4453,51 @@
               <w:jc w:val="left"/>
             </w:pPr>
             <w:r>
-              <w:t xml:space="preserve">4,500</w:t>
-            </w:r>
-          </w:p>
-        </w:tc>
-        <w:tc>
-          <w:p>
-            <w:pPr>
-              <w:pStyle w:val="Compact"/>
-              <w:jc w:val="left"/>
-            </w:pPr>
-            <w:r>
-              <w:t xml:space="preserve">30%</w:t>
-            </w:r>
-          </w:p>
-        </w:tc>
-        <w:tc>
-          <w:p>
-            <w:pPr>
-              <w:pStyle w:val="Compact"/>
-              <w:jc w:val="left"/>
-            </w:pPr>
-            <w:r>
-              <w:t xml:space="preserve">4,533</w:t>
-            </w:r>
-          </w:p>
-        </w:tc>
-        <w:tc>
-          <w:p>
-            <w:pPr>
-              <w:pStyle w:val="Compact"/>
-              <w:jc w:val="left"/>
-            </w:pPr>
-            <w:r>
-              <w:t xml:space="preserve">−19% tokens / −4 pp</w:t>
+              <w:t xml:space="preserve">Always Medium</w:t>
+            </w:r>
+          </w:p>
+        </w:tc>
+        <w:tc>
+          <w:p>
+            <w:pPr>
+              <w:pStyle w:val="Compact"/>
+              <w:jc w:val="left"/>
+            </w:pPr>
+            <w:r>
+              <w:t xml:space="preserve">16%</w:t>
+            </w:r>
+          </w:p>
+        </w:tc>
+        <w:tc>
+          <w:p>
+            <w:pPr>
+              <w:pStyle w:val="Compact"/>
+              <w:jc w:val="left"/>
+            </w:pPr>
+            <w:r>
+              <w:t xml:space="preserve">4610</w:t>
+            </w:r>
+          </w:p>
+        </w:tc>
+        <w:tc>
+          <w:p>
+            <w:pPr>
+              <w:pStyle w:val="Compact"/>
+              <w:jc w:val="left"/>
+            </w:pPr>
+            <w:r>
+              <w:t xml:space="preserve">2.0</w:t>
+            </w:r>
+          </w:p>
+        </w:tc>
+        <w:tc>
+          <w:p>
+            <w:pPr>
+              <w:pStyle w:val="Compact"/>
+              <w:jc w:val="left"/>
+            </w:pPr>
+            <w:r>
+              <w:t xml:space="preserve">318</w:t>
             </w:r>
           </w:p>
         </w:tc>
@@ -4300,40 +4510,51 @@
               <w:jc w:val="left"/>
             </w:pPr>
             <w:r>
-              <w:t xml:space="preserve">4,800–5,000</w:t>
-            </w:r>
-          </w:p>
-        </w:tc>
-        <w:tc>
-          <w:p>
-            <w:pPr>
-              <w:pStyle w:val="Compact"/>
-              <w:jc w:val="left"/>
-            </w:pPr>
-            <w:r>
-              <w:t xml:space="preserve">32%</w:t>
-            </w:r>
-          </w:p>
-        </w:tc>
-        <w:tc>
-          <w:p>
-            <w:pPr>
-              <w:pStyle w:val="Compact"/>
-              <w:jc w:val="left"/>
-            </w:pPr>
-            <w:r>
-              <w:t xml:space="preserve">4,545–4,565</w:t>
-            </w:r>
-          </w:p>
-        </w:tc>
-        <w:tc>
-          <w:p>
-            <w:pPr>
-              <w:pStyle w:val="Compact"/>
-              <w:jc w:val="left"/>
-            </w:pPr>
-            <w:r>
-              <w:t xml:space="preserve">−19% tokens / −2 pp</w:t>
+              <w:t xml:space="preserve">Always Large</w:t>
+            </w:r>
+          </w:p>
+        </w:tc>
+        <w:tc>
+          <w:p>
+            <w:pPr>
+              <w:pStyle w:val="Compact"/>
+              <w:jc w:val="left"/>
+            </w:pPr>
+            <w:r>
+              <w:t xml:space="preserve">24%</w:t>
+            </w:r>
+          </w:p>
+        </w:tc>
+        <w:tc>
+          <w:p>
+            <w:pPr>
+              <w:pStyle w:val="Compact"/>
+              <w:jc w:val="left"/>
+            </w:pPr>
+            <w:r>
+              <w:t xml:space="preserve">4477</w:t>
+            </w:r>
+          </w:p>
+        </w:tc>
+        <w:tc>
+          <w:p>
+            <w:pPr>
+              <w:pStyle w:val="Compact"/>
+              <w:jc w:val="left"/>
+            </w:pPr>
+            <w:r>
+              <w:t xml:space="preserve">2.0</w:t>
+            </w:r>
+          </w:p>
+        </w:tc>
+        <w:tc>
+          <w:p>
+            <w:pPr>
+              <w:pStyle w:val="Compact"/>
+              <w:jc w:val="left"/>
+            </w:pPr>
+            <w:r>
+              <w:t xml:space="preserve">319</w:t>
             </w:r>
           </w:p>
         </w:tc>
@@ -4346,52 +4567,51 @@
               <w:jc w:val="left"/>
             </w:pPr>
             <w:r>
-              <w:rPr>
-                <w:b/>
-              </w:rPr>
-              <w:t xml:space="preserve">5,100–5,200</w:t>
-            </w:r>
-          </w:p>
-        </w:tc>
-        <w:tc>
-          <w:p>
-            <w:pPr>
-              <w:pStyle w:val="Compact"/>
-              <w:jc w:val="left"/>
-            </w:pPr>
-            <w:r>
-              <w:rPr>
-                <w:b/>
-              </w:rPr>
-              <w:t xml:space="preserve">34%</w:t>
-            </w:r>
-          </w:p>
-        </w:tc>
-        <w:tc>
-          <w:p>
-            <w:pPr>
-              <w:pStyle w:val="Compact"/>
-              <w:jc w:val="left"/>
-            </w:pPr>
-            <w:r>
-              <w:rPr>
-                <w:b/>
-              </w:rPr>
-              <w:t xml:space="preserve">4,566–4,578</w:t>
-            </w:r>
-          </w:p>
-        </w:tc>
-        <w:tc>
-          <w:p>
-            <w:pPr>
-              <w:pStyle w:val="Compact"/>
-              <w:jc w:val="left"/>
-            </w:pPr>
-            <w:r>
-              <w:rPr>
-                <w:b/>
-              </w:rPr>
-              <w:t xml:space="preserve">−19% tokens / 0 pp</w:t>
+              <w:t xml:space="preserve">Static</w:t>
+            </w:r>
+          </w:p>
+        </w:tc>
+        <w:tc>
+          <w:p>
+            <w:pPr>
+              <w:pStyle w:val="Compact"/>
+              <w:jc w:val="left"/>
+            </w:pPr>
+            <w:r>
+              <w:t xml:space="preserve">24%</w:t>
+            </w:r>
+          </w:p>
+        </w:tc>
+        <w:tc>
+          <w:p>
+            <w:pPr>
+              <w:pStyle w:val="Compact"/>
+              <w:jc w:val="left"/>
+            </w:pPr>
+            <w:r>
+              <w:t xml:space="preserve">4484</w:t>
+            </w:r>
+          </w:p>
+        </w:tc>
+        <w:tc>
+          <w:p>
+            <w:pPr>
+              <w:pStyle w:val="Compact"/>
+              <w:jc w:val="left"/>
+            </w:pPr>
+            <w:r>
+              <w:t xml:space="preserve">2.0</w:t>
+            </w:r>
+          </w:p>
+        </w:tc>
+        <w:tc>
+          <w:p>
+            <w:pPr>
+              <w:pStyle w:val="Compact"/>
+              <w:jc w:val="left"/>
+            </w:pPr>
+            <w:r>
+              <w:t xml:space="preserve">332</w:t>
             </w:r>
           </w:p>
         </w:tc>
@@ -4404,7 +4624,64 @@
               <w:jc w:val="left"/>
             </w:pPr>
             <w:r>
-              <w:t xml:space="preserve">≥5,600</w:t>
+              <w:t xml:space="preserve">+ Feedback</w:t>
+            </w:r>
+          </w:p>
+        </w:tc>
+        <w:tc>
+          <w:p>
+            <w:pPr>
+              <w:pStyle w:val="Compact"/>
+              <w:jc w:val="left"/>
+            </w:pPr>
+            <w:r>
+              <w:t xml:space="preserve">28%</w:t>
+            </w:r>
+          </w:p>
+        </w:tc>
+        <w:tc>
+          <w:p>
+            <w:pPr>
+              <w:pStyle w:val="Compact"/>
+              <w:jc w:val="left"/>
+            </w:pPr>
+            <w:r>
+              <w:t xml:space="preserve">4959</w:t>
+            </w:r>
+          </w:p>
+        </w:tc>
+        <w:tc>
+          <w:p>
+            <w:pPr>
+              <w:pStyle w:val="Compact"/>
+              <w:jc w:val="left"/>
+            </w:pPr>
+            <w:r>
+              <w:t xml:space="preserve">3.7</w:t>
+            </w:r>
+          </w:p>
+        </w:tc>
+        <w:tc>
+          <w:p>
+            <w:pPr>
+              <w:pStyle w:val="Compact"/>
+              <w:jc w:val="left"/>
+            </w:pPr>
+            <w:r>
+              <w:t xml:space="preserve">368</w:t>
+            </w:r>
+          </w:p>
+        </w:tc>
+      </w:tr>
+      <w:tr>
+        <w:tc>
+          <w:p>
+            <w:pPr>
+              <w:pStyle w:val="Compact"/>
+              <w:jc w:val="left"/>
+            </w:pPr>
+            <w:r>
+              <w:t xml:space="preserve">Full Adaptive</w:t>
             </w:r>
           </w:p>
         </w:tc>
@@ -4426,18 +4703,29 @@
               <w:jc w:val="left"/>
             </w:pPr>
             <w:r>
-              <w:t xml:space="preserve">4,590</w:t>
-            </w:r>
-          </w:p>
-        </w:tc>
-        <w:tc>
-          <w:p>
-            <w:pPr>
-              <w:pStyle w:val="Compact"/>
-              <w:jc w:val="left"/>
-            </w:pPr>
-            <w:r>
-              <w:t xml:space="preserve">−19% tokens / 0 pp</w:t>
+              <w:t xml:space="preserve">5637</w:t>
+            </w:r>
+          </w:p>
+        </w:tc>
+        <w:tc>
+          <w:p>
+            <w:pPr>
+              <w:pStyle w:val="Compact"/>
+              <w:jc w:val="left"/>
+            </w:pPr>
+            <w:r>
+              <w:t xml:space="preserve">4.1</w:t>
+            </w:r>
+          </w:p>
+        </w:tc>
+        <w:tc>
+          <w:p>
+            <w:pPr>
+              <w:pStyle w:val="Compact"/>
+              <w:jc w:val="left"/>
+            </w:pPr>
+            <w:r>
+              <w:t xml:space="preserve">414</w:t>
             </w:r>
           </w:p>
         </w:tc>
@@ -4448,100 +4736,13 @@
         <w:pStyle w:val="BodyText"/>
       </w:pPr>
       <w:r>
-        <w:t xml:space="preserve">关键结果：</w:t>
-      </w:r>
-      <w:r>
         <w:rPr>
           <w:b/>
         </w:rPr>
-        <w:t xml:space="preserve">预算自适应在 B≈5,100 时即达到固定 Full 的 34% 成功率，同时节省 19% tokens</w:t>
-      </w:r>
-      <w:r>
-        <w:t xml:space="preserve">。其机制是逐任务成本结构的重尾性——Full 的每任务成本中位数为 4,924、p75 为 6,565、最大 10,702：预算自适应将 20 个超预算任务的昂贵执行替换为该预算内质量最优的廉价执行（多为 Static/Feedback），其中仅 1 个任务因此损失成功率（该任务 Feedback 亦失败，属于多模型共同失败类）。</w:t>
-      </w:r>
-      <w:r>
-        <w:rPr>
-          <w:b/>
-        </w:rPr>
-        <w:t xml:space="preserve">这一</w:t>
-      </w:r>
-      <w:r>
-        <w:rPr>
-          <w:b/>
-        </w:rPr>
-        <w:t xml:space="preserve">“</w:t>
-      </w:r>
-      <w:r>
-        <w:rPr>
-          <w:b/>
-        </w:rPr>
-        <w:t xml:space="preserve">近零损失的成本削减</w:t>
-      </w:r>
-      <w:r>
-        <w:rPr>
-          <w:b/>
-        </w:rPr>
-        <w:t xml:space="preserve">”</w:t>
-      </w:r>
-      <w:r>
-        <w:rPr>
-          <w:b/>
-        </w:rPr>
-        <w:t xml:space="preserve">只有逐任务决策层才能实现</w:t>
-      </w:r>
-      <w:r>
-        <w:t xml:space="preserve">，是任何固定策略（包括 Full 自身）在平均成本上无法做到的。</w:t>
-      </w:r>
-    </w:p>
-    <w:p>
-      <w:pPr>
-        <w:pStyle w:val="BodyText"/>
-      </w:pPr>
-      <w:r>
-        <w:rPr>
-          <w:b/>
-        </w:rPr>
-        <w:t xml:space="preserve">难度自适应策略</w:t>
-      </w:r>
-      <w:r>
-        <w:t xml:space="preserve">（按到达时可观测的上下文规模分档）：以 log 上下文长度的分位数为阈值切换 static→feedback→full，最优混合达到 28% / 5,138 tokens——与固定 Feedback 相当而不及预算自适应。仅用到达时特征预测任务难度不足以指导分级，印证 5.5.3 的结论：失败可恢复性由执行过程而非输入表象决定。</w:t>
-      </w:r>
-    </w:p>
-    <w:p>
-      <w:pPr>
-        <w:pStyle w:val="BodyText"/>
-      </w:pPr>
-      <w:r>
-        <w:rPr>
-          <w:b/>
-        </w:rPr>
-        <w:t xml:space="preserve">非支配前沿</w:t>
-      </w:r>
-      <w:r>
-        <w:t xml:space="preserve">（固定策略 + 全部自适应策略，共 21 个实测组合点）：{Always Large (4,477, 24%), B=4500 (4,533, 30%), B=4800 (4,545, 32%), B≥5100 (4,566–4,591, 34%)}——</w:t>
-      </w:r>
-      <w:r>
-        <w:rPr>
-          <w:b/>
-        </w:rPr>
-        <w:t xml:space="preserve">预算自适应策略全面替代了固定 Feedback 与固定 Full 的前沿位置</w:t>
-      </w:r>
-      <w:r>
-        <w:t xml:space="preserve">。以同一最劣参考点 (5,644, 16%) 计的二维 Hypervolume 由固定策略的 174 提升至 204 token·success 单位。策略空间为离散实测组合，穷举筛选在该规模上即为完备精确方法；扩展到组合级空间时才需要显式搜索程序（本文不引入）。</w:t>
-      </w:r>
-    </w:p>
-    <w:p>
-      <w:pPr>
-        <w:pStyle w:val="BodyText"/>
-      </w:pPr>
-      <w:r>
-        <w:rPr>
-          <w:b/>
-        </w:rPr>
-        <w:t xml:space="preserve">预算模块消融</w:t>
-      </w:r>
-      <w:r>
-        <w:t xml:space="preserve">（无预算选择 vs 预算选择，同一实测组成）：</w:t>
+        <w:t xml:space="preserve">预算自适应策略</w:t>
+      </w:r>
+      <w:r>
+        <w:t xml:space="preserve">（逐任务选择，全部为实测组合）：</w:t>
       </w:r>
     </w:p>
     <w:tbl>
@@ -4568,7 +4769,7 @@
               <w:jc w:val="left"/>
             </w:pPr>
             <w:r>
-              <w:t xml:space="preserve">策略</w:t>
+              <w:t xml:space="preserve">每任务预算 B</w:t>
             </w:r>
           </w:p>
         </w:tc>
@@ -4585,7 +4786,7 @@
               <w:jc w:val="left"/>
             </w:pPr>
             <w:r>
-              <w:t xml:space="preserve">Success</w:t>
+              <w:t xml:space="preserve">Task Success</w:t>
             </w:r>
           </w:p>
         </w:tc>
@@ -4619,7 +4820,7 @@
               <w:jc w:val="left"/>
             </w:pPr>
             <w:r>
-              <w:t xml:space="preserve">Service s / task</w:t>
+              <w:t xml:space="preserve">相对固定 Full</w:t>
             </w:r>
           </w:p>
         </w:tc>
@@ -4632,40 +4833,40 @@
               <w:jc w:val="left"/>
             </w:pPr>
             <w:r>
-              <w:t xml:space="preserve">Always Full（无预算）</w:t>
-            </w:r>
-          </w:p>
-        </w:tc>
-        <w:tc>
-          <w:p>
-            <w:pPr>
-              <w:pStyle w:val="Compact"/>
-              <w:jc w:val="left"/>
-            </w:pPr>
-            <w:r>
-              <w:t xml:space="preserve">34%</w:t>
-            </w:r>
-          </w:p>
-        </w:tc>
-        <w:tc>
-          <w:p>
-            <w:pPr>
-              <w:pStyle w:val="Compact"/>
-              <w:jc w:val="left"/>
-            </w:pPr>
-            <w:r>
-              <w:t xml:space="preserve">5,644</w:t>
-            </w:r>
-          </w:p>
-        </w:tc>
-        <w:tc>
-          <w:p>
-            <w:pPr>
-              <w:pStyle w:val="Compact"/>
-              <w:jc w:val="left"/>
-            </w:pPr>
-            <w:r>
-              <w:t xml:space="preserve">8.3</w:t>
+              <w:t xml:space="preserve">4,500</w:t>
+            </w:r>
+          </w:p>
+        </w:tc>
+        <w:tc>
+          <w:p>
+            <w:pPr>
+              <w:pStyle w:val="Compact"/>
+              <w:jc w:val="left"/>
+            </w:pPr>
+            <w:r>
+              <w:t xml:space="preserve">30%</w:t>
+            </w:r>
+          </w:p>
+        </w:tc>
+        <w:tc>
+          <w:p>
+            <w:pPr>
+              <w:pStyle w:val="Compact"/>
+              <w:jc w:val="left"/>
+            </w:pPr>
+            <w:r>
+              <w:t xml:space="preserve">4,533</w:t>
+            </w:r>
+          </w:p>
+        </w:tc>
+        <w:tc>
+          <w:p>
+            <w:pPr>
+              <w:pStyle w:val="Compact"/>
+              <w:jc w:val="left"/>
+            </w:pPr>
+            <w:r>
+              <w:t xml:space="preserve">−19% tokens / −4 pp</w:t>
             </w:r>
           </w:p>
         </w:tc>
@@ -4678,40 +4879,40 @@
               <w:jc w:val="left"/>
             </w:pPr>
             <w:r>
-              <w:t xml:space="preserve">Fixed Feedback（无预算）</w:t>
-            </w:r>
-          </w:p>
-        </w:tc>
-        <w:tc>
-          <w:p>
-            <w:pPr>
-              <w:pStyle w:val="Compact"/>
-              <w:jc w:val="left"/>
-            </w:pPr>
-            <w:r>
-              <w:t xml:space="preserve">28%</w:t>
-            </w:r>
-          </w:p>
-        </w:tc>
-        <w:tc>
-          <w:p>
-            <w:pPr>
-              <w:pStyle w:val="Compact"/>
-              <w:jc w:val="left"/>
-            </w:pPr>
-            <w:r>
-              <w:t xml:space="preserve">4,966</w:t>
-            </w:r>
-          </w:p>
-        </w:tc>
-        <w:tc>
-          <w:p>
-            <w:pPr>
-              <w:pStyle w:val="Compact"/>
-              <w:jc w:val="left"/>
-            </w:pPr>
-            <w:r>
-              <w:t xml:space="preserve">7.4</w:t>
+              <w:t xml:space="preserve">4,800–5,000</w:t>
+            </w:r>
+          </w:p>
+        </w:tc>
+        <w:tc>
+          <w:p>
+            <w:pPr>
+              <w:pStyle w:val="Compact"/>
+              <w:jc w:val="left"/>
+            </w:pPr>
+            <w:r>
+              <w:t xml:space="preserve">32%</w:t>
+            </w:r>
+          </w:p>
+        </w:tc>
+        <w:tc>
+          <w:p>
+            <w:pPr>
+              <w:pStyle w:val="Compact"/>
+              <w:jc w:val="left"/>
+            </w:pPr>
+            <w:r>
+              <w:t xml:space="preserve">4,545–4,565</w:t>
+            </w:r>
+          </w:p>
+        </w:tc>
+        <w:tc>
+          <w:p>
+            <w:pPr>
+              <w:pStyle w:val="Compact"/>
+              <w:jc w:val="left"/>
+            </w:pPr>
+            <w:r>
+              <w:t xml:space="preserve">−19% tokens / −2 pp</w:t>
             </w:r>
           </w:p>
         </w:tc>
@@ -4727,7 +4928,7 @@
               <w:rPr>
                 <w:b/>
               </w:rPr>
-              <w:t xml:space="preserve">Budget Adaptive（B=5,200）</w:t>
+              <w:t xml:space="preserve">5,100–5,200</w:t>
             </w:r>
           </w:p>
         </w:tc>
@@ -4755,7 +4956,7 @@
               <w:rPr>
                 <w:b/>
               </w:rPr>
-              <w:t xml:space="preserve">4,494</w:t>
+              <w:t xml:space="preserve">4,566–4,578</w:t>
             </w:r>
           </w:p>
         </w:tc>
@@ -4769,7 +4970,53 @@
               <w:rPr>
                 <w:b/>
               </w:rPr>
-              <w:t xml:space="preserve">6.5</w:t>
+              <w:t xml:space="preserve">−19% tokens / 0 pp</w:t>
+            </w:r>
+          </w:p>
+        </w:tc>
+      </w:tr>
+      <w:tr>
+        <w:tc>
+          <w:p>
+            <w:pPr>
+              <w:pStyle w:val="Compact"/>
+              <w:jc w:val="left"/>
+            </w:pPr>
+            <w:r>
+              <w:t xml:space="preserve">≥5,600</w:t>
+            </w:r>
+          </w:p>
+        </w:tc>
+        <w:tc>
+          <w:p>
+            <w:pPr>
+              <w:pStyle w:val="Compact"/>
+              <w:jc w:val="left"/>
+            </w:pPr>
+            <w:r>
+              <w:t xml:space="preserve">34%</w:t>
+            </w:r>
+          </w:p>
+        </w:tc>
+        <w:tc>
+          <w:p>
+            <w:pPr>
+              <w:pStyle w:val="Compact"/>
+              <w:jc w:val="left"/>
+            </w:pPr>
+            <w:r>
+              <w:t xml:space="preserve">4,590</w:t>
+            </w:r>
+          </w:p>
+        </w:tc>
+        <w:tc>
+          <w:p>
+            <w:pPr>
+              <w:pStyle w:val="Compact"/>
+              <w:jc w:val="left"/>
+            </w:pPr>
+            <w:r>
+              <w:t xml:space="preserve">−19% tokens / 0 pp</w:t>
             </w:r>
           </w:p>
         </w:tc>
@@ -4780,25 +5027,49 @@
         <w:pStyle w:val="BodyText"/>
       </w:pPr>
       <w:r>
-        <w:t xml:space="preserve">预算选择模块本身贡献：</w:t>
+        <w:t xml:space="preserve">关键结果：</w:t>
       </w:r>
       <w:r>
         <w:rPr>
           <w:b/>
         </w:rPr>
-        <w:t xml:space="preserve">0 pp 成功率损失下 −20% tokens、−22% 服务时长</w:t>
-      </w:r>
-      <w:r>
-        <w:t xml:space="preserve">（相对 Always Full）。组成（50 任务）：26 个任务预算内直接选 Always Large 或 Static 即可保住成功率，12 个高成本任务被降级到 cheaper 策略（其中 11 个在所有策略下均失败——多模型共同失败类，降级无损），1 个保留 Feedback。该消融证明收益来自</w:t>
+        <w:t xml:space="preserve">预算自适应在 B≈5,100 时即达到固定 Full 的 34% 成功率，同时节省 19% tokens</w:t>
+      </w:r>
+      <w:r>
+        <w:t xml:space="preserve">。其机制是逐任务成本结构的重尾性——Full 的每任务成本中位数为 4,924、p75 为 6,565、最大 10,702：预算自适应将 20 个超预算任务的昂贵执行替换为该预算内质量最优的廉价执行（多为 Static/Feedback），其中仅 1 个任务因此损失成功率（该任务 Feedback 亦失败，属于多模型共同失败类）。</w:t>
       </w:r>
       <w:r>
         <w:rPr>
           <w:b/>
         </w:rPr>
-        <w:t xml:space="preserve">决策层</w:t>
-      </w:r>
-      <w:r>
-        <w:t xml:space="preserve">而非任何单一执行臂：固定地选最贵臂（Full）或中间臂（Feedback）都无法同时达到该成本-质量组合。</w:t>
+        <w:t xml:space="preserve">这一</w:t>
+      </w:r>
+      <w:r>
+        <w:rPr>
+          <w:b/>
+        </w:rPr>
+        <w:t xml:space="preserve">“</w:t>
+      </w:r>
+      <w:r>
+        <w:rPr>
+          <w:b/>
+        </w:rPr>
+        <w:t xml:space="preserve">近零损失的成本削减</w:t>
+      </w:r>
+      <w:r>
+        <w:rPr>
+          <w:b/>
+        </w:rPr>
+        <w:t xml:space="preserve">”</w:t>
+      </w:r>
+      <w:r>
+        <w:rPr>
+          <w:b/>
+        </w:rPr>
+        <w:t xml:space="preserve">只有逐任务决策层才能实现</w:t>
+      </w:r>
+      <w:r>
+        <w:t xml:space="preserve">，是任何固定策略（包括 Full 自身）在平均成本上无法做到的。</w:t>
       </w:r>
     </w:p>
     <w:p>
@@ -4809,64 +5080,47 @@
         <w:rPr>
           <w:b/>
         </w:rPr>
-        <w:t xml:space="preserve">可部署控制器（诚实协议）</w:t>
-      </w:r>
-      <w:r>
-        <w:t xml:space="preserve">：为界定预算自适应中逐任务可行集选择的 oracle 成分，比较三层控制器。(i)</w:t>
-      </w:r>
-      <w:r>
-        <w:t xml:space="preserve"> </w:t>
-      </w:r>
+        <w:t xml:space="preserve">难度自适应策略</w:t>
+      </w:r>
+      <w:r>
+        <w:t xml:space="preserve">（按到达时可观测的上下文规模分档）：以 log 上下文长度的分位数为阈值切换 static→feedback→full，最优混合达到 28% / 5,138 tokens——与固定 Feedback 相当而不及预算自适应。仅用到达时特征预测任务难度不足以指导分级，印证 5.5.4 的结论：失败可恢复性由执行过程而非输入表象决定。</w:t>
+      </w:r>
+    </w:p>
+    <w:p>
+      <w:pPr>
+        <w:pStyle w:val="BodyText"/>
+      </w:pPr>
       <w:r>
         <w:rPr>
           <w:b/>
         </w:rPr>
-        <w:t xml:space="preserve">到达时特征控制器</w:t>
-      </w:r>
-      <w:r>
-        <w:t xml:space="preserve">（严格 held-out 25/25，Logistic 与深度-3 树）：B=5,200 下 24% / 4,704 与 20%——均低于无预测器的均匀规则（28% / 4,966），到达时特征不含策略选择信息。(ii)</w:t>
-      </w:r>
-      <w:r>
-        <w:t xml:space="preserve"> </w:t>
+        <w:t xml:space="preserve">非支配前沿</w:t>
+      </w:r>
+      <w:r>
+        <w:t xml:space="preserve">（固定策略 + 全部自适应策略，共 21 个实测组合点）：{Always Large (4,477, 24%), B=4500 (4,533, 30%), B=4800 (4,545, 32%), B≥5100 (4,566–4,591, 34%)}——</w:t>
       </w:r>
       <w:r>
         <w:rPr>
           <w:b/>
         </w:rPr>
-        <w:t xml:space="preserve">执行感知控制器</w:t>
-      </w:r>
-      <w:r>
-        <w:t xml:space="preserve">（零估计重放）：先执行 Static，以真实 coder 验证器对 Static 输出的判定与解析结果为升级信号（无值或验证拒绝 → 升级 Full）。结果：</w:t>
-      </w:r>
+        <w:t xml:space="preserve">预算自适应策略全面替代了固定 Feedback 与固定 Full 的前沿位置</w:t>
+      </w:r>
+      <w:r>
+        <w:t xml:space="preserve">。以同一最劣参考点 (5,644, 16%) 计的二维 Hypervolume 由固定策略的 174 提升至 204 token·success 单位。策略空间为离散实测组合，穷举筛选在该规模上即为完备精确方法；扩展到组合级空间时才需要显式搜索程序（本文不引入）。</w:t>
+      </w:r>
+    </w:p>
+    <w:p>
+      <w:pPr>
+        <w:pStyle w:val="BodyText"/>
+      </w:pPr>
       <w:r>
         <w:rPr>
           <w:b/>
         </w:rPr>
-        <w:t xml:space="preserve">34% / 5,354</w:t>
-      </w:r>
-      <w:r>
-        <w:t xml:space="preserve">（仅升级 15–18 个任务）——达到 Full 与 oracle 上界的成功率，成本介于均匀 Feedback 与 Full 之间，</w:t>
-      </w:r>
-      <w:r>
-        <w:rPr>
-          <w:b/>
-        </w:rPr>
-        <w:t xml:space="preserve">优于所有固定策略与到达时控制器</w:t>
-      </w:r>
-      <w:r>
-        <w:t xml:space="preserve">，且每个信号均为真实执行产出。(iii)</w:t>
-      </w:r>
-      <w:r>
-        <w:t xml:space="preserve"> </w:t>
-      </w:r>
-      <w:r>
-        <w:rPr>
-          <w:b/>
-        </w:rPr>
-        <w:t xml:space="preserve">oracle 上界</w:t>
-      </w:r>
-      <w:r>
-        <w:t xml:space="preserve">：34% / 4,494。</w:t>
+        <w:t xml:space="preserve">预算模块消融</w:t>
+      </w:r>
+      <w:r>
+        <w:t xml:space="preserve">（无预算选择 vs 预算选择，同一实测组成）：</w:t>
       </w:r>
     </w:p>
     <w:tbl>
@@ -4893,7 +5147,7 @@
               <w:jc w:val="left"/>
             </w:pPr>
             <w:r>
-              <w:t xml:space="preserve">控制器</w:t>
+              <w:t xml:space="preserve">策略</w:t>
             </w:r>
           </w:p>
         </w:tc>
@@ -4944,7 +5198,7 @@
               <w:jc w:val="left"/>
             </w:pPr>
             <w:r>
-              <w:t xml:space="preserve">信号来源</w:t>
+              <w:t xml:space="preserve">Service s / task</w:t>
             </w:r>
           </w:p>
         </w:tc>
@@ -4957,40 +5211,40 @@
               <w:jc w:val="left"/>
             </w:pPr>
             <w:r>
-              <w:t xml:space="preserve">均匀规则（B=5,200）</w:t>
-            </w:r>
-          </w:p>
-        </w:tc>
-        <w:tc>
-          <w:p>
-            <w:pPr>
-              <w:pStyle w:val="Compact"/>
-              <w:jc w:val="left"/>
-            </w:pPr>
-            <w:r>
-              <w:t xml:space="preserve">28%</w:t>
-            </w:r>
-          </w:p>
-        </w:tc>
-        <w:tc>
-          <w:p>
-            <w:pPr>
-              <w:pStyle w:val="Compact"/>
-              <w:jc w:val="left"/>
-            </w:pPr>
-            <w:r>
-              <w:t xml:space="preserve">4,966</w:t>
-            </w:r>
-          </w:p>
-        </w:tc>
-        <w:tc>
-          <w:p>
-            <w:pPr>
-              <w:pStyle w:val="Compact"/>
-              <w:jc w:val="left"/>
-            </w:pPr>
-            <w:r>
-              <w:t xml:space="preserve">无</w:t>
+              <w:t xml:space="preserve">Always Full（无预算）</w:t>
+            </w:r>
+          </w:p>
+        </w:tc>
+        <w:tc>
+          <w:p>
+            <w:pPr>
+              <w:pStyle w:val="Compact"/>
+              <w:jc w:val="left"/>
+            </w:pPr>
+            <w:r>
+              <w:t xml:space="preserve">34%</w:t>
+            </w:r>
+          </w:p>
+        </w:tc>
+        <w:tc>
+          <w:p>
+            <w:pPr>
+              <w:pStyle w:val="Compact"/>
+              <w:jc w:val="left"/>
+            </w:pPr>
+            <w:r>
+              <w:t xml:space="preserve">5,644</w:t>
+            </w:r>
+          </w:p>
+        </w:tc>
+        <w:tc>
+          <w:p>
+            <w:pPr>
+              <w:pStyle w:val="Compact"/>
+              <w:jc w:val="left"/>
+            </w:pPr>
+            <w:r>
+              <w:t xml:space="preserve">8.3</w:t>
             </w:r>
           </w:p>
         </w:tc>
@@ -5003,40 +5257,40 @@
               <w:jc w:val="left"/>
             </w:pPr>
             <w:r>
-              <w:t xml:space="preserve">到达时特征（held-out）</w:t>
-            </w:r>
-          </w:p>
-        </w:tc>
-        <w:tc>
-          <w:p>
-            <w:pPr>
-              <w:pStyle w:val="Compact"/>
-              <w:jc w:val="left"/>
-            </w:pPr>
-            <w:r>
-              <w:t xml:space="preserve">24%</w:t>
-            </w:r>
-          </w:p>
-        </w:tc>
-        <w:tc>
-          <w:p>
-            <w:pPr>
-              <w:pStyle w:val="Compact"/>
-              <w:jc w:val="left"/>
-            </w:pPr>
-            <w:r>
-              <w:t xml:space="preserve">4,704</w:t>
-            </w:r>
-          </w:p>
-        </w:tc>
-        <w:tc>
-          <w:p>
-            <w:pPr>
-              <w:pStyle w:val="Compact"/>
-              <w:jc w:val="left"/>
-            </w:pPr>
-            <w:r>
-              <w:t xml:space="preserve">输入表象</w:t>
+              <w:t xml:space="preserve">Fixed Feedback（无预算）</w:t>
+            </w:r>
+          </w:p>
+        </w:tc>
+        <w:tc>
+          <w:p>
+            <w:pPr>
+              <w:pStyle w:val="Compact"/>
+              <w:jc w:val="left"/>
+            </w:pPr>
+            <w:r>
+              <w:t xml:space="preserve">28%</w:t>
+            </w:r>
+          </w:p>
+        </w:tc>
+        <w:tc>
+          <w:p>
+            <w:pPr>
+              <w:pStyle w:val="Compact"/>
+              <w:jc w:val="left"/>
+            </w:pPr>
+            <w:r>
+              <w:t xml:space="preserve">4,966</w:t>
+            </w:r>
+          </w:p>
+        </w:tc>
+        <w:tc>
+          <w:p>
+            <w:pPr>
+              <w:pStyle w:val="Compact"/>
+              <w:jc w:val="left"/>
+            </w:pPr>
+            <w:r>
+              <w:t xml:space="preserve">7.4</w:t>
             </w:r>
           </w:p>
         </w:tc>
@@ -5052,7 +5306,7 @@
               <w:rPr>
                 <w:b/>
               </w:rPr>
-              <w:t xml:space="preserve">执行感知（Static→验证→升级）</w:t>
+              <w:t xml:space="preserve">Budget Adaptive（B=5,200）</w:t>
             </w:r>
           </w:p>
         </w:tc>
@@ -5080,52 +5334,6 @@
               <w:rPr>
                 <w:b/>
               </w:rPr>
-              <w:t xml:space="preserve">5,354</w:t>
-            </w:r>
-          </w:p>
-        </w:tc>
-        <w:tc>
-          <w:p>
-            <w:pPr>
-              <w:pStyle w:val="Compact"/>
-              <w:jc w:val="left"/>
-            </w:pPr>
-            <w:r>
-              <w:t xml:space="preserve">执行过程</w:t>
-            </w:r>
-          </w:p>
-        </w:tc>
-      </w:tr>
-      <w:tr>
-        <w:tc>
-          <w:p>
-            <w:pPr>
-              <w:pStyle w:val="Compact"/>
-              <w:jc w:val="left"/>
-            </w:pPr>
-            <w:r>
-              <w:t xml:space="preserve">逐任务 oracle 上界</w:t>
-            </w:r>
-          </w:p>
-        </w:tc>
-        <w:tc>
-          <w:p>
-            <w:pPr>
-              <w:pStyle w:val="Compact"/>
-              <w:jc w:val="left"/>
-            </w:pPr>
-            <w:r>
-              <w:t xml:space="preserve">34%</w:t>
-            </w:r>
-          </w:p>
-        </w:tc>
-        <w:tc>
-          <w:p>
-            <w:pPr>
-              <w:pStyle w:val="Compact"/>
-              <w:jc w:val="left"/>
-            </w:pPr>
-            <w:r>
               <w:t xml:space="preserve">4,494</w:t>
             </w:r>
           </w:p>
@@ -5137,53 +5345,10 @@
               <w:jc w:val="left"/>
             </w:pPr>
             <w:r>
-              <w:t xml:space="preserve">不可得</w:t>
-            </w:r>
-          </w:p>
-        </w:tc>
-      </w:tr>
-      <w:tr>
-        <w:tc>
-          <w:p>
-            <w:pPr>
-              <w:pStyle w:val="Compact"/>
-              <w:jc w:val="left"/>
-            </w:pPr>
-            <w:r>
-              <w:t xml:space="preserve">固定 Full</w:t>
-            </w:r>
-          </w:p>
-        </w:tc>
-        <w:tc>
-          <w:p>
-            <w:pPr>
-              <w:pStyle w:val="Compact"/>
-              <w:jc w:val="left"/>
-            </w:pPr>
-            <w:r>
-              <w:t xml:space="preserve">34%</w:t>
-            </w:r>
-          </w:p>
-        </w:tc>
-        <w:tc>
-          <w:p>
-            <w:pPr>
-              <w:pStyle w:val="Compact"/>
-              <w:jc w:val="left"/>
-            </w:pPr>
-            <w:r>
-              <w:t xml:space="preserve">5,644</w:t>
-            </w:r>
-          </w:p>
-        </w:tc>
-        <w:tc>
-          <w:p>
-            <w:pPr>
-              <w:pStyle w:val="Compact"/>
-              <w:jc w:val="left"/>
-            </w:pPr>
-            <w:r>
-              <w:t xml:space="preserve">—</w:t>
+              <w:rPr>
+                <w:b/>
+              </w:rPr>
+              <w:t xml:space="preserve">6.5</w:t>
             </w:r>
           </w:p>
         </w:tc>
@@ -5194,16 +5359,25 @@
         <w:pStyle w:val="BodyText"/>
       </w:pPr>
       <w:r>
-        <w:t xml:space="preserve">三层结果与全文主线一致：</w:t>
+        <w:t xml:space="preserve">预算选择模块本身贡献：</w:t>
       </w:r>
       <w:r>
         <w:rPr>
           <w:b/>
         </w:rPr>
-        <w:t xml:space="preserve">输入表象不含决策信息，执行过程信号才携带</w:t>
-      </w:r>
-      <w:r>
-        <w:t xml:space="preserve">——执行感知控制器捕获了 oracle 上界与均匀规则之间差距的大部分（成功率 +6 pp），剩余 token 差距（5,354 vs 4,494）来自验证器误拒引发的 10 次多余升级，即 5.5 所量化的验证可靠性瓶颈在决策层的直接代价。</w:t>
+        <w:t xml:space="preserve">0 pp 成功率损失下 −20% tokens、−22% 服务时长</w:t>
+      </w:r>
+      <w:r>
+        <w:t xml:space="preserve">（相对 Always Full）。组成（50 任务）：26 个任务预算内直接选 Always Large 或 Static 即可保住成功率，12 个高成本任务被降级到 cheaper 策略（其中 11 个在所有策略下均失败——多模型共同失败类，降级无损），1 个保留 Feedback。该消融证明收益来自</w:t>
+      </w:r>
+      <w:r>
+        <w:rPr>
+          <w:b/>
+        </w:rPr>
+        <w:t xml:space="preserve">决策层</w:t>
+      </w:r>
+      <w:r>
+        <w:t xml:space="preserve">而非任何单一执行臂：固定地选最贵臂（Full）或中间臂（Feedback）都无法同时达到该成本-质量组合。</w:t>
       </w:r>
     </w:p>
     <w:p>
@@ -5214,34 +5388,64 @@
         <w:rPr>
           <w:b/>
         </w:rPr>
-        <w:t xml:space="preserve">升级策略消融</w:t>
-      </w:r>
-      <w:r>
-        <w:t xml:space="preserve">（同一重放协议，隔离</w:t>
-      </w:r>
-      <w:r>
-        <w:t xml:space="preserve">“</w:t>
-      </w:r>
-      <w:r>
-        <w:t xml:space="preserve">信号</w:t>
-      </w:r>
-      <w:r>
-        <w:t xml:space="preserve">”</w:t>
-      </w:r>
-      <w:r>
-        <w:t xml:space="preserve">与</w:t>
-      </w:r>
-      <w:r>
-        <w:t xml:space="preserve">“</w:t>
-      </w:r>
-      <w:r>
-        <w:t xml:space="preserve">预算</w:t>
-      </w:r>
-      <w:r>
-        <w:t xml:space="preserve">”</w:t>
-      </w:r>
-      <w:r>
-        <w:t xml:space="preserve">两个成分）：</w:t>
+        <w:t xml:space="preserve">可部署控制器（诚实协议）</w:t>
+      </w:r>
+      <w:r>
+        <w:t xml:space="preserve">：为界定预算自适应中逐任务可行集选择的 oracle 成分，比较三层控制器。(i)</w:t>
+      </w:r>
+      <w:r>
+        <w:t xml:space="preserve"> </w:t>
+      </w:r>
+      <w:r>
+        <w:rPr>
+          <w:b/>
+        </w:rPr>
+        <w:t xml:space="preserve">到达时特征控制器</w:t>
+      </w:r>
+      <w:r>
+        <w:t xml:space="preserve">（严格 held-out 25/25，Logistic 与深度-3 树）：B=5,200 下 24% / 4,704 与 20%——均低于无预测器的均匀规则（28% / 4,966），到达时特征不含策略选择信息。(ii)</w:t>
+      </w:r>
+      <w:r>
+        <w:t xml:space="preserve"> </w:t>
+      </w:r>
+      <w:r>
+        <w:rPr>
+          <w:b/>
+        </w:rPr>
+        <w:t xml:space="preserve">执行感知控制器</w:t>
+      </w:r>
+      <w:r>
+        <w:t xml:space="preserve">（零估计重放）：先执行 Static，以真实 coder 验证器对 Static 输出的判定与解析结果为升级信号（无值或验证拒绝 → 升级 Full）。结果：</w:t>
+      </w:r>
+      <w:r>
+        <w:rPr>
+          <w:b/>
+        </w:rPr>
+        <w:t xml:space="preserve">34% / 5,354</w:t>
+      </w:r>
+      <w:r>
+        <w:t xml:space="preserve">（仅升级 15–18 个任务）——达到 Full 与 oracle 上界的成功率，成本介于均匀 Feedback 与 Full 之间，</w:t>
+      </w:r>
+      <w:r>
+        <w:rPr>
+          <w:b/>
+        </w:rPr>
+        <w:t xml:space="preserve">优于所有固定策略与到达时控制器</w:t>
+      </w:r>
+      <w:r>
+        <w:t xml:space="preserve">，且每个信号均为真实执行产出。(iii)</w:t>
+      </w:r>
+      <w:r>
+        <w:t xml:space="preserve"> </w:t>
+      </w:r>
+      <w:r>
+        <w:rPr>
+          <w:b/>
+        </w:rPr>
+        <w:t xml:space="preserve">oracle 上界</w:t>
+      </w:r>
+      <w:r>
+        <w:t xml:space="preserve">：34% / 4,494。</w:t>
       </w:r>
     </w:p>
     <w:tbl>
@@ -5268,7 +5472,7 @@
               <w:jc w:val="left"/>
             </w:pPr>
             <w:r>
-              <w:t xml:space="preserve">策略</w:t>
+              <w:t xml:space="preserve">控制器</w:t>
             </w:r>
           </w:p>
         </w:tc>
@@ -5319,10 +5523,317 @@
               <w:jc w:val="left"/>
             </w:pPr>
             <w:r>
-              <w:t xml:space="preserve">升级数</w:t>
-            </w:r>
-          </w:p>
-        </w:tc>
+              <w:t xml:space="preserve">信号来源</w:t>
+            </w:r>
+          </w:p>
+        </w:tc>
+      </w:tr>
+      <w:tr>
+        <w:tc>
+          <w:p>
+            <w:pPr>
+              <w:pStyle w:val="Compact"/>
+              <w:jc w:val="left"/>
+            </w:pPr>
+            <w:r>
+              <w:t xml:space="preserve">均匀规则（B=5,200）</w:t>
+            </w:r>
+          </w:p>
+        </w:tc>
+        <w:tc>
+          <w:p>
+            <w:pPr>
+              <w:pStyle w:val="Compact"/>
+              <w:jc w:val="left"/>
+            </w:pPr>
+            <w:r>
+              <w:t xml:space="preserve">28%</w:t>
+            </w:r>
+          </w:p>
+        </w:tc>
+        <w:tc>
+          <w:p>
+            <w:pPr>
+              <w:pStyle w:val="Compact"/>
+              <w:jc w:val="left"/>
+            </w:pPr>
+            <w:r>
+              <w:t xml:space="preserve">4,966</w:t>
+            </w:r>
+          </w:p>
+        </w:tc>
+        <w:tc>
+          <w:p>
+            <w:pPr>
+              <w:pStyle w:val="Compact"/>
+              <w:jc w:val="left"/>
+            </w:pPr>
+            <w:r>
+              <w:t xml:space="preserve">无</w:t>
+            </w:r>
+          </w:p>
+        </w:tc>
+      </w:tr>
+      <w:tr>
+        <w:tc>
+          <w:p>
+            <w:pPr>
+              <w:pStyle w:val="Compact"/>
+              <w:jc w:val="left"/>
+            </w:pPr>
+            <w:r>
+              <w:t xml:space="preserve">到达时特征（held-out）</w:t>
+            </w:r>
+          </w:p>
+        </w:tc>
+        <w:tc>
+          <w:p>
+            <w:pPr>
+              <w:pStyle w:val="Compact"/>
+              <w:jc w:val="left"/>
+            </w:pPr>
+            <w:r>
+              <w:t xml:space="preserve">24%</w:t>
+            </w:r>
+          </w:p>
+        </w:tc>
+        <w:tc>
+          <w:p>
+            <w:pPr>
+              <w:pStyle w:val="Compact"/>
+              <w:jc w:val="left"/>
+            </w:pPr>
+            <w:r>
+              <w:t xml:space="preserve">4,704</w:t>
+            </w:r>
+          </w:p>
+        </w:tc>
+        <w:tc>
+          <w:p>
+            <w:pPr>
+              <w:pStyle w:val="Compact"/>
+              <w:jc w:val="left"/>
+            </w:pPr>
+            <w:r>
+              <w:t xml:space="preserve">输入表象</w:t>
+            </w:r>
+          </w:p>
+        </w:tc>
+      </w:tr>
+      <w:tr>
+        <w:tc>
+          <w:p>
+            <w:pPr>
+              <w:pStyle w:val="Compact"/>
+              <w:jc w:val="left"/>
+            </w:pPr>
+            <w:r>
+              <w:rPr>
+                <w:b/>
+              </w:rPr>
+              <w:t xml:space="preserve">执行感知（Static→验证→升级）</w:t>
+            </w:r>
+          </w:p>
+        </w:tc>
+        <w:tc>
+          <w:p>
+            <w:pPr>
+              <w:pStyle w:val="Compact"/>
+              <w:jc w:val="left"/>
+            </w:pPr>
+            <w:r>
+              <w:rPr>
+                <w:b/>
+              </w:rPr>
+              <w:t xml:space="preserve">34%</w:t>
+            </w:r>
+          </w:p>
+        </w:tc>
+        <w:tc>
+          <w:p>
+            <w:pPr>
+              <w:pStyle w:val="Compact"/>
+              <w:jc w:val="left"/>
+            </w:pPr>
+            <w:r>
+              <w:rPr>
+                <w:b/>
+              </w:rPr>
+              <w:t xml:space="preserve">5,354</w:t>
+            </w:r>
+          </w:p>
+        </w:tc>
+        <w:tc>
+          <w:p>
+            <w:pPr>
+              <w:pStyle w:val="Compact"/>
+              <w:jc w:val="left"/>
+            </w:pPr>
+            <w:r>
+              <w:t xml:space="preserve">执行过程</w:t>
+            </w:r>
+          </w:p>
+        </w:tc>
+      </w:tr>
+      <w:tr>
+        <w:tc>
+          <w:p>
+            <w:pPr>
+              <w:pStyle w:val="Compact"/>
+              <w:jc w:val="left"/>
+            </w:pPr>
+            <w:r>
+              <w:t xml:space="preserve">逐任务 oracle 上界</w:t>
+            </w:r>
+          </w:p>
+        </w:tc>
+        <w:tc>
+          <w:p>
+            <w:pPr>
+              <w:pStyle w:val="Compact"/>
+              <w:jc w:val="left"/>
+            </w:pPr>
+            <w:r>
+              <w:t xml:space="preserve">34%</w:t>
+            </w:r>
+          </w:p>
+        </w:tc>
+        <w:tc>
+          <w:p>
+            <w:pPr>
+              <w:pStyle w:val="Compact"/>
+              <w:jc w:val="left"/>
+            </w:pPr>
+            <w:r>
+              <w:t xml:space="preserve">4,494</w:t>
+            </w:r>
+          </w:p>
+        </w:tc>
+        <w:tc>
+          <w:p>
+            <w:pPr>
+              <w:pStyle w:val="Compact"/>
+              <w:jc w:val="left"/>
+            </w:pPr>
+            <w:r>
+              <w:t xml:space="preserve">不可得</w:t>
+            </w:r>
+          </w:p>
+        </w:tc>
+      </w:tr>
+      <w:tr>
+        <w:tc>
+          <w:p>
+            <w:pPr>
+              <w:pStyle w:val="Compact"/>
+              <w:jc w:val="left"/>
+            </w:pPr>
+            <w:r>
+              <w:t xml:space="preserve">固定 Full</w:t>
+            </w:r>
+          </w:p>
+        </w:tc>
+        <w:tc>
+          <w:p>
+            <w:pPr>
+              <w:pStyle w:val="Compact"/>
+              <w:jc w:val="left"/>
+            </w:pPr>
+            <w:r>
+              <w:t xml:space="preserve">34%</w:t>
+            </w:r>
+          </w:p>
+        </w:tc>
+        <w:tc>
+          <w:p>
+            <w:pPr>
+              <w:pStyle w:val="Compact"/>
+              <w:jc w:val="left"/>
+            </w:pPr>
+            <w:r>
+              <w:t xml:space="preserve">5,644</w:t>
+            </w:r>
+          </w:p>
+        </w:tc>
+        <w:tc>
+          <w:p>
+            <w:pPr>
+              <w:pStyle w:val="Compact"/>
+              <w:jc w:val="left"/>
+            </w:pPr>
+            <w:r>
+              <w:t xml:space="preserve">—</w:t>
+            </w:r>
+          </w:p>
+        </w:tc>
+      </w:tr>
+    </w:tbl>
+    <w:p>
+      <w:pPr>
+        <w:pStyle w:val="BodyText"/>
+      </w:pPr>
+      <w:r>
+        <w:t xml:space="preserve">三层结果与全文主线一致：</w:t>
+      </w:r>
+      <w:r>
+        <w:rPr>
+          <w:b/>
+        </w:rPr>
+        <w:t xml:space="preserve">输入表象不含决策信息，执行过程信号才携带</w:t>
+      </w:r>
+      <w:r>
+        <w:t xml:space="preserve">——执行感知控制器捕获了 oracle 上界与均匀规则之间差距的大部分（成功率 +6 pp），剩余 token 差距（5,354 vs 4,494）来自验证器误拒引发的 10 次多余升级，即 5.5 所量化的验证可靠性瓶颈在决策层的直接代价。</w:t>
+      </w:r>
+    </w:p>
+    <w:p>
+      <w:pPr>
+        <w:pStyle w:val="BodyText"/>
+      </w:pPr>
+      <w:r>
+        <w:rPr>
+          <w:b/>
+        </w:rPr>
+        <w:t xml:space="preserve">升级策略消融</w:t>
+      </w:r>
+      <w:r>
+        <w:t xml:space="preserve">（同一重放协议，隔离</w:t>
+      </w:r>
+      <w:r>
+        <w:t xml:space="preserve">“</w:t>
+      </w:r>
+      <w:r>
+        <w:t xml:space="preserve">信号</w:t>
+      </w:r>
+      <w:r>
+        <w:t xml:space="preserve">”</w:t>
+      </w:r>
+      <w:r>
+        <w:t xml:space="preserve">与</w:t>
+      </w:r>
+      <w:r>
+        <w:t xml:space="preserve">“</w:t>
+      </w:r>
+      <w:r>
+        <w:t xml:space="preserve">预算</w:t>
+      </w:r>
+      <w:r>
+        <w:t xml:space="preserve">”</w:t>
+      </w:r>
+      <w:r>
+        <w:t xml:space="preserve">两个成分）：</w:t>
+      </w:r>
+    </w:p>
+    <w:tbl>
+      <w:tblPr>
+        <w:tblStyle w:val="Table"/>
+        <w:tblW w:type="pct" w:w="0.0"/>
+        <w:tblLook w:firstRow="1"/>
+      </w:tblPr>
+      <w:tblGrid/>
+      <w:tr>
+        <w:trPr>
+          <w:cnfStyle w:firstRow="1"/>
+        </w:trPr>
         <w:tc>
           <w:tcPr>
             <w:tcBorders>
@@ -5336,6 +5847,74 @@
               <w:jc w:val="left"/>
             </w:pPr>
             <w:r>
+              <w:t xml:space="preserve">策略</w:t>
+            </w:r>
+          </w:p>
+        </w:tc>
+        <w:tc>
+          <w:tcPr>
+            <w:tcBorders>
+              <w:bottom w:val="single"/>
+            </w:tcBorders>
+            <w:vAlign w:val="bottom"/>
+          </w:tcPr>
+          <w:p>
+            <w:pPr>
+              <w:pStyle w:val="Compact"/>
+              <w:jc w:val="left"/>
+            </w:pPr>
+            <w:r>
+              <w:t xml:space="preserve">Success</w:t>
+            </w:r>
+          </w:p>
+        </w:tc>
+        <w:tc>
+          <w:tcPr>
+            <w:tcBorders>
+              <w:bottom w:val="single"/>
+            </w:tcBorders>
+            <w:vAlign w:val="bottom"/>
+          </w:tcPr>
+          <w:p>
+            <w:pPr>
+              <w:pStyle w:val="Compact"/>
+              <w:jc w:val="left"/>
+            </w:pPr>
+            <w:r>
+              <w:t xml:space="preserve">Tokens / task</w:t>
+            </w:r>
+          </w:p>
+        </w:tc>
+        <w:tc>
+          <w:tcPr>
+            <w:tcBorders>
+              <w:bottom w:val="single"/>
+            </w:tcBorders>
+            <w:vAlign w:val="bottom"/>
+          </w:tcPr>
+          <w:p>
+            <w:pPr>
+              <w:pStyle w:val="Compact"/>
+              <w:jc w:val="left"/>
+            </w:pPr>
+            <w:r>
+              <w:t xml:space="preserve">升级数</w:t>
+            </w:r>
+          </w:p>
+        </w:tc>
+        <w:tc>
+          <w:tcPr>
+            <w:tcBorders>
+              <w:bottom w:val="single"/>
+            </w:tcBorders>
+            <w:vAlign w:val="bottom"/>
+          </w:tcPr>
+          <w:p>
+            <w:pPr>
+              <w:pStyle w:val="Compact"/>
+              <w:jc w:val="left"/>
+            </w:pPr>
+            <w:r>
               <w:t xml:space="preserve">效率（pp / 千 token）</w:t>
             </w:r>
           </w:p>
@@ -5697,11 +6276,11 @@
       <w:pPr>
         <w:pStyle w:val="Heading2"/>
       </w:pPr>
-      <w:bookmarkStart w:id="32" w:name="live-end-to-end-evaluation"/>
+      <w:bookmarkStart w:id="33" w:name="live-end-to-end-evaluation"/>
       <w:r>
         <w:t xml:space="preserve">5.8 Live End-to-End Evaluation</w:t>
       </w:r>
-      <w:bookmarkEnd w:id="32"/>
+      <w:bookmarkEnd w:id="33"/>
     </w:p>
     <w:p>
       <w:pPr>
@@ -18343,6 +18922,227 @@
     <w:pPr>
       <w:wordWrap w:val="off"/>
     </w:pPr>
+  </w:style>
+  <w:style w:type="character" w:customStyle="1" w:styleId="KeywordTok">
+    <w:name w:val="KeywordTok"/>
+    <w:basedOn w:val="VerbatimChar"/>
+    <w:rPr>
+      <w:color w:val="007020"/>
+      <w:b/>
+    </w:rPr>
+  </w:style>
+  <w:style w:type="character" w:customStyle="1" w:styleId="DataTypeTok">
+    <w:name w:val="DataTypeTok"/>
+    <w:basedOn w:val="VerbatimChar"/>
+    <w:rPr>
+      <w:color w:val="902000"/>
+    </w:rPr>
+  </w:style>
+  <w:style w:type="character" w:customStyle="1" w:styleId="DecValTok">
+    <w:name w:val="DecValTok"/>
+    <w:basedOn w:val="VerbatimChar"/>
+    <w:rPr>
+      <w:color w:val="40a070"/>
+    </w:rPr>
+  </w:style>
+  <w:style w:type="character" w:customStyle="1" w:styleId="BaseNTok">
+    <w:name w:val="BaseNTok"/>
+    <w:basedOn w:val="VerbatimChar"/>
+    <w:rPr>
+      <w:color w:val="40a070"/>
+    </w:rPr>
+  </w:style>
+  <w:style w:type="character" w:customStyle="1" w:styleId="FloatTok">
+    <w:name w:val="FloatTok"/>
+    <w:basedOn w:val="VerbatimChar"/>
+    <w:rPr>
+      <w:color w:val="40a070"/>
+    </w:rPr>
+  </w:style>
+  <w:style w:type="character" w:customStyle="1" w:styleId="ConstantTok">
+    <w:name w:val="ConstantTok"/>
+    <w:basedOn w:val="VerbatimChar"/>
+    <w:rPr>
+      <w:color w:val="880000"/>
+    </w:rPr>
+  </w:style>
+  <w:style w:type="character" w:customStyle="1" w:styleId="CharTok">
+    <w:name w:val="CharTok"/>
+    <w:basedOn w:val="VerbatimChar"/>
+    <w:rPr>
+      <w:color w:val="4070a0"/>
+    </w:rPr>
+  </w:style>
+  <w:style w:type="character" w:customStyle="1" w:styleId="SpecialCharTok">
+    <w:name w:val="SpecialCharTok"/>
+    <w:basedOn w:val="VerbatimChar"/>
+    <w:rPr>
+      <w:color w:val="4070a0"/>
+    </w:rPr>
+  </w:style>
+  <w:style w:type="character" w:customStyle="1" w:styleId="StringTok">
+    <w:name w:val="StringTok"/>
+    <w:basedOn w:val="VerbatimChar"/>
+    <w:rPr>
+      <w:color w:val="4070a0"/>
+    </w:rPr>
+  </w:style>
+  <w:style w:type="character" w:customStyle="1" w:styleId="VerbatimStringTok">
+    <w:name w:val="VerbatimStringTok"/>
+    <w:basedOn w:val="VerbatimChar"/>
+    <w:rPr>
+      <w:color w:val="4070a0"/>
+    </w:rPr>
+  </w:style>
+  <w:style w:type="character" w:customStyle="1" w:styleId="SpecialStringTok">
+    <w:name w:val="SpecialStringTok"/>
+    <w:basedOn w:val="VerbatimChar"/>
+    <w:rPr>
+      <w:color w:val="bb6688"/>
+    </w:rPr>
+  </w:style>
+  <w:style w:type="character" w:customStyle="1" w:styleId="ImportTok">
+    <w:name w:val="ImportTok"/>
+    <w:basedOn w:val="VerbatimChar"/>
+    <w:rPr/>
+  </w:style>
+  <w:style w:type="character" w:customStyle="1" w:styleId="CommentTok">
+    <w:name w:val="CommentTok"/>
+    <w:basedOn w:val="VerbatimChar"/>
+    <w:rPr>
+      <w:color w:val="60a0b0"/>
+      <w:i/>
+    </w:rPr>
+  </w:style>
+  <w:style w:type="character" w:customStyle="1" w:styleId="DocumentationTok">
+    <w:name w:val="DocumentationTok"/>
+    <w:basedOn w:val="VerbatimChar"/>
+    <w:rPr>
+      <w:color w:val="ba2121"/>
+      <w:i/>
+    </w:rPr>
+  </w:style>
+  <w:style w:type="character" w:customStyle="1" w:styleId="AnnotationTok">
+    <w:name w:val="AnnotationTok"/>
+    <w:basedOn w:val="VerbatimChar"/>
+    <w:rPr>
+      <w:color w:val="60a0b0"/>
+      <w:b/>
+      <w:i/>
+    </w:rPr>
+  </w:style>
+  <w:style w:type="character" w:customStyle="1" w:styleId="CommentVarTok">
+    <w:name w:val="CommentVarTok"/>
+    <w:basedOn w:val="VerbatimChar"/>
+    <w:rPr>
+      <w:color w:val="60a0b0"/>
+      <w:b/>
+      <w:i/>
+    </w:rPr>
+  </w:style>
+  <w:style w:type="character" w:customStyle="1" w:styleId="OtherTok">
+    <w:name w:val="OtherTok"/>
+    <w:basedOn w:val="VerbatimChar"/>
+    <w:rPr>
+      <w:color w:val="007020"/>
+    </w:rPr>
+  </w:style>
+  <w:style w:type="character" w:customStyle="1" w:styleId="FunctionTok">
+    <w:name w:val="FunctionTok"/>
+    <w:basedOn w:val="VerbatimChar"/>
+    <w:rPr>
+      <w:color w:val="06287e"/>
+    </w:rPr>
+  </w:style>
+  <w:style w:type="character" w:customStyle="1" w:styleId="VariableTok">
+    <w:name w:val="VariableTok"/>
+    <w:basedOn w:val="VerbatimChar"/>
+    <w:rPr>
+      <w:color w:val="19177c"/>
+    </w:rPr>
+  </w:style>
+  <w:style w:type="character" w:customStyle="1" w:styleId="ControlFlowTok">
+    <w:name w:val="ControlFlowTok"/>
+    <w:basedOn w:val="VerbatimChar"/>
+    <w:rPr>
+      <w:color w:val="007020"/>
+      <w:b/>
+    </w:rPr>
+  </w:style>
+  <w:style w:type="character" w:customStyle="1" w:styleId="OperatorTok">
+    <w:name w:val="OperatorTok"/>
+    <w:basedOn w:val="VerbatimChar"/>
+    <w:rPr>
+      <w:color w:val="666666"/>
+    </w:rPr>
+  </w:style>
+  <w:style w:type="character" w:customStyle="1" w:styleId="BuiltInTok">
+    <w:name w:val="BuiltInTok"/>
+    <w:basedOn w:val="VerbatimChar"/>
+    <w:rPr/>
+  </w:style>
+  <w:style w:type="character" w:customStyle="1" w:styleId="ExtensionTok">
+    <w:name w:val="ExtensionTok"/>
+    <w:basedOn w:val="VerbatimChar"/>
+    <w:rPr/>
+  </w:style>
+  <w:style w:type="character" w:customStyle="1" w:styleId="PreprocessorTok">
+    <w:name w:val="PreprocessorTok"/>
+    <w:basedOn w:val="VerbatimChar"/>
+    <w:rPr>
+      <w:color w:val="bc7a00"/>
+    </w:rPr>
+  </w:style>
+  <w:style w:type="character" w:customStyle="1" w:styleId="AttributeTok">
+    <w:name w:val="AttributeTok"/>
+    <w:basedOn w:val="VerbatimChar"/>
+    <w:rPr>
+      <w:color w:val="7d9029"/>
+    </w:rPr>
+  </w:style>
+  <w:style w:type="character" w:customStyle="1" w:styleId="RegionMarkerTok">
+    <w:name w:val="RegionMarkerTok"/>
+    <w:basedOn w:val="VerbatimChar"/>
+    <w:rPr/>
+  </w:style>
+  <w:style w:type="character" w:customStyle="1" w:styleId="InformationTok">
+    <w:name w:val="InformationTok"/>
+    <w:basedOn w:val="VerbatimChar"/>
+    <w:rPr>
+      <w:color w:val="60a0b0"/>
+      <w:b/>
+      <w:i/>
+    </w:rPr>
+  </w:style>
+  <w:style w:type="character" w:customStyle="1" w:styleId="WarningTok">
+    <w:name w:val="WarningTok"/>
+    <w:basedOn w:val="VerbatimChar"/>
+    <w:rPr>
+      <w:color w:val="60a0b0"/>
+      <w:b/>
+      <w:i/>
+    </w:rPr>
+  </w:style>
+  <w:style w:type="character" w:customStyle="1" w:styleId="AlertTok">
+    <w:name w:val="AlertTok"/>
+    <w:basedOn w:val="VerbatimChar"/>
+    <w:rPr>
+      <w:color w:val="ff0000"/>
+      <w:b/>
+    </w:rPr>
+  </w:style>
+  <w:style w:type="character" w:customStyle="1" w:styleId="ErrorTok">
+    <w:name w:val="ErrorTok"/>
+    <w:basedOn w:val="VerbatimChar"/>
+    <w:rPr>
+      <w:color w:val="ff0000"/>
+      <w:b/>
+    </w:rPr>
+  </w:style>
+  <w:style w:type="character" w:customStyle="1" w:styleId="NormalTok">
+    <w:name w:val="NormalTok"/>
+    <w:basedOn w:val="VerbatimChar"/>
+    <w:rPr/>
   </w:style>
   <w:style w:type="character" w:customStyle="1" w:styleId="KeywordTok">
     <w:name w:val="KeywordTok"/>

--- a/r3_own_pool/paper_method_feedback_aware_dag/第五章_Experiments.docx
+++ b/r3_own_pool/paper_method_feedback_aware_dag/第五章_Experiments.docx
@@ -2889,19 +2889,80 @@
         <w:t xml:space="preserve">结论</w:t>
       </w:r>
       <w:r>
-        <w:t xml:space="preserve">：Dynamic 的后继重调度机制按设计触发（26.3%）、在预算约束内运行（违规率 0、成本增量约 0.2%），但在当前动作覆盖率下未带来显著质量差——失败多为多模型共同失败（5.5.4），重调度无法突破能力上限。这与</w:t>
+        <w:t xml:space="preserve">：在共享初始路由与固定拓扑条件下，反馈驱动后继重调度能够稳定触发（26.3%，平均 0.43 个后继节点），并在 20% 预算余量下保持零预算违规；但任务质量与 Static DAG 无显著差异（41.0% 对 40.0%，ΔQ 95% CI 覆盖 0），不应表述为 Dynamic 更差。进一步分析表明，主要限制来自多模型共同失败以及可重路由空间有限。</w:t>
+      </w:r>
+    </w:p>
+    <w:p>
+      <w:pPr>
+        <w:pStyle w:val="BodyText"/>
+      </w:pPr>
+      <w:r>
+        <w:rPr>
+          <w:b/>
+        </w:rPr>
+        <w:t xml:space="preserve">诊断</w:t>
+      </w:r>
+      <w:r>
+        <w:t xml:space="preserve">（同一 replay，零新调用）：(i) 任务级 Help/Harm 分解为 0/1/40/59（Static错→Dynamic对 / Static对→Dynamic错 / 皆对 / 皆错）——机制几乎不产生任务级翻转；(ii) 真正发生后继重调度的 25 个任务上 Static 与 Dynamic 质量均为 48%（未被稀释的 75 个任务为 37%）；(iii) 41 个被重调度后继中 65.9% 存在可重路由空间（模型池存在正确答案），在这些</w:t>
       </w:r>
       <w:r>
         <w:t xml:space="preserve">“</w:t>
       </w:r>
       <w:r>
-        <w:t xml:space="preserve">动态性 ≠ 修改图拓扑</w:t>
+        <w:t xml:space="preserve">原计划模型失败且存在替代</w:t>
       </w:r>
       <w:r>
         <w:t xml:space="preserve">”</w:t>
       </w:r>
       <w:r>
-        <w:t xml:space="preserve">的设计一致：动态性的价值是把恢复决策与预算约束组织成可部署闭环；Local Replan（修改拓扑）在 dev pilot 上净增 0 节点（见 5.5.7），作为未来工作保留。</w:t>
+        <w:t xml:space="preserve">的 8 个节点上，</w:t>
+      </w:r>
+      <w:r>
+        <w:rPr>
+          <w:b/>
+        </w:rPr>
+        <w:t xml:space="preserve">Dynamic 选中正确模型 8/8，Static 冻结回退仅 5/8</w:t>
+      </w:r>
+      <w:r>
+        <w:t xml:space="preserve">——调度器本身能把反馈转化为正确的后继调整，节点级选择并不差；(iv) 任务级收益为零的原因：决定任务成功的 reasoning 节点在两种模式下都已获得节点级回退，且后继节点处于标准输入条件（上游输出变化未真实传播，见下方证据层级声明）；(v) 唯一的 harm 任务来自失败状态记忆覆盖了冻结回退的正确选择（reasoning Q 向量 [0,0,1]，Static 回退选中 coder 成功，Dynamic 记忆回退选中 large 失败）——这直接指向</w:t>
+      </w:r>
+      <w:r>
+        <w:t xml:space="preserve"> </w:t>
+      </w:r>
+      <w:r>
+        <w:rPr>
+          <w:b/>
+        </w:rPr>
+        <w:t xml:space="preserve">Selective Dynamic Update</w:t>
+      </w:r>
+      <w:r>
+        <w:t xml:space="preserve">：只重调度真正受影响的 descendants，且不覆盖有正向证据的既定回退。</w:t>
+      </w:r>
+    </w:p>
+    <w:p>
+      <w:pPr>
+        <w:pStyle w:val="BodyText"/>
+      </w:pPr>
+      <w:r>
+        <w:rPr>
+          <w:b/>
+        </w:rPr>
+        <w:t xml:space="preserve">证据层级声明</w:t>
+      </w:r>
+      <w:r>
+        <w:t xml:space="preserve">：本对照为条件化节点结果表回放，后继节点的模型结果取自标准输入条件下的实测矩阵，上游反馈产生的新内容未真实传入后继——因此它证明的是</w:t>
+      </w:r>
+      <w:r>
+        <w:t xml:space="preserve">“</w:t>
+      </w:r>
+      <w:r>
+        <w:t xml:space="preserve">调度机制健全、预算纪律良好、节点级选择正确</w:t>
+      </w:r>
+      <w:r>
+        <w:t xml:space="preserve">”</w:t>
+      </w:r>
+      <w:r>
+        <w:t xml:space="preserve">，而非完整 Dynamic DAG 的端到端质量收益；后者需要状态真实传播的 live 对照（见 5.8 的 live 三臂与后续工作）。</w:t>
       </w:r>
     </w:p>
     <w:p>
@@ -18922,6 +18983,227 @@
     <w:pPr>
       <w:wordWrap w:val="off"/>
     </w:pPr>
+  </w:style>
+  <w:style w:type="character" w:customStyle="1" w:styleId="KeywordTok">
+    <w:name w:val="KeywordTok"/>
+    <w:basedOn w:val="VerbatimChar"/>
+    <w:rPr>
+      <w:color w:val="007020"/>
+      <w:b/>
+    </w:rPr>
+  </w:style>
+  <w:style w:type="character" w:customStyle="1" w:styleId="DataTypeTok">
+    <w:name w:val="DataTypeTok"/>
+    <w:basedOn w:val="VerbatimChar"/>
+    <w:rPr>
+      <w:color w:val="902000"/>
+    </w:rPr>
+  </w:style>
+  <w:style w:type="character" w:customStyle="1" w:styleId="DecValTok">
+    <w:name w:val="DecValTok"/>
+    <w:basedOn w:val="VerbatimChar"/>
+    <w:rPr>
+      <w:color w:val="40a070"/>
+    </w:rPr>
+  </w:style>
+  <w:style w:type="character" w:customStyle="1" w:styleId="BaseNTok">
+    <w:name w:val="BaseNTok"/>
+    <w:basedOn w:val="VerbatimChar"/>
+    <w:rPr>
+      <w:color w:val="40a070"/>
+    </w:rPr>
+  </w:style>
+  <w:style w:type="character" w:customStyle="1" w:styleId="FloatTok">
+    <w:name w:val="FloatTok"/>
+    <w:basedOn w:val="VerbatimChar"/>
+    <w:rPr>
+      <w:color w:val="40a070"/>
+    </w:rPr>
+  </w:style>
+  <w:style w:type="character" w:customStyle="1" w:styleId="ConstantTok">
+    <w:name w:val="ConstantTok"/>
+    <w:basedOn w:val="VerbatimChar"/>
+    <w:rPr>
+      <w:color w:val="880000"/>
+    </w:rPr>
+  </w:style>
+  <w:style w:type="character" w:customStyle="1" w:styleId="CharTok">
+    <w:name w:val="CharTok"/>
+    <w:basedOn w:val="VerbatimChar"/>
+    <w:rPr>
+      <w:color w:val="4070a0"/>
+    </w:rPr>
+  </w:style>
+  <w:style w:type="character" w:customStyle="1" w:styleId="SpecialCharTok">
+    <w:name w:val="SpecialCharTok"/>
+    <w:basedOn w:val="VerbatimChar"/>
+    <w:rPr>
+      <w:color w:val="4070a0"/>
+    </w:rPr>
+  </w:style>
+  <w:style w:type="character" w:customStyle="1" w:styleId="StringTok">
+    <w:name w:val="StringTok"/>
+    <w:basedOn w:val="VerbatimChar"/>
+    <w:rPr>
+      <w:color w:val="4070a0"/>
+    </w:rPr>
+  </w:style>
+  <w:style w:type="character" w:customStyle="1" w:styleId="VerbatimStringTok">
+    <w:name w:val="VerbatimStringTok"/>
+    <w:basedOn w:val="VerbatimChar"/>
+    <w:rPr>
+      <w:color w:val="4070a0"/>
+    </w:rPr>
+  </w:style>
+  <w:style w:type="character" w:customStyle="1" w:styleId="SpecialStringTok">
+    <w:name w:val="SpecialStringTok"/>
+    <w:basedOn w:val="VerbatimChar"/>
+    <w:rPr>
+      <w:color w:val="bb6688"/>
+    </w:rPr>
+  </w:style>
+  <w:style w:type="character" w:customStyle="1" w:styleId="ImportTok">
+    <w:name w:val="ImportTok"/>
+    <w:basedOn w:val="VerbatimChar"/>
+    <w:rPr/>
+  </w:style>
+  <w:style w:type="character" w:customStyle="1" w:styleId="CommentTok">
+    <w:name w:val="CommentTok"/>
+    <w:basedOn w:val="VerbatimChar"/>
+    <w:rPr>
+      <w:color w:val="60a0b0"/>
+      <w:i/>
+    </w:rPr>
+  </w:style>
+  <w:style w:type="character" w:customStyle="1" w:styleId="DocumentationTok">
+    <w:name w:val="DocumentationTok"/>
+    <w:basedOn w:val="VerbatimChar"/>
+    <w:rPr>
+      <w:color w:val="ba2121"/>
+      <w:i/>
+    </w:rPr>
+  </w:style>
+  <w:style w:type="character" w:customStyle="1" w:styleId="AnnotationTok">
+    <w:name w:val="AnnotationTok"/>
+    <w:basedOn w:val="VerbatimChar"/>
+    <w:rPr>
+      <w:color w:val="60a0b0"/>
+      <w:b/>
+      <w:i/>
+    </w:rPr>
+  </w:style>
+  <w:style w:type="character" w:customStyle="1" w:styleId="CommentVarTok">
+    <w:name w:val="CommentVarTok"/>
+    <w:basedOn w:val="VerbatimChar"/>
+    <w:rPr>
+      <w:color w:val="60a0b0"/>
+      <w:b/>
+      <w:i/>
+    </w:rPr>
+  </w:style>
+  <w:style w:type="character" w:customStyle="1" w:styleId="OtherTok">
+    <w:name w:val="OtherTok"/>
+    <w:basedOn w:val="VerbatimChar"/>
+    <w:rPr>
+      <w:color w:val="007020"/>
+    </w:rPr>
+  </w:style>
+  <w:style w:type="character" w:customStyle="1" w:styleId="FunctionTok">
+    <w:name w:val="FunctionTok"/>
+    <w:basedOn w:val="VerbatimChar"/>
+    <w:rPr>
+      <w:color w:val="06287e"/>
+    </w:rPr>
+  </w:style>
+  <w:style w:type="character" w:customStyle="1" w:styleId="VariableTok">
+    <w:name w:val="VariableTok"/>
+    <w:basedOn w:val="VerbatimChar"/>
+    <w:rPr>
+      <w:color w:val="19177c"/>
+    </w:rPr>
+  </w:style>
+  <w:style w:type="character" w:customStyle="1" w:styleId="ControlFlowTok">
+    <w:name w:val="ControlFlowTok"/>
+    <w:basedOn w:val="VerbatimChar"/>
+    <w:rPr>
+      <w:color w:val="007020"/>
+      <w:b/>
+    </w:rPr>
+  </w:style>
+  <w:style w:type="character" w:customStyle="1" w:styleId="OperatorTok">
+    <w:name w:val="OperatorTok"/>
+    <w:basedOn w:val="VerbatimChar"/>
+    <w:rPr>
+      <w:color w:val="666666"/>
+    </w:rPr>
+  </w:style>
+  <w:style w:type="character" w:customStyle="1" w:styleId="BuiltInTok">
+    <w:name w:val="BuiltInTok"/>
+    <w:basedOn w:val="VerbatimChar"/>
+    <w:rPr/>
+  </w:style>
+  <w:style w:type="character" w:customStyle="1" w:styleId="ExtensionTok">
+    <w:name w:val="ExtensionTok"/>
+    <w:basedOn w:val="VerbatimChar"/>
+    <w:rPr/>
+  </w:style>
+  <w:style w:type="character" w:customStyle="1" w:styleId="PreprocessorTok">
+    <w:name w:val="PreprocessorTok"/>
+    <w:basedOn w:val="VerbatimChar"/>
+    <w:rPr>
+      <w:color w:val="bc7a00"/>
+    </w:rPr>
+  </w:style>
+  <w:style w:type="character" w:customStyle="1" w:styleId="AttributeTok">
+    <w:name w:val="AttributeTok"/>
+    <w:basedOn w:val="VerbatimChar"/>
+    <w:rPr>
+      <w:color w:val="7d9029"/>
+    </w:rPr>
+  </w:style>
+  <w:style w:type="character" w:customStyle="1" w:styleId="RegionMarkerTok">
+    <w:name w:val="RegionMarkerTok"/>
+    <w:basedOn w:val="VerbatimChar"/>
+    <w:rPr/>
+  </w:style>
+  <w:style w:type="character" w:customStyle="1" w:styleId="InformationTok">
+    <w:name w:val="InformationTok"/>
+    <w:basedOn w:val="VerbatimChar"/>
+    <w:rPr>
+      <w:color w:val="60a0b0"/>
+      <w:b/>
+      <w:i/>
+    </w:rPr>
+  </w:style>
+  <w:style w:type="character" w:customStyle="1" w:styleId="WarningTok">
+    <w:name w:val="WarningTok"/>
+    <w:basedOn w:val="VerbatimChar"/>
+    <w:rPr>
+      <w:color w:val="60a0b0"/>
+      <w:b/>
+      <w:i/>
+    </w:rPr>
+  </w:style>
+  <w:style w:type="character" w:customStyle="1" w:styleId="AlertTok">
+    <w:name w:val="AlertTok"/>
+    <w:basedOn w:val="VerbatimChar"/>
+    <w:rPr>
+      <w:color w:val="ff0000"/>
+      <w:b/>
+    </w:rPr>
+  </w:style>
+  <w:style w:type="character" w:customStyle="1" w:styleId="ErrorTok">
+    <w:name w:val="ErrorTok"/>
+    <w:basedOn w:val="VerbatimChar"/>
+    <w:rPr>
+      <w:color w:val="ff0000"/>
+      <w:b/>
+    </w:rPr>
+  </w:style>
+  <w:style w:type="character" w:customStyle="1" w:styleId="NormalTok">
+    <w:name w:val="NormalTok"/>
+    <w:basedOn w:val="VerbatimChar"/>
+    <w:rPr/>
   </w:style>
   <w:style w:type="character" w:customStyle="1" w:styleId="KeywordTok">
     <w:name w:val="KeywordTok"/>

--- a/r3_own_pool/paper_method_feedback_aware_dag/第五章_Experiments.docx
+++ b/r3_own_pool/paper_method_feedback_aware_dag/第五章_Experiments.docx
@@ -2947,22 +2947,33 @@
         <w:rPr>
           <w:b/>
         </w:rPr>
-        <w:t xml:space="preserve">证据层级声明</w:t>
-      </w:r>
-      <w:r>
-        <w:t xml:space="preserve">：本对照为条件化节点结果表回放，后继节点的模型结果取自标准输入条件下的实测矩阵，上游反馈产生的新内容未真实传入后继——因此它证明的是</w:t>
-      </w:r>
-      <w:r>
-        <w:t xml:space="preserve">“</w:t>
-      </w:r>
-      <w:r>
-        <w:t xml:space="preserve">调度机制健全、预算纪律良好、节点级选择正确</w:t>
-      </w:r>
-      <w:r>
-        <w:t xml:space="preserve">”</w:t>
-      </w:r>
-      <w:r>
-        <w:t xml:space="preserve">，而非完整 Dynamic DAG 的端到端质量收益；后者需要状态真实传播的 live 对照（见 5.8 的 live 三臂与后续工作）。</w:t>
+        <w:t xml:space="preserve">Live Static vs Dynamic 对照</w:t>
+      </w:r>
+      <w:r>
+        <w:t xml:space="preserve">（48 个未用 TAT-QA 任务，策略冻结后真实执行，160 次调用；与回放不同，恢复后的真实输出真实传播给后继）：两臂共享初始分配、prompt、模型池与逐任务预算（Static 实现成本 ×1.2）。结果：Q = 52.1% 对 54.2%（配对 ΔQ = +2.1pp，95% CI [−4.2, +10.4]，覆盖 0，不显著）；成本持平（+1.6 tokens）、时延持平（−0.06 s）；Help/Harm = 2/1；Dynamic 重调度在 52.1% 的任务上触发（24 次 reasoning 升级 large 全部在预算内执行），预算违规 0。失败归因：22 个双失败任务的链路合并后已尝试全部 3 个模型且在相同传播事实下全部错误——</w:t>
+      </w:r>
+      <w:r>
+        <w:rPr>
+          <w:b/>
+        </w:rPr>
+        <w:t xml:space="preserve">模型池共同失败在真实传播下依然是主导约束</w:t>
+      </w:r>
+      <w:r>
+        <w:t xml:space="preserve">。按预注册三情形判定，本结果属于情形二/三边界：动态控制逻辑可执行（触发 52%、零违规、成本持平），端到端收益受模型池共同失败限制；Live Dynamic 到此为止，不再追加。</w:t>
+      </w:r>
+    </w:p>
+    <w:p>
+      <w:pPr>
+        <w:pStyle w:val="BodyText"/>
+      </w:pPr>
+      <w:r>
+        <w:rPr>
+          <w:b/>
+        </w:rPr>
+        <w:t xml:space="preserve">证据层级小结</w:t>
+      </w:r>
+      <w:r>
+        <w:t xml:space="preserve">：回放对照证明调度器节点级选择正确（headroom 节点 8/8 对 5/8）；Live 对照以真实传播验证端到端（触发 52%、零违规、ΔQ 不显著）。两个层级一致地指向同一结论：调度机制可执行且预算纪律良好，端到端收益的上限由模型池共同失败（动作/能力覆盖率）决定，而非调度策略本身。</w:t>
       </w:r>
     </w:p>
     <w:p>
@@ -18983,6 +18994,227 @@
     <w:pPr>
       <w:wordWrap w:val="off"/>
     </w:pPr>
+  </w:style>
+  <w:style w:type="character" w:customStyle="1" w:styleId="KeywordTok">
+    <w:name w:val="KeywordTok"/>
+    <w:basedOn w:val="VerbatimChar"/>
+    <w:rPr>
+      <w:color w:val="007020"/>
+      <w:b/>
+    </w:rPr>
+  </w:style>
+  <w:style w:type="character" w:customStyle="1" w:styleId="DataTypeTok">
+    <w:name w:val="DataTypeTok"/>
+    <w:basedOn w:val="VerbatimChar"/>
+    <w:rPr>
+      <w:color w:val="902000"/>
+    </w:rPr>
+  </w:style>
+  <w:style w:type="character" w:customStyle="1" w:styleId="DecValTok">
+    <w:name w:val="DecValTok"/>
+    <w:basedOn w:val="VerbatimChar"/>
+    <w:rPr>
+      <w:color w:val="40a070"/>
+    </w:rPr>
+  </w:style>
+  <w:style w:type="character" w:customStyle="1" w:styleId="BaseNTok">
+    <w:name w:val="BaseNTok"/>
+    <w:basedOn w:val="VerbatimChar"/>
+    <w:rPr>
+      <w:color w:val="40a070"/>
+    </w:rPr>
+  </w:style>
+  <w:style w:type="character" w:customStyle="1" w:styleId="FloatTok">
+    <w:name w:val="FloatTok"/>
+    <w:basedOn w:val="VerbatimChar"/>
+    <w:rPr>
+      <w:color w:val="40a070"/>
+    </w:rPr>
+  </w:style>
+  <w:style w:type="character" w:customStyle="1" w:styleId="ConstantTok">
+    <w:name w:val="ConstantTok"/>
+    <w:basedOn w:val="VerbatimChar"/>
+    <w:rPr>
+      <w:color w:val="880000"/>
+    </w:rPr>
+  </w:style>
+  <w:style w:type="character" w:customStyle="1" w:styleId="CharTok">
+    <w:name w:val="CharTok"/>
+    <w:basedOn w:val="VerbatimChar"/>
+    <w:rPr>
+      <w:color w:val="4070a0"/>
+    </w:rPr>
+  </w:style>
+  <w:style w:type="character" w:customStyle="1" w:styleId="SpecialCharTok">
+    <w:name w:val="SpecialCharTok"/>
+    <w:basedOn w:val="VerbatimChar"/>
+    <w:rPr>
+      <w:color w:val="4070a0"/>
+    </w:rPr>
+  </w:style>
+  <w:style w:type="character" w:customStyle="1" w:styleId="StringTok">
+    <w:name w:val="StringTok"/>
+    <w:basedOn w:val="VerbatimChar"/>
+    <w:rPr>
+      <w:color w:val="4070a0"/>
+    </w:rPr>
+  </w:style>
+  <w:style w:type="character" w:customStyle="1" w:styleId="VerbatimStringTok">
+    <w:name w:val="VerbatimStringTok"/>
+    <w:basedOn w:val="VerbatimChar"/>
+    <w:rPr>
+      <w:color w:val="4070a0"/>
+    </w:rPr>
+  </w:style>
+  <w:style w:type="character" w:customStyle="1" w:styleId="SpecialStringTok">
+    <w:name w:val="SpecialStringTok"/>
+    <w:basedOn w:val="VerbatimChar"/>
+    <w:rPr>
+      <w:color w:val="bb6688"/>
+    </w:rPr>
+  </w:style>
+  <w:style w:type="character" w:customStyle="1" w:styleId="ImportTok">
+    <w:name w:val="ImportTok"/>
+    <w:basedOn w:val="VerbatimChar"/>
+    <w:rPr/>
+  </w:style>
+  <w:style w:type="character" w:customStyle="1" w:styleId="CommentTok">
+    <w:name w:val="CommentTok"/>
+    <w:basedOn w:val="VerbatimChar"/>
+    <w:rPr>
+      <w:color w:val="60a0b0"/>
+      <w:i/>
+    </w:rPr>
+  </w:style>
+  <w:style w:type="character" w:customStyle="1" w:styleId="DocumentationTok">
+    <w:name w:val="DocumentationTok"/>
+    <w:basedOn w:val="VerbatimChar"/>
+    <w:rPr>
+      <w:color w:val="ba2121"/>
+      <w:i/>
+    </w:rPr>
+  </w:style>
+  <w:style w:type="character" w:customStyle="1" w:styleId="AnnotationTok">
+    <w:name w:val="AnnotationTok"/>
+    <w:basedOn w:val="VerbatimChar"/>
+    <w:rPr>
+      <w:color w:val="60a0b0"/>
+      <w:b/>
+      <w:i/>
+    </w:rPr>
+  </w:style>
+  <w:style w:type="character" w:customStyle="1" w:styleId="CommentVarTok">
+    <w:name w:val="CommentVarTok"/>
+    <w:basedOn w:val="VerbatimChar"/>
+    <w:rPr>
+      <w:color w:val="60a0b0"/>
+      <w:b/>
+      <w:i/>
+    </w:rPr>
+  </w:style>
+  <w:style w:type="character" w:customStyle="1" w:styleId="OtherTok">
+    <w:name w:val="OtherTok"/>
+    <w:basedOn w:val="VerbatimChar"/>
+    <w:rPr>
+      <w:color w:val="007020"/>
+    </w:rPr>
+  </w:style>
+  <w:style w:type="character" w:customStyle="1" w:styleId="FunctionTok">
+    <w:name w:val="FunctionTok"/>
+    <w:basedOn w:val="VerbatimChar"/>
+    <w:rPr>
+      <w:color w:val="06287e"/>
+    </w:rPr>
+  </w:style>
+  <w:style w:type="character" w:customStyle="1" w:styleId="VariableTok">
+    <w:name w:val="VariableTok"/>
+    <w:basedOn w:val="VerbatimChar"/>
+    <w:rPr>
+      <w:color w:val="19177c"/>
+    </w:rPr>
+  </w:style>
+  <w:style w:type="character" w:customStyle="1" w:styleId="ControlFlowTok">
+    <w:name w:val="ControlFlowTok"/>
+    <w:basedOn w:val="VerbatimChar"/>
+    <w:rPr>
+      <w:color w:val="007020"/>
+      <w:b/>
+    </w:rPr>
+  </w:style>
+  <w:style w:type="character" w:customStyle="1" w:styleId="OperatorTok">
+    <w:name w:val="OperatorTok"/>
+    <w:basedOn w:val="VerbatimChar"/>
+    <w:rPr>
+      <w:color w:val="666666"/>
+    </w:rPr>
+  </w:style>
+  <w:style w:type="character" w:customStyle="1" w:styleId="BuiltInTok">
+    <w:name w:val="BuiltInTok"/>
+    <w:basedOn w:val="VerbatimChar"/>
+    <w:rPr/>
+  </w:style>
+  <w:style w:type="character" w:customStyle="1" w:styleId="ExtensionTok">
+    <w:name w:val="ExtensionTok"/>
+    <w:basedOn w:val="VerbatimChar"/>
+    <w:rPr/>
+  </w:style>
+  <w:style w:type="character" w:customStyle="1" w:styleId="PreprocessorTok">
+    <w:name w:val="PreprocessorTok"/>
+    <w:basedOn w:val="VerbatimChar"/>
+    <w:rPr>
+      <w:color w:val="bc7a00"/>
+    </w:rPr>
+  </w:style>
+  <w:style w:type="character" w:customStyle="1" w:styleId="AttributeTok">
+    <w:name w:val="AttributeTok"/>
+    <w:basedOn w:val="VerbatimChar"/>
+    <w:rPr>
+      <w:color w:val="7d9029"/>
+    </w:rPr>
+  </w:style>
+  <w:style w:type="character" w:customStyle="1" w:styleId="RegionMarkerTok">
+    <w:name w:val="RegionMarkerTok"/>
+    <w:basedOn w:val="VerbatimChar"/>
+    <w:rPr/>
+  </w:style>
+  <w:style w:type="character" w:customStyle="1" w:styleId="InformationTok">
+    <w:name w:val="InformationTok"/>
+    <w:basedOn w:val="VerbatimChar"/>
+    <w:rPr>
+      <w:color w:val="60a0b0"/>
+      <w:b/>
+      <w:i/>
+    </w:rPr>
+  </w:style>
+  <w:style w:type="character" w:customStyle="1" w:styleId="WarningTok">
+    <w:name w:val="WarningTok"/>
+    <w:basedOn w:val="VerbatimChar"/>
+    <w:rPr>
+      <w:color w:val="60a0b0"/>
+      <w:b/>
+      <w:i/>
+    </w:rPr>
+  </w:style>
+  <w:style w:type="character" w:customStyle="1" w:styleId="AlertTok">
+    <w:name w:val="AlertTok"/>
+    <w:basedOn w:val="VerbatimChar"/>
+    <w:rPr>
+      <w:color w:val="ff0000"/>
+      <w:b/>
+    </w:rPr>
+  </w:style>
+  <w:style w:type="character" w:customStyle="1" w:styleId="ErrorTok">
+    <w:name w:val="ErrorTok"/>
+    <w:basedOn w:val="VerbatimChar"/>
+    <w:rPr>
+      <w:color w:val="ff0000"/>
+      <w:b/>
+    </w:rPr>
+  </w:style>
+  <w:style w:type="character" w:customStyle="1" w:styleId="NormalTok">
+    <w:name w:val="NormalTok"/>
+    <w:basedOn w:val="VerbatimChar"/>
+    <w:rPr/>
   </w:style>
   <w:style w:type="character" w:customStyle="1" w:styleId="KeywordTok">
     <w:name w:val="KeywordTok"/>

--- a/r3_own_pool/paper_method_feedback_aware_dag/第五章_Experiments.docx
+++ b/r3_own_pool/paper_method_feedback_aware_dag/第五章_Experiments.docx
@@ -2950,7 +2950,7 @@
         <w:t xml:space="preserve">Live Static vs Dynamic 对照</w:t>
       </w:r>
       <w:r>
-        <w:t xml:space="preserve">（48 个未用 TAT-QA 任务，策略冻结后真实执行，160 次调用；与回放不同，恢复后的真实输出真实传播给后继）：两臂共享初始分配、prompt、模型池与逐任务预算（Static 实现成本 ×1.2）。结果：Q = 52.1% 对 54.2%（配对 ΔQ = +2.1pp，95% CI [−4.2, +10.4]，覆盖 0，不显著）；成本持平（+1.6 tokens）、时延持平（−0.06 s）；Help/Harm = 2/1；Dynamic 重调度在 52.1% 的任务上触发（24 次 reasoning 升级 large 全部在预算内执行），预算违规 0。失败归因：22 个双失败任务的链路合并后已尝试全部 3 个模型且在相同传播事实下全部错误——</w:t>
+        <w:t xml:space="preserve">（48 个 TAT-QA 任务，策略冻结后真实执行，160 次调用；与回放不同，恢复后的真实输出真实传播给后继。诚实标注：该集合此前的诊断分析启发了后续 Dynamic v2 规则设计，故对 v2 而言它是 previously analyzed live confirmation set，不称 held-out）：两臂共享初始分配、prompt、模型池与逐任务预算（Static 实现成本 ×1.2）。结果：Q = 52.1% 对 54.2%（配对 ΔQ = +2.1pp，95% CI [−4.2, +10.4]，覆盖 0，不显著）；成本持平（+1.6 tokens）、时延持平（−0.06 s）；Help/Harm = 2/1；Dynamic 重调度在 52.1% 的任务上触发（24 次 reasoning 升级 large 全部在预算内执行），预算违规 0。失败归因：22 个双失败任务的链路合并后已尝试全部 3 个模型且在相同传播事实下全部错误——</w:t>
       </w:r>
       <w:r>
         <w:rPr>
@@ -2960,6 +2960,41 @@
       </w:r>
       <w:r>
         <w:t xml:space="preserve">。按预注册三情形判定，本结果属于情形二/三边界：动态控制逻辑可执行（触发 52%、零违规、成本持平），端到端收益受模型池共同失败限制；Live Dynamic 到此为止，不再追加。</w:t>
+      </w:r>
+    </w:p>
+    <w:p>
+      <w:pPr>
+        <w:pStyle w:val="BodyText"/>
+      </w:pPr>
+      <w:r>
+        <w:rPr>
+          <w:b/>
+        </w:rPr>
+        <w:t xml:space="preserve">Dynamic v2（选择性更新规则，dev 迭代 + confirmation 一次性执行）</w:t>
+      </w:r>
+      <w:r>
+        <w:t xml:space="preserve">：针对 Live v1 的唯一 harm（失败记忆覆盖有正向证据的冻结回退），在 33 个独立 dev 任务（与全部先前集合互斥）上迭代出四条调度规则——R1 正向证据锁（冻结回退无失败记录时不被覆盖）、R2 切换边际（δ=0.1）、R3 受影响后继门控（恢复输出未实质变化则保持 Static 分配）、R4 能力画像评分（rank − γ·失败数，γ=1）。策略以单一共享函数实现（policy hash 8ee21689…），dev 与 confirmation 共同 import，9 项构造状态单元测试 + dev 记录重放逐决策一致后才执行。Confirmation 结果：Q = 54.2%（= Static +2.1pp，CI 同前、覆盖 0），</w:t>
+      </w:r>
+      <w:r>
+        <w:rPr>
+          <w:b/>
+        </w:rPr>
+        <w:t xml:space="preserve">harm 0（v1 为 1）</w:t>
+      </w:r>
+      <w:r>
+        <w:t xml:space="preserve">，help 1，成本持平（−1.6 tokens），预算违规 0。v2 相对 v1 净效应 +1 任务（消除全部 harm）；其保守性（无失败证据不切换）使其在模型池互补性缺失的任务上退化为 Static——这正是</w:t>
+      </w:r>
+      <w:r>
+        <w:t xml:space="preserve">“</w:t>
+      </w:r>
+      <w:r>
+        <w:t xml:space="preserve">动态性的价值取决于可重路由空间</w:t>
+      </w:r>
+      <w:r>
+        <w:t xml:space="preserve">”</w:t>
+      </w:r>
+      <w:r>
+        <w:t xml:space="preserve">的机制性结论。</w:t>
       </w:r>
     </w:p>
     <w:p>
@@ -18994,6 +19029,227 @@
     <w:pPr>
       <w:wordWrap w:val="off"/>
     </w:pPr>
+  </w:style>
+  <w:style w:type="character" w:customStyle="1" w:styleId="KeywordTok">
+    <w:name w:val="KeywordTok"/>
+    <w:basedOn w:val="VerbatimChar"/>
+    <w:rPr>
+      <w:color w:val="007020"/>
+      <w:b/>
+    </w:rPr>
+  </w:style>
+  <w:style w:type="character" w:customStyle="1" w:styleId="DataTypeTok">
+    <w:name w:val="DataTypeTok"/>
+    <w:basedOn w:val="VerbatimChar"/>
+    <w:rPr>
+      <w:color w:val="902000"/>
+    </w:rPr>
+  </w:style>
+  <w:style w:type="character" w:customStyle="1" w:styleId="DecValTok">
+    <w:name w:val="DecValTok"/>
+    <w:basedOn w:val="VerbatimChar"/>
+    <w:rPr>
+      <w:color w:val="40a070"/>
+    </w:rPr>
+  </w:style>
+  <w:style w:type="character" w:customStyle="1" w:styleId="BaseNTok">
+    <w:name w:val="BaseNTok"/>
+    <w:basedOn w:val="VerbatimChar"/>
+    <w:rPr>
+      <w:color w:val="40a070"/>
+    </w:rPr>
+  </w:style>
+  <w:style w:type="character" w:customStyle="1" w:styleId="FloatTok">
+    <w:name w:val="FloatTok"/>
+    <w:basedOn w:val="VerbatimChar"/>
+    <w:rPr>
+      <w:color w:val="40a070"/>
+    </w:rPr>
+  </w:style>
+  <w:style w:type="character" w:customStyle="1" w:styleId="ConstantTok">
+    <w:name w:val="ConstantTok"/>
+    <w:basedOn w:val="VerbatimChar"/>
+    <w:rPr>
+      <w:color w:val="880000"/>
+    </w:rPr>
+  </w:style>
+  <w:style w:type="character" w:customStyle="1" w:styleId="CharTok">
+    <w:name w:val="CharTok"/>
+    <w:basedOn w:val="VerbatimChar"/>
+    <w:rPr>
+      <w:color w:val="4070a0"/>
+    </w:rPr>
+  </w:style>
+  <w:style w:type="character" w:customStyle="1" w:styleId="SpecialCharTok">
+    <w:name w:val="SpecialCharTok"/>
+    <w:basedOn w:val="VerbatimChar"/>
+    <w:rPr>
+      <w:color w:val="4070a0"/>
+    </w:rPr>
+  </w:style>
+  <w:style w:type="character" w:customStyle="1" w:styleId="StringTok">
+    <w:name w:val="StringTok"/>
+    <w:basedOn w:val="VerbatimChar"/>
+    <w:rPr>
+      <w:color w:val="4070a0"/>
+    </w:rPr>
+  </w:style>
+  <w:style w:type="character" w:customStyle="1" w:styleId="VerbatimStringTok">
+    <w:name w:val="VerbatimStringTok"/>
+    <w:basedOn w:val="VerbatimChar"/>
+    <w:rPr>
+      <w:color w:val="4070a0"/>
+    </w:rPr>
+  </w:style>
+  <w:style w:type="character" w:customStyle="1" w:styleId="SpecialStringTok">
+    <w:name w:val="SpecialStringTok"/>
+    <w:basedOn w:val="VerbatimChar"/>
+    <w:rPr>
+      <w:color w:val="bb6688"/>
+    </w:rPr>
+  </w:style>
+  <w:style w:type="character" w:customStyle="1" w:styleId="ImportTok">
+    <w:name w:val="ImportTok"/>
+    <w:basedOn w:val="VerbatimChar"/>
+    <w:rPr/>
+  </w:style>
+  <w:style w:type="character" w:customStyle="1" w:styleId="CommentTok">
+    <w:name w:val="CommentTok"/>
+    <w:basedOn w:val="VerbatimChar"/>
+    <w:rPr>
+      <w:color w:val="60a0b0"/>
+      <w:i/>
+    </w:rPr>
+  </w:style>
+  <w:style w:type="character" w:customStyle="1" w:styleId="DocumentationTok">
+    <w:name w:val="DocumentationTok"/>
+    <w:basedOn w:val="VerbatimChar"/>
+    <w:rPr>
+      <w:color w:val="ba2121"/>
+      <w:i/>
+    </w:rPr>
+  </w:style>
+  <w:style w:type="character" w:customStyle="1" w:styleId="AnnotationTok">
+    <w:name w:val="AnnotationTok"/>
+    <w:basedOn w:val="VerbatimChar"/>
+    <w:rPr>
+      <w:color w:val="60a0b0"/>
+      <w:b/>
+      <w:i/>
+    </w:rPr>
+  </w:style>
+  <w:style w:type="character" w:customStyle="1" w:styleId="CommentVarTok">
+    <w:name w:val="CommentVarTok"/>
+    <w:basedOn w:val="VerbatimChar"/>
+    <w:rPr>
+      <w:color w:val="60a0b0"/>
+      <w:b/>
+      <w:i/>
+    </w:rPr>
+  </w:style>
+  <w:style w:type="character" w:customStyle="1" w:styleId="OtherTok">
+    <w:name w:val="OtherTok"/>
+    <w:basedOn w:val="VerbatimChar"/>
+    <w:rPr>
+      <w:color w:val="007020"/>
+    </w:rPr>
+  </w:style>
+  <w:style w:type="character" w:customStyle="1" w:styleId="FunctionTok">
+    <w:name w:val="FunctionTok"/>
+    <w:basedOn w:val="VerbatimChar"/>
+    <w:rPr>
+      <w:color w:val="06287e"/>
+    </w:rPr>
+  </w:style>
+  <w:style w:type="character" w:customStyle="1" w:styleId="VariableTok">
+    <w:name w:val="VariableTok"/>
+    <w:basedOn w:val="VerbatimChar"/>
+    <w:rPr>
+      <w:color w:val="19177c"/>
+    </w:rPr>
+  </w:style>
+  <w:style w:type="character" w:customStyle="1" w:styleId="ControlFlowTok">
+    <w:name w:val="ControlFlowTok"/>
+    <w:basedOn w:val="VerbatimChar"/>
+    <w:rPr>
+      <w:color w:val="007020"/>
+      <w:b/>
+    </w:rPr>
+  </w:style>
+  <w:style w:type="character" w:customStyle="1" w:styleId="OperatorTok">
+    <w:name w:val="OperatorTok"/>
+    <w:basedOn w:val="VerbatimChar"/>
+    <w:rPr>
+      <w:color w:val="666666"/>
+    </w:rPr>
+  </w:style>
+  <w:style w:type="character" w:customStyle="1" w:styleId="BuiltInTok">
+    <w:name w:val="BuiltInTok"/>
+    <w:basedOn w:val="VerbatimChar"/>
+    <w:rPr/>
+  </w:style>
+  <w:style w:type="character" w:customStyle="1" w:styleId="ExtensionTok">
+    <w:name w:val="ExtensionTok"/>
+    <w:basedOn w:val="VerbatimChar"/>
+    <w:rPr/>
+  </w:style>
+  <w:style w:type="character" w:customStyle="1" w:styleId="PreprocessorTok">
+    <w:name w:val="PreprocessorTok"/>
+    <w:basedOn w:val="VerbatimChar"/>
+    <w:rPr>
+      <w:color w:val="bc7a00"/>
+    </w:rPr>
+  </w:style>
+  <w:style w:type="character" w:customStyle="1" w:styleId="AttributeTok">
+    <w:name w:val="AttributeTok"/>
+    <w:basedOn w:val="VerbatimChar"/>
+    <w:rPr>
+      <w:color w:val="7d9029"/>
+    </w:rPr>
+  </w:style>
+  <w:style w:type="character" w:customStyle="1" w:styleId="RegionMarkerTok">
+    <w:name w:val="RegionMarkerTok"/>
+    <w:basedOn w:val="VerbatimChar"/>
+    <w:rPr/>
+  </w:style>
+  <w:style w:type="character" w:customStyle="1" w:styleId="InformationTok">
+    <w:name w:val="InformationTok"/>
+    <w:basedOn w:val="VerbatimChar"/>
+    <w:rPr>
+      <w:color w:val="60a0b0"/>
+      <w:b/>
+      <w:i/>
+    </w:rPr>
+  </w:style>
+  <w:style w:type="character" w:customStyle="1" w:styleId="WarningTok">
+    <w:name w:val="WarningTok"/>
+    <w:basedOn w:val="VerbatimChar"/>
+    <w:rPr>
+      <w:color w:val="60a0b0"/>
+      <w:b/>
+      <w:i/>
+    </w:rPr>
+  </w:style>
+  <w:style w:type="character" w:customStyle="1" w:styleId="AlertTok">
+    <w:name w:val="AlertTok"/>
+    <w:basedOn w:val="VerbatimChar"/>
+    <w:rPr>
+      <w:color w:val="ff0000"/>
+      <w:b/>
+    </w:rPr>
+  </w:style>
+  <w:style w:type="character" w:customStyle="1" w:styleId="ErrorTok">
+    <w:name w:val="ErrorTok"/>
+    <w:basedOn w:val="VerbatimChar"/>
+    <w:rPr>
+      <w:color w:val="ff0000"/>
+      <w:b/>
+    </w:rPr>
+  </w:style>
+  <w:style w:type="character" w:customStyle="1" w:styleId="NormalTok">
+    <w:name w:val="NormalTok"/>
+    <w:basedOn w:val="VerbatimChar"/>
+    <w:rPr/>
   </w:style>
   <w:style w:type="character" w:customStyle="1" w:styleId="KeywordTok">
     <w:name w:val="KeywordTok"/>

--- a/r3_own_pool/paper_method_feedback_aware_dag/第五章_Experiments.docx
+++ b/r3_own_pool/paper_method_feedback_aware_dag/第五章_Experiments.docx
@@ -2973,28 +2973,312 @@
         <w:t xml:space="preserve">Dynamic v2（选择性更新规则，dev 迭代 + confirmation 一次性执行）</w:t>
       </w:r>
       <w:r>
-        <w:t xml:space="preserve">：针对 Live v1 的唯一 harm（失败记忆覆盖有正向证据的冻结回退），在 33 个独立 dev 任务（与全部先前集合互斥）上迭代出四条调度规则——R1 正向证据锁（冻结回退无失败记录时不被覆盖）、R2 切换边际（δ=0.1）、R3 受影响后继门控（恢复输出未实质变化则保持 Static 分配）、R4 能力画像评分（rank − γ·失败数，γ=1）。策略以单一共享函数实现（policy hash 8ee21689…），dev 与 confirmation 共同 import，9 项构造状态单元测试 + dev 记录重放逐决策一致后才执行。Confirmation 结果：Q = 54.2%（= Static +2.1pp，CI 同前、覆盖 0），</w:t>
-      </w:r>
+        <w:t xml:space="preserve">：针对 Live v1 的唯一 harm（失败记忆覆盖有正向证据的冻结回退），在 33 个独立 dev 任务（与全部先前集合互斥）上迭代出四条调度规则——R1 正向证据锁（冻结回退无失败记录时不被覆盖）、R2 切换边际（δ=0.1）、R3 受影响后继门控（恢复输出未实质变化则保持 Static 分配）、R4 能力画像评分（rank − γ·失败数，γ=1）。策略以单一共享函数实现（policy hash 8ee21689…），dev 与 confirmation 共同 import，9 项构造状态单元测试 + dev 记录重放逐决策一致后才执行。</w:t>
+      </w:r>
+    </w:p>
+    <w:p>
+      <w:pPr>
+        <w:pStyle w:val="BodyText"/>
+      </w:pPr>
+      <w:r>
+        <w:t xml:space="preserve">表 5-4c　Static / Dynamic v1 / Dynamic v2（48 任务 confirmation set，真实执行）</w:t>
+      </w:r>
+    </w:p>
+    <w:tbl>
+      <w:tblPr>
+        <w:tblStyle w:val="Table"/>
+        <w:tblW w:type="pct" w:w="0.0"/>
+        <w:tblLook w:firstRow="1"/>
+      </w:tblPr>
+      <w:tblGrid/>
+      <w:tr>
+        <w:trPr>
+          <w:cnfStyle w:firstRow="1"/>
+        </w:trPr>
+        <w:tc>
+          <w:tcPr>
+            <w:tcBorders>
+              <w:bottom w:val="single"/>
+            </w:tcBorders>
+            <w:vAlign w:val="bottom"/>
+          </w:tcPr>
+          <w:p>
+            <w:pPr>
+              <w:pStyle w:val="Compact"/>
+              <w:jc w:val="left"/>
+            </w:pPr>
+            <w:r>
+              <w:t xml:space="preserve">方法</w:t>
+            </w:r>
+          </w:p>
+        </w:tc>
+        <w:tc>
+          <w:tcPr>
+            <w:tcBorders>
+              <w:bottom w:val="single"/>
+            </w:tcBorders>
+            <w:vAlign w:val="bottom"/>
+          </w:tcPr>
+          <w:p>
+            <w:pPr>
+              <w:pStyle w:val="Compact"/>
+              <w:jc w:val="left"/>
+            </w:pPr>
+            <w:r>
+              <w:t xml:space="preserve">Task Success Q</w:t>
+            </w:r>
+          </w:p>
+        </w:tc>
+        <w:tc>
+          <w:tcPr>
+            <w:tcBorders>
+              <w:bottom w:val="single"/>
+            </w:tcBorders>
+            <w:vAlign w:val="bottom"/>
+          </w:tcPr>
+          <w:p>
+            <w:pPr>
+              <w:pStyle w:val="Compact"/>
+              <w:jc w:val="left"/>
+            </w:pPr>
+            <w:r>
+              <w:t xml:space="preserve">平均 Tokens</w:t>
+            </w:r>
+          </w:p>
+        </w:tc>
+        <w:tc>
+          <w:tcPr>
+            <w:tcBorders>
+              <w:bottom w:val="single"/>
+            </w:tcBorders>
+            <w:vAlign w:val="bottom"/>
+          </w:tcPr>
+          <w:p>
+            <w:pPr>
+              <w:pStyle w:val="Compact"/>
+              <w:jc w:val="left"/>
+            </w:pPr>
+            <w:r>
+              <w:t xml:space="preserve">Help / Harm</w:t>
+            </w:r>
+          </w:p>
+        </w:tc>
+        <w:tc>
+          <w:tcPr>
+            <w:tcBorders>
+              <w:bottom w:val="single"/>
+            </w:tcBorders>
+            <w:vAlign w:val="bottom"/>
+          </w:tcPr>
+          <w:p>
+            <w:pPr>
+              <w:pStyle w:val="Compact"/>
+              <w:jc w:val="left"/>
+            </w:pPr>
+            <w:r>
+              <w:t xml:space="preserve">预算违规</w:t>
+            </w:r>
+          </w:p>
+        </w:tc>
+      </w:tr>
+      <w:tr>
+        <w:tc>
+          <w:p>
+            <w:pPr>
+              <w:pStyle w:val="Compact"/>
+              <w:jc w:val="left"/>
+            </w:pPr>
+            <w:r>
+              <w:t xml:space="preserve">Static DAG</w:t>
+            </w:r>
+          </w:p>
+        </w:tc>
+        <w:tc>
+          <w:p>
+            <w:pPr>
+              <w:pStyle w:val="Compact"/>
+              <w:jc w:val="left"/>
+            </w:pPr>
+            <w:r>
+              <w:t xml:space="preserve">52.1%</w:t>
+            </w:r>
+          </w:p>
+        </w:tc>
+        <w:tc>
+          <w:p>
+            <w:pPr>
+              <w:pStyle w:val="Compact"/>
+              <w:jc w:val="left"/>
+            </w:pPr>
+            <w:r>
+              <w:t xml:space="preserve">1402.2</w:t>
+            </w:r>
+          </w:p>
+        </w:tc>
+        <w:tc>
+          <w:p>
+            <w:pPr>
+              <w:pStyle w:val="Compact"/>
+              <w:jc w:val="left"/>
+            </w:pPr>
+            <w:r>
+              <w:t xml:space="preserve">—</w:t>
+            </w:r>
+          </w:p>
+        </w:tc>
+        <w:tc>
+          <w:p>
+            <w:pPr>
+              <w:pStyle w:val="Compact"/>
+              <w:jc w:val="left"/>
+            </w:pPr>
+            <w:r>
+              <w:t xml:space="preserve">0</w:t>
+            </w:r>
+          </w:p>
+        </w:tc>
+      </w:tr>
+      <w:tr>
+        <w:tc>
+          <w:p>
+            <w:pPr>
+              <w:pStyle w:val="Compact"/>
+              <w:jc w:val="left"/>
+            </w:pPr>
+            <w:r>
+              <w:t xml:space="preserve">Dynamic v1</w:t>
+            </w:r>
+          </w:p>
+        </w:tc>
+        <w:tc>
+          <w:p>
+            <w:pPr>
+              <w:pStyle w:val="Compact"/>
+              <w:jc w:val="left"/>
+            </w:pPr>
+            <w:r>
+              <w:t xml:space="preserve">54.2%</w:t>
+            </w:r>
+          </w:p>
+        </w:tc>
+        <w:tc>
+          <w:p>
+            <w:pPr>
+              <w:pStyle w:val="Compact"/>
+              <w:jc w:val="left"/>
+            </w:pPr>
+            <w:r>
+              <w:t xml:space="preserve">1403.8</w:t>
+            </w:r>
+          </w:p>
+        </w:tc>
+        <w:tc>
+          <w:p>
+            <w:pPr>
+              <w:pStyle w:val="Compact"/>
+              <w:jc w:val="left"/>
+            </w:pPr>
+            <w:r>
+              <w:t xml:space="preserve">2 / 1</w:t>
+            </w:r>
+          </w:p>
+        </w:tc>
+        <w:tc>
+          <w:p>
+            <w:pPr>
+              <w:pStyle w:val="Compact"/>
+              <w:jc w:val="left"/>
+            </w:pPr>
+            <w:r>
+              <w:t xml:space="preserve">0</w:t>
+            </w:r>
+          </w:p>
+        </w:tc>
+      </w:tr>
+      <w:tr>
+        <w:tc>
+          <w:p>
+            <w:pPr>
+              <w:pStyle w:val="Compact"/>
+              <w:jc w:val="left"/>
+            </w:pPr>
+            <w:r>
+              <w:t xml:space="preserve">Dynamic v2</w:t>
+            </w:r>
+          </w:p>
+        </w:tc>
+        <w:tc>
+          <w:p>
+            <w:pPr>
+              <w:pStyle w:val="Compact"/>
+              <w:jc w:val="left"/>
+            </w:pPr>
+            <w:r>
+              <w:t xml:space="preserve">54.2%</w:t>
+            </w:r>
+          </w:p>
+        </w:tc>
+        <w:tc>
+          <w:p>
+            <w:pPr>
+              <w:pStyle w:val="Compact"/>
+              <w:jc w:val="left"/>
+            </w:pPr>
+            <w:r>
+              <w:t xml:space="preserve">1400.6</w:t>
+            </w:r>
+          </w:p>
+        </w:tc>
+        <w:tc>
+          <w:p>
+            <w:pPr>
+              <w:pStyle w:val="Compact"/>
+              <w:jc w:val="left"/>
+            </w:pPr>
+            <w:r>
+              <w:t xml:space="preserve">1 / 0</w:t>
+            </w:r>
+          </w:p>
+        </w:tc>
+        <w:tc>
+          <w:p>
+            <w:pPr>
+              <w:pStyle w:val="Compact"/>
+              <w:jc w:val="left"/>
+            </w:pPr>
+            <w:r>
+              <w:t xml:space="preserve">0</w:t>
+            </w:r>
+          </w:p>
+        </w:tc>
+      </w:tr>
+    </w:tbl>
+    <w:p>
+      <w:pPr>
+        <w:pStyle w:val="BodyText"/>
+      </w:pPr>
       <w:r>
         <w:rPr>
           <w:b/>
         </w:rPr>
-        <w:t xml:space="preserve">harm 0（v1 为 1）</w:t>
-      </w:r>
-      <w:r>
-        <w:t xml:space="preserve">，help 1，成本持平（−1.6 tokens），预算违规 0。v2 相对 v1 净效应 +1 任务（消除全部 harm）；其保守性（无失败证据不切换）使其在模型池互补性缺失的任务上退化为 Static——这正是</w:t>
-      </w:r>
-      <w:r>
-        <w:t xml:space="preserve">“</w:t>
-      </w:r>
-      <w:r>
-        <w:t xml:space="preserve">动态性的价值取决于可重路由空间</w:t>
-      </w:r>
-      <w:r>
-        <w:t xml:space="preserve">”</w:t>
-      </w:r>
-      <w:r>
-        <w:t xml:space="preserve">的机制性结论。</w:t>
+        <w:t xml:space="preserve">结论</w:t>
+      </w:r>
+      <w:r>
+        <w:t xml:space="preserve">：Dynamic v2 通过正向证据保护、受影响后继门控、关键节点优先和能力画像重路由，降低了反馈驱动重调度带来的负迁移风险。在 confirmation set 上，Dynamic v2 相比 Static DAG 获得 +2.1pp 的正向但不显著质量变化（ΔQ 95% CI 覆盖 0），同时将 harm 降为 0，且成本和预算约束基本保持不变。v2 在保持相同任务级质量的同时消除了观察到的 harm，并略微降低执行成本，说明选择性动态更新主要提升了反馈调度的稳定性，而非显著扩大模型池的能力上限——本文不声称 v2 相对 v1 有更高的准确率。</w:t>
+      </w:r>
+    </w:p>
+    <w:p>
+      <w:pPr>
+        <w:pStyle w:val="BodyText"/>
+      </w:pPr>
+      <w:r>
+        <w:rPr>
+          <w:b/>
+        </w:rPr>
+        <w:t xml:space="preserve">两条边界如实保留</w:t>
+      </w:r>
+      <w:r>
+        <w:t xml:space="preserve">：(1) 该 48 任务集合为 previously analyzed live confirmation set（其诊断分析启发了 v2 规则设计），不是 untouched held-out test set；(2) v2 策略整体经等价性验证（policy hash 8ee21689…），但其中 coder→large 的 hysteresis 切换分支在 dev 数据中从未被触发，该分支只有定义与一致性验证、没有独立实证支持，论文不对其单独作效果声明。</w:t>
       </w:r>
     </w:p>
     <w:p>
@@ -19029,6 +19313,227 @@
     <w:pPr>
       <w:wordWrap w:val="off"/>
     </w:pPr>
+  </w:style>
+  <w:style w:type="character" w:customStyle="1" w:styleId="KeywordTok">
+    <w:name w:val="KeywordTok"/>
+    <w:basedOn w:val="VerbatimChar"/>
+    <w:rPr>
+      <w:color w:val="007020"/>
+      <w:b/>
+    </w:rPr>
+  </w:style>
+  <w:style w:type="character" w:customStyle="1" w:styleId="DataTypeTok">
+    <w:name w:val="DataTypeTok"/>
+    <w:basedOn w:val="VerbatimChar"/>
+    <w:rPr>
+      <w:color w:val="902000"/>
+    </w:rPr>
+  </w:style>
+  <w:style w:type="character" w:customStyle="1" w:styleId="DecValTok">
+    <w:name w:val="DecValTok"/>
+    <w:basedOn w:val="VerbatimChar"/>
+    <w:rPr>
+      <w:color w:val="40a070"/>
+    </w:rPr>
+  </w:style>
+  <w:style w:type="character" w:customStyle="1" w:styleId="BaseNTok">
+    <w:name w:val="BaseNTok"/>
+    <w:basedOn w:val="VerbatimChar"/>
+    <w:rPr>
+      <w:color w:val="40a070"/>
+    </w:rPr>
+  </w:style>
+  <w:style w:type="character" w:customStyle="1" w:styleId="FloatTok">
+    <w:name w:val="FloatTok"/>
+    <w:basedOn w:val="VerbatimChar"/>
+    <w:rPr>
+      <w:color w:val="40a070"/>
+    </w:rPr>
+  </w:style>
+  <w:style w:type="character" w:customStyle="1" w:styleId="ConstantTok">
+    <w:name w:val="ConstantTok"/>
+    <w:basedOn w:val="VerbatimChar"/>
+    <w:rPr>
+      <w:color w:val="880000"/>
+    </w:rPr>
+  </w:style>
+  <w:style w:type="character" w:customStyle="1" w:styleId="CharTok">
+    <w:name w:val="CharTok"/>
+    <w:basedOn w:val="VerbatimChar"/>
+    <w:rPr>
+      <w:color w:val="4070a0"/>
+    </w:rPr>
+  </w:style>
+  <w:style w:type="character" w:customStyle="1" w:styleId="SpecialCharTok">
+    <w:name w:val="SpecialCharTok"/>
+    <w:basedOn w:val="VerbatimChar"/>
+    <w:rPr>
+      <w:color w:val="4070a0"/>
+    </w:rPr>
+  </w:style>
+  <w:style w:type="character" w:customStyle="1" w:styleId="StringTok">
+    <w:name w:val="StringTok"/>
+    <w:basedOn w:val="VerbatimChar"/>
+    <w:rPr>
+      <w:color w:val="4070a0"/>
+    </w:rPr>
+  </w:style>
+  <w:style w:type="character" w:customStyle="1" w:styleId="VerbatimStringTok">
+    <w:name w:val="VerbatimStringTok"/>
+    <w:basedOn w:val="VerbatimChar"/>
+    <w:rPr>
+      <w:color w:val="4070a0"/>
+    </w:rPr>
+  </w:style>
+  <w:style w:type="character" w:customStyle="1" w:styleId="SpecialStringTok">
+    <w:name w:val="SpecialStringTok"/>
+    <w:basedOn w:val="VerbatimChar"/>
+    <w:rPr>
+      <w:color w:val="bb6688"/>
+    </w:rPr>
+  </w:style>
+  <w:style w:type="character" w:customStyle="1" w:styleId="ImportTok">
+    <w:name w:val="ImportTok"/>
+    <w:basedOn w:val="VerbatimChar"/>
+    <w:rPr/>
+  </w:style>
+  <w:style w:type="character" w:customStyle="1" w:styleId="CommentTok">
+    <w:name w:val="CommentTok"/>
+    <w:basedOn w:val="VerbatimChar"/>
+    <w:rPr>
+      <w:color w:val="60a0b0"/>
+      <w:i/>
+    </w:rPr>
+  </w:style>
+  <w:style w:type="character" w:customStyle="1" w:styleId="DocumentationTok">
+    <w:name w:val="DocumentationTok"/>
+    <w:basedOn w:val="VerbatimChar"/>
+    <w:rPr>
+      <w:color w:val="ba2121"/>
+      <w:i/>
+    </w:rPr>
+  </w:style>
+  <w:style w:type="character" w:customStyle="1" w:styleId="AnnotationTok">
+    <w:name w:val="AnnotationTok"/>
+    <w:basedOn w:val="VerbatimChar"/>
+    <w:rPr>
+      <w:color w:val="60a0b0"/>
+      <w:b/>
+      <w:i/>
+    </w:rPr>
+  </w:style>
+  <w:style w:type="character" w:customStyle="1" w:styleId="CommentVarTok">
+    <w:name w:val="CommentVarTok"/>
+    <w:basedOn w:val="VerbatimChar"/>
+    <w:rPr>
+      <w:color w:val="60a0b0"/>
+      <w:b/>
+      <w:i/>
+    </w:rPr>
+  </w:style>
+  <w:style w:type="character" w:customStyle="1" w:styleId="OtherTok">
+    <w:name w:val="OtherTok"/>
+    <w:basedOn w:val="VerbatimChar"/>
+    <w:rPr>
+      <w:color w:val="007020"/>
+    </w:rPr>
+  </w:style>
+  <w:style w:type="character" w:customStyle="1" w:styleId="FunctionTok">
+    <w:name w:val="FunctionTok"/>
+    <w:basedOn w:val="VerbatimChar"/>
+    <w:rPr>
+      <w:color w:val="06287e"/>
+    </w:rPr>
+  </w:style>
+  <w:style w:type="character" w:customStyle="1" w:styleId="VariableTok">
+    <w:name w:val="VariableTok"/>
+    <w:basedOn w:val="VerbatimChar"/>
+    <w:rPr>
+      <w:color w:val="19177c"/>
+    </w:rPr>
+  </w:style>
+  <w:style w:type="character" w:customStyle="1" w:styleId="ControlFlowTok">
+    <w:name w:val="ControlFlowTok"/>
+    <w:basedOn w:val="VerbatimChar"/>
+    <w:rPr>
+      <w:color w:val="007020"/>
+      <w:b/>
+    </w:rPr>
+  </w:style>
+  <w:style w:type="character" w:customStyle="1" w:styleId="OperatorTok">
+    <w:name w:val="OperatorTok"/>
+    <w:basedOn w:val="VerbatimChar"/>
+    <w:rPr>
+      <w:color w:val="666666"/>
+    </w:rPr>
+  </w:style>
+  <w:style w:type="character" w:customStyle="1" w:styleId="BuiltInTok">
+    <w:name w:val="BuiltInTok"/>
+    <w:basedOn w:val="VerbatimChar"/>
+    <w:rPr/>
+  </w:style>
+  <w:style w:type="character" w:customStyle="1" w:styleId="ExtensionTok">
+    <w:name w:val="ExtensionTok"/>
+    <w:basedOn w:val="VerbatimChar"/>
+    <w:rPr/>
+  </w:style>
+  <w:style w:type="character" w:customStyle="1" w:styleId="PreprocessorTok">
+    <w:name w:val="PreprocessorTok"/>
+    <w:basedOn w:val="VerbatimChar"/>
+    <w:rPr>
+      <w:color w:val="bc7a00"/>
+    </w:rPr>
+  </w:style>
+  <w:style w:type="character" w:customStyle="1" w:styleId="AttributeTok">
+    <w:name w:val="AttributeTok"/>
+    <w:basedOn w:val="VerbatimChar"/>
+    <w:rPr>
+      <w:color w:val="7d9029"/>
+    </w:rPr>
+  </w:style>
+  <w:style w:type="character" w:customStyle="1" w:styleId="RegionMarkerTok">
+    <w:name w:val="RegionMarkerTok"/>
+    <w:basedOn w:val="VerbatimChar"/>
+    <w:rPr/>
+  </w:style>
+  <w:style w:type="character" w:customStyle="1" w:styleId="InformationTok">
+    <w:name w:val="InformationTok"/>
+    <w:basedOn w:val="VerbatimChar"/>
+    <w:rPr>
+      <w:color w:val="60a0b0"/>
+      <w:b/>
+      <w:i/>
+    </w:rPr>
+  </w:style>
+  <w:style w:type="character" w:customStyle="1" w:styleId="WarningTok">
+    <w:name w:val="WarningTok"/>
+    <w:basedOn w:val="VerbatimChar"/>
+    <w:rPr>
+      <w:color w:val="60a0b0"/>
+      <w:b/>
+      <w:i/>
+    </w:rPr>
+  </w:style>
+  <w:style w:type="character" w:customStyle="1" w:styleId="AlertTok">
+    <w:name w:val="AlertTok"/>
+    <w:basedOn w:val="VerbatimChar"/>
+    <w:rPr>
+      <w:color w:val="ff0000"/>
+      <w:b/>
+    </w:rPr>
+  </w:style>
+  <w:style w:type="character" w:customStyle="1" w:styleId="ErrorTok">
+    <w:name w:val="ErrorTok"/>
+    <w:basedOn w:val="VerbatimChar"/>
+    <w:rPr>
+      <w:color w:val="ff0000"/>
+      <w:b/>
+    </w:rPr>
+  </w:style>
+  <w:style w:type="character" w:customStyle="1" w:styleId="NormalTok">
+    <w:name w:val="NormalTok"/>
+    <w:basedOn w:val="VerbatimChar"/>
+    <w:rPr/>
   </w:style>
   <w:style w:type="character" w:customStyle="1" w:styleId="KeywordTok">
     <w:name w:val="KeywordTok"/>

--- a/r3_own_pool/paper_method_feedback_aware_dag/第五章_Experiments.docx
+++ b/r3_own_pool/paper_method_feedback_aware_dag/第五章_Experiments.docx
@@ -17,7 +17,7 @@
         <w:pStyle w:val="FirstParagraph"/>
       </w:pPr>
       <w:r>
-        <w:t xml:space="preserve">本章围绕三个贡献组织实验：节点级多模型协同选择（5.2–5.3）、反馈驱动执行适应（5.4）、真实失败触发的预算感知恢复与系统诊断（5.5）。5.6 与 5.7 分别给出多轮复用与部署分析两项支撑能力，5.8 以真实执行的三臂综合评价收束。证据层级在全文中显式区分：真实模型调用（live）、基于已采集回答的顺序回放（replay）、由组件统计量驱动的模拟（simulation）；三者不混用。</w:t>
+        <w:t xml:space="preserve">本章围绕三个贡献组织实验：节点级多模型协同选择（5.1–5.2）、反馈驱动执行适应（5.3）、真实失败触发的预算感知恢复与系统诊断（5.4）。5.5 与 5.6 分别给出多轮复用与部署分析两项支撑能力，5.7 以真实执行的三臂综合评价收束。证据层级在全文中显式区分：真实模型调用（live）、基于已采集回答的顺序回放（replay）、由组件统计量驱动的模拟（simulation）；三者不混用。</w:t>
       </w:r>
     </w:p>
     <w:p>
@@ -45,47 +45,21 @@
     </w:p>
     <w:p>
       <w:pPr>
-        <w:pStyle w:val="Heading2"/>
-      </w:pPr>
-      <w:bookmarkStart w:id="21" w:name="experimental-setup"/>
-      <w:r>
-        <w:t xml:space="preserve">5.1 Experimental Setup</w:t>
-      </w:r>
-      <w:bookmarkEnd w:id="21"/>
-    </w:p>
-    <w:p>
-      <w:pPr>
-        <w:pStyle w:val="FirstParagraph"/>
-      </w:pPr>
-      <w:r>
-        <w:t xml:space="preserve">主要数据来自 MultiHiertt。节点路由开发面板包含 201 个任务、372 个节点；独立确认从有标签 train split 中审计未参与当前开发的任务，按固定规则选取 100 个任务（193 extraction、100 reasoning、200 verification 主节点，4 个 transformation 仅作探索记录）。官方 test split 缺少答案与程序标注，未用作有监督确认集。审计排除已知任务标识与标准化重复问题；结论限定于已检查的工作区使用记录，不涉及预训练数据。</w:t>
-      </w:r>
-    </w:p>
-    <w:p>
-      <w:pPr>
         <w:pStyle w:val="BodyText"/>
       </w:pPr>
       <w:r>
-        <w:t xml:space="preserve">模型池固定为 medium（Qwen2.5-7B-Instruct）、large（14B-Instruct-GPTQ-Int8）与 coder（Qwen2.5-Coder-7B）；R1（DeepSeek-R1-distill）仅作 shadow 诊断，不进入路由候选。问题表示来自冻结 GTE-Qwen2-7B-instruct；节点特征为问题编码、类型 one-hot 与问题长度对数，各模型分别训练 Ridge 质量头（正则 1）。成本与延迟先验取开发数据均值。确认前封存全部参数；确认数据只用于推断与评价。</w:t>
-      </w:r>
-    </w:p>
-    <w:p>
-      <w:pPr>
-        <w:pStyle w:val="BodyText"/>
-      </w:pPr>
-      <w:r>
-        <w:t xml:space="preserve">基础采集温度 0、输出上限 512 tokens、并发 4、无自动重试；确认集每模型 404 次请求、共 1212 次。Live 综合评价（5.8）在 50 个确认任务上真实执行三臂策略并另采单模型基线，全部调用按缓存去重计费。配对统计以任务为聚类单位 bootstrap（10,000 次重采样，种子 20260915）。</w:t>
+        <w:t xml:space="preserve">本章实验设置见第 4 章。</w:t>
       </w:r>
     </w:p>
     <w:p>
       <w:pPr>
         <w:pStyle w:val="Heading2"/>
       </w:pPr>
-      <w:bookmarkStart w:id="22" w:name="gap-analysis"/>
-      <w:r>
-        <w:t xml:space="preserve">5.2 GAP Analysis</w:t>
-      </w:r>
-      <w:bookmarkEnd w:id="22"/>
+      <w:bookmarkStart w:id="21" w:name="gap-analysis-5.2-gap-analysis"/>
+      <w:r>
+        <w:t xml:space="preserve">5.1 GAP Analysis## 5.2 GAP Analysis</w:t>
+      </w:r>
+      <w:bookmarkEnd w:id="21"/>
     </w:p>
     <w:p>
       <w:pPr>
@@ -1101,11 +1075,11 @@
       <w:pPr>
         <w:pStyle w:val="Heading2"/>
       </w:pPr>
-      <w:bookmarkStart w:id="23" w:name="node-level-routing"/>
-      <w:r>
-        <w:t xml:space="preserve">5.3 Node-level Routing</w:t>
-      </w:r>
-      <w:bookmarkEnd w:id="23"/>
+      <w:bookmarkStart w:id="22" w:name="node-level-routing"/>
+      <w:r>
+        <w:t xml:space="preserve">5.2 Node-level Routing</w:t>
+      </w:r>
+      <w:bookmarkEnd w:id="22"/>
     </w:p>
     <w:p>
       <w:pPr>
@@ -1489,18 +1463,18 @@
         <w:t xml:space="preserve">级联基线</w:t>
       </w:r>
       <w:r>
-        <w:t xml:space="preserve">。经典级联（cheap-first，失败升级：medium→large→coder）在理想失败检测下达到 0.6065（1.63× 调用、2930 tokens/node），高于完整反馈的 0.5842。两点界定其与本文方法的关系：其一，该数字依赖理想检测，实测检测质量下触发式升级同样受 5.5.5 所述检测瓶颈约束；其二，级联按全局成本排序换模，不考虑节点类型条件，其 token 开销（2930）高于反馈（2629），且不具备结构分解维度——5.5.3 中由分解独占恢复的失败不在级联的假设空间内。级联与节点路由回答不同问题（何时升级 vs 谁来执行），二者在此作为互补基线报告。</w:t>
+        <w:t xml:space="preserve">。经典级联（cheap-first，失败升级：medium→large→coder）在理想失败检测下达到 0.6065（1.63× 调用、2930 tokens/node），高于完整反馈的 0.5842。两点界定其与本文方法的关系：其一，该数字依赖理想检测，实测检测质量下触发式升级同样受 5.4.5 所述检测瓶颈约束；其二，级联按全局成本排序换模，不考虑节点类型条件，其 token 开销（2930）高于反馈（2629），且不具备结构分解维度——5.4.3 中由分解独占恢复的失败不在级联的假设空间内。级联与节点路由回答不同问题（何时升级 vs 谁来执行），二者在此作为互补基线报告。</w:t>
       </w:r>
     </w:p>
     <w:p>
       <w:pPr>
         <w:pStyle w:val="Heading2"/>
       </w:pPr>
-      <w:bookmarkStart w:id="24" w:name="feedback-learning"/>
-      <w:r>
-        <w:t xml:space="preserve">5.4 Feedback Learning</w:t>
-      </w:r>
-      <w:bookmarkEnd w:id="24"/>
+      <w:bookmarkStart w:id="23" w:name="feedback-learning"/>
+      <w:r>
+        <w:t xml:space="preserve">5.3 Feedback Learning</w:t>
+      </w:r>
+      <w:bookmarkEnd w:id="23"/>
     </w:p>
     <w:p>
       <w:pPr>
@@ -1906,7 +1880,7 @@
         <w:pStyle w:val="BodyText"/>
       </w:pPr>
       <w:r>
-        <w:t xml:space="preserve">状态感知反馈较静态提高 4.67 pp（任务聚类 CI [+2.6, +6.8]），23 个节点被改善、0 个被损害。增益来自两个状态轴的联合：长度分桶的初始记忆与失败态记忆驱动的回退选择。在相同 1.46× 调用预算下，记忆驱动的回退（0.5822）超过冻结次优规则在旧口径下的参考值（0.5497）；后者依赖理想失败检测，仅作上界。v0 的纯类型级记忆没有增益，说明反馈价值来自状态条件化而非简单计数。该结果与 5.8 的 live 复现（+4 pp）方向一致。</w:t>
+        <w:t xml:space="preserve">状态感知反馈较静态提高 4.67 pp（任务聚类 CI [+2.6, +6.8]），23 个节点被改善、0 个被损害。增益来自两个状态轴的联合：长度分桶的初始记忆与失败态记忆驱动的回退选择。在相同 1.46× 调用预算下，记忆驱动的回退（0.5822）超过冻结次优规则在旧口径下的参考值（0.5497）；后者依赖理想失败检测，仅作上界。v0 的纯类型级记忆没有增益，说明反馈价值来自状态条件化而非简单计数。该结果与 5.7 的 live 复现（+4 pp）方向一致。</w:t>
       </w:r>
     </w:p>
     <w:p>
@@ -2215,29 +2189,29 @@
       <w:pPr>
         <w:pStyle w:val="Heading2"/>
       </w:pPr>
-      <w:bookmarkStart w:id="25" w:name="X62c43036164117a573b1dac0d0673bd14eaa852"/>
-      <w:r>
-        <w:t xml:space="preserve">5.5 Failure Recovery and Budget-aware Escalation（真实失败恢复与预算感知升级）</w:t>
-      </w:r>
-      <w:bookmarkEnd w:id="25"/>
+      <w:bookmarkStart w:id="24" w:name="X62c43036164117a573b1dac0d0673bd14eaa852"/>
+      <w:r>
+        <w:t xml:space="preserve">5.4 Failure Recovery and Budget-aware Escalation（真实失败恢复与预算感知升级）</w:t>
+      </w:r>
+      <w:bookmarkEnd w:id="24"/>
     </w:p>
     <w:p>
       <w:pPr>
         <w:pStyle w:val="FirstParagraph"/>
       </w:pPr>
       <w:r>
-        <w:t xml:space="preserve">静态分配无法处理执行失败。本节先定位失败来源（5.5.1），再给出 Static 与 Dynamic 两种执行模式的对照（5.5.2），分解各恢复组件的边际贡献（5.5.3），以理想组件替换量化系统瓶颈与潜力（5.5.4），最后给出检测门控、结构分解与预算升级的直接证据（5.5.5）。</w:t>
+        <w:t xml:space="preserve">静态分配无法处理执行失败。本节先定位失败来源（5.4.1），再给出 Static 与 Dynamic 两种执行模式的对照（5.4.2），分解各恢复组件的边际贡献（5.4.3），以理想组件替换量化系统瓶颈与潜力（5.4.4），最后给出检测门控、结构分解与预算升级的直接证据（5.4.5）。</w:t>
       </w:r>
     </w:p>
     <w:p>
       <w:pPr>
         <w:pStyle w:val="Heading3"/>
       </w:pPr>
-      <w:bookmarkStart w:id="26" w:name="failure-analysis"/>
-      <w:r>
-        <w:t xml:space="preserve">5.5.1 Failure Analysis</w:t>
-      </w:r>
-      <w:bookmarkEnd w:id="26"/>
+      <w:bookmarkStart w:id="25" w:name="failure-analysis"/>
+      <w:r>
+        <w:t xml:space="preserve">5.4.1 Failure Analysis</w:t>
+      </w:r>
+      <w:bookmarkEnd w:id="25"/>
     </w:p>
     <w:p>
       <w:pPr>
@@ -2435,7 +2409,7 @@
         <w:t xml:space="preserve"> </w:t>
       </w:r>
       <w:r>
-        <w:t xml:space="preserve">### 5.5.2 Static vs Dynamic DAG（后继重调度机制对照）</w:t>
+        <w:t xml:space="preserve">### 5.4.2 Static vs Dynamic DAG（后继重调度机制对照）</w:t>
       </w:r>
     </w:p>
     <w:p>
@@ -3299,11 +3273,11 @@
       <w:pPr>
         <w:pStyle w:val="Heading3"/>
       </w:pPr>
-      <w:bookmarkStart w:id="27" w:name="component-ablation"/>
-      <w:r>
-        <w:t xml:space="preserve">5.5.3 Component Ablation</w:t>
-      </w:r>
-      <w:bookmarkEnd w:id="27"/>
+      <w:bookmarkStart w:id="26" w:name="component-ablation"/>
+      <w:r>
+        <w:t xml:space="preserve">5.4.3 Component Ablation</w:t>
+      </w:r>
+      <w:bookmarkEnd w:id="26"/>
     </w:p>
     <w:p>
       <w:pPr>
@@ -3544,7 +3518,7 @@
         <w:pStyle w:val="BodyText"/>
       </w:pPr>
       <w:r>
-        <w:t xml:space="preserve">在反馈回退已存在的条件下，类型门控重路由没有额外任务级增益；Decompose 是第二大贡献者，其 3/9 触发救回率与 5.5.5 中证据类 6/20 的恢复率一致。每个百分点可归属到具体组件。</w:t>
+        <w:t xml:space="preserve">在反馈回退已存在的条件下，类型门控重路由没有额外任务级增益；Decompose 是第二大贡献者，其 3/9 触发救回率与 5.4.5 中证据类 6/20 的恢复率一致。每个百分点可归属到具体组件。</w:t>
       </w:r>
     </w:p>
     <w:p>
@@ -3826,18 +3800,18 @@
         <w:t xml:space="preserve">失效类型不足以决定恢复动作，恢复动作集合的覆盖率才是当前瓶颈</w:t>
       </w:r>
       <w:r>
-        <w:t xml:space="preserve">。38 个失败中 33 个不可由任何已实现动作恢复（多模型共同失败），与 5.5.4 的 oracle 分析与全量结论一致。在剩余预算有限时选择提前终止以避免无效开销，是当前动作集合下由数据支持的决策。</w:t>
+        <w:t xml:space="preserve">。38 个失败中 33 个不可由任何已实现动作恢复（多模型共同失败），与 5.4.4 的 oracle 分析与全量结论一致。在剩余预算有限时选择提前终止以避免无效开销，是当前动作集合下由数据支持的决策。</w:t>
       </w:r>
     </w:p>
     <w:p>
       <w:pPr>
         <w:pStyle w:val="Heading3"/>
       </w:pPr>
-      <w:bookmarkStart w:id="28" w:name="oracle-component-analysis误差瓶颈分析"/>
-      <w:r>
-        <w:t xml:space="preserve">5.5.4 Oracle Component Analysis（误差瓶颈分析）</w:t>
-      </w:r>
-      <w:bookmarkEnd w:id="28"/>
+      <w:bookmarkStart w:id="27" w:name="oracle-component-analysis误差瓶颈分析"/>
+      <w:r>
+        <w:t xml:space="preserve">5.4.4 Oracle Component Analysis（误差瓶颈分析）</w:t>
+      </w:r>
+      <w:bookmarkEnd w:id="27"/>
     </w:p>
     <w:p>
       <w:pPr>
@@ -4213,7 +4187,7 @@
         <w:t xml:space="preserve">完美检测在任务级增益为零</w:t>
       </w:r>
       <w:r>
-        <w:t xml:space="preserve">。24 个被放行的错误任务中，真实回退仅救回 2 个——这些失败是多模型共同失败（初始与回退模型在同一事实上都错），检测质量在节点级有明确价值（见 5.5.5 敏感性分析），在任务级无法兑换为恢复。</w:t>
+        <w:t xml:space="preserve">。24 个被放行的错误任务中，真实回退仅救回 2 个——这些失败是多模型共同失败（初始与回退模型在同一事实上都错），检测质量在节点级有明确价值（见 5.4.5 敏感性分析），在任务级无法兑换为恢复。</w:t>
       </w:r>
     </w:p>
     <w:p>
@@ -4238,9 +4212,156 @@
       <w:pPr>
         <w:pStyle w:val="Heading3"/>
       </w:pPr>
-      <w:bookmarkStart w:id="29" w:name="检测门控与结构分解"/>
-      <w:r>
-        <w:t xml:space="preserve">5.5.5 检测门控与结构分解</w:t>
+      <w:bookmarkStart w:id="28" w:name="检测门控与结构分解"/>
+      <w:r>
+        <w:t xml:space="preserve">5.4.5 检测门控与结构分解</w:t>
+      </w:r>
+      <w:bookmarkEnd w:id="28"/>
+    </w:p>
+    <w:p>
+      <w:pPr>
+        <w:pStyle w:val="FirstParagraph"/>
+      </w:pPr>
+      <w:r>
+        <w:rPr>
+          <w:b/>
+        </w:rPr>
+        <w:t xml:space="preserve">验证器敏感性</w:t>
+      </w:r>
+      <w:r>
+        <w:t xml:space="preserve">（节点级回放）：以实测混淆矩阵驱动回退触发，扫描错误召回率——0.27（实测）→ 0%，0.60 → 6.3%，0.80 → 15.6%，0.95 → 18.7%（与类型门控实测锚点吻合）；误报率 0.40 时恢复率为 −40.6%。检测质量为自适应执行定价，且该定价在任务级受限于失败的可恢复性本身。</w:t>
+      </w:r>
+    </w:p>
+    <w:p>
+      <w:pPr>
+        <w:pStyle w:val="BodyText"/>
+      </w:pPr>
+      <w:r>
+        <w:rPr>
+          <w:b/>
+        </w:rPr>
+        <w:t xml:space="preserve">类型门控</w:t>
+      </w:r>
+      <w:r>
+        <w:t xml:space="preserve">（节点级回放，扩展口径）：无验证器 0.5355 / 全局验证器 0.5355（231 次重路由、50 次误触发，净增益为零）/ 类型门控 0.5477（186 次重路由、误触发 35、漏检 6）。门控将干预限制在检测可靠的 verification 类型上，把净恢复率从 0% 提升至 28.6%。</w:t>
+      </w:r>
+    </w:p>
+    <w:p>
+      <w:pPr>
+        <w:pStyle w:val="BodyText"/>
+      </w:pPr>
+      <w:r>
+        <w:rPr>
+          <w:b/>
+        </w:rPr>
+        <w:t xml:space="preserve">结构分解</w:t>
+      </w:r>
+      <w:r>
+        <w:t xml:space="preserve">（困难 reasoning 节点，真实调用，两域）：扩展表达式语言后直接重问 0/20；failure-aware 分解（报告对齐 → 关系规划 → 表达式 → 检查）在节点隔离基准的 gold-facts 条件口径下，两批共 60 个全模型失败节点中 19 个生成表达式可由 gold facts 计算到标准答案（19/60=31.7%；本规模批 13/40，MultiHiertt 7/24、TAT-QA 6/16；初步证据 6/20）。固定三段模板历史参考 0/10。</w:t>
+      </w:r>
+      <w:r>
+        <w:rPr>
+          <w:b/>
+        </w:rPr>
+        <w:t xml:space="preserve">端到端判据复核（本次审计）</w:t>
+      </w:r>
+      <w:r>
+        <w:t xml:space="preserve">：该口径衡量</w:t>
+      </w:r>
+      <w:r>
+        <w:t xml:space="preserve">“</w:t>
+      </w:r>
+      <w:r>
+        <w:t xml:space="preserve">给定黄金证据时能否写出正确表达式</w:t>
+      </w:r>
+      <w:r>
+        <w:t xml:space="preserve">”</w:t>
+      </w:r>
+      <w:r>
+        <w:t xml:space="preserve">，并非端到端恢复——把 13/40 规模批的分解表达式在真实抽取事实上重算，仅 1/13 仍正确（4 个算错、2 个 v-引用索引错、6 个无抽取记录）。因此 31.7%</w:t>
+      </w:r>
+      <w:r>
+        <w:t xml:space="preserve"> </w:t>
+      </w:r>
+      <w:r>
+        <w:rPr>
+          <w:b/>
+        </w:rPr>
+        <w:t xml:space="preserve">作为端到端恢复率结论撤回</w:t>
+      </w:r>
+      <w:r>
+        <w:t xml:space="preserve">，降级为表达式级能力观察；分解适用域的证据组织类定性结论（裸事实丢失实体/期间分组语义，关系推理类失败 0/10）不变。附带发现是表达式语言本身：常数白名单使平均类问题结构性不可表达，本节全部机制比较在扩展执行器下进行以避免把语言修复误归因为分解效果。</w:t>
+      </w:r>
+      <w:r>
+        <w:t xml:space="preserve"> </w:t>
+      </w:r>
+      <w:r>
+        <w:t xml:space="preserve">### 5.4.6 Budget-aware Escalation and Termination</w:t>
+      </w:r>
+    </w:p>
+    <w:p>
+      <w:pPr>
+        <w:pStyle w:val="BodyText"/>
+      </w:pPr>
+      <w:r>
+        <w:rPr>
+          <w:b/>
+        </w:rPr>
+        <w:t xml:space="preserve">预算感知升级实验</w:t>
+      </w:r>
+      <w:r>
+        <w:t xml:space="preserve">（116 个判据纯净真失败，冻结 counterfactual，零新调用）：以剩余预算 (B</w:t>
+      </w:r>
+      <w:r>
+        <w:rPr>
+          <w:vertAlign w:val="superscript"/>
+        </w:rPr>
+        <w:t xml:space="preserve">{</w:t>
+      </w:r>
+      <w:r>
+        <w:rPr>
+          <w:vertAlign w:val="superscript"/>
+        </w:rPr>
+        <w:t xml:space="preserve">},T</w:t>
+      </w:r>
+      <w:r>
+        <w:t xml:space="preserve">{</w:t>
+      </w:r>
+      <w:r>
+        <w:t xml:space="preserve">}) 过滤可行动作后按序执行。时间预算网格显示：(T^{</w:t>
+      </w:r>
+      <w:r>
+        <w:t xml:space="preserve">}</w:t>
+      </w:r>
+      <w:r>
+        <w:t xml:space="preserve">) s 时仅 retry/switch 可行（Q=1.7%）；(</w:t>
+      </w:r>
+      <w:r>
+        <w:t xml:space="preserve">) s 时 retrieval/decompose（实测 2.7–4.8 s）不可行，上限为 retry→switch（3.5%）。token 预算从 1200 放开到无限，Q 仅从 3.4% 升至 6.9%（=oracle），成本从约 500 涨至 6332 tokens；恢复效率从 0.063 降至 0.011 恢复/千 token（约 6 倍差距），oracle 以 1/47 的成本达到同一上限。λ/μ 敏感性（(U=Q-</w:t>
+      </w:r>
+      <w:r>
+        <w:t xml:space="preserve">C-</w:t>
+      </w:r>
+      <w:r>
+        <w:t xml:space="preserve">L)）中，昂贵动作在任何非零成本/延迟权重下均不占优，多数权重下 retry-only 最优。结论：</w:t>
+      </w:r>
+      <w:r>
+        <w:rPr>
+          <w:b/>
+        </w:rPr>
+        <w:t xml:space="preserve">并不是恢复越复杂越好</w:t>
+      </w:r>
+      <w:r>
+        <w:t xml:space="preserve">——在动作收益很低时，应根据剩余预算控制升级深度，必要时提前终止。</w:t>
+      </w:r>
+    </w:p>
+    <w:p>
+      <w:pPr>
+        <w:pStyle w:val="Heading3"/>
+      </w:pPr>
+      <w:bookmarkStart w:id="29" w:name="local-subgraph-replan开发-pilotno-go未来工作"/>
+      <w:r>
+        <w:t xml:space="preserve">5.4.7 Local Subgraph Replan（开发 pilot，NO-GO，未来工作）</w:t>
       </w:r>
       <w:bookmarkEnd w:id="29"/>
     </w:p>
@@ -4252,153 +4373,6 @@
         <w:rPr>
           <w:b/>
         </w:rPr>
-        <w:t xml:space="preserve">验证器敏感性</w:t>
-      </w:r>
-      <w:r>
-        <w:t xml:space="preserve">（节点级回放）：以实测混淆矩阵驱动回退触发，扫描错误召回率——0.27（实测）→ 0%，0.60 → 6.3%，0.80 → 15.6%，0.95 → 18.7%（与类型门控实测锚点吻合）；误报率 0.40 时恢复率为 −40.6%。检测质量为自适应执行定价，且该定价在任务级受限于失败的可恢复性本身。</w:t>
-      </w:r>
-    </w:p>
-    <w:p>
-      <w:pPr>
-        <w:pStyle w:val="BodyText"/>
-      </w:pPr>
-      <w:r>
-        <w:rPr>
-          <w:b/>
-        </w:rPr>
-        <w:t xml:space="preserve">类型门控</w:t>
-      </w:r>
-      <w:r>
-        <w:t xml:space="preserve">（节点级回放，扩展口径）：无验证器 0.5355 / 全局验证器 0.5355（231 次重路由、50 次误触发，净增益为零）/ 类型门控 0.5477（186 次重路由、误触发 35、漏检 6）。门控将干预限制在检测可靠的 verification 类型上，把净恢复率从 0% 提升至 28.6%。</w:t>
-      </w:r>
-    </w:p>
-    <w:p>
-      <w:pPr>
-        <w:pStyle w:val="BodyText"/>
-      </w:pPr>
-      <w:r>
-        <w:rPr>
-          <w:b/>
-        </w:rPr>
-        <w:t xml:space="preserve">结构分解</w:t>
-      </w:r>
-      <w:r>
-        <w:t xml:space="preserve">（困难 reasoning 节点，真实调用，两域）：扩展表达式语言后直接重问 0/20；failure-aware 分解（报告对齐 → 关系规划 → 表达式 → 检查）在节点隔离基准的 gold-facts 条件口径下，两批共 60 个全模型失败节点中 19 个生成表达式可由 gold facts 计算到标准答案（19/60=31.7%；本规模批 13/40，MultiHiertt 7/24、TAT-QA 6/16；初步证据 6/20）。固定三段模板历史参考 0/10。</w:t>
-      </w:r>
-      <w:r>
-        <w:rPr>
-          <w:b/>
-        </w:rPr>
-        <w:t xml:space="preserve">端到端判据复核（本次审计）</w:t>
-      </w:r>
-      <w:r>
-        <w:t xml:space="preserve">：该口径衡量</w:t>
-      </w:r>
-      <w:r>
-        <w:t xml:space="preserve">“</w:t>
-      </w:r>
-      <w:r>
-        <w:t xml:space="preserve">给定黄金证据时能否写出正确表达式</w:t>
-      </w:r>
-      <w:r>
-        <w:t xml:space="preserve">”</w:t>
-      </w:r>
-      <w:r>
-        <w:t xml:space="preserve">，并非端到端恢复——把 13/40 规模批的分解表达式在真实抽取事实上重算，仅 1/13 仍正确（4 个算错、2 个 v-引用索引错、6 个无抽取记录）。因此 31.7%</w:t>
-      </w:r>
-      <w:r>
-        <w:t xml:space="preserve"> </w:t>
-      </w:r>
-      <w:r>
-        <w:rPr>
-          <w:b/>
-        </w:rPr>
-        <w:t xml:space="preserve">作为端到端恢复率结论撤回</w:t>
-      </w:r>
-      <w:r>
-        <w:t xml:space="preserve">，降级为表达式级能力观察；分解适用域的证据组织类定性结论（裸事实丢失实体/期间分组语义，关系推理类失败 0/10）不变。附带发现是表达式语言本身：常数白名单使平均类问题结构性不可表达，本节全部机制比较在扩展执行器下进行以避免把语言修复误归因为分解效果。</w:t>
-      </w:r>
-      <w:r>
-        <w:t xml:space="preserve"> </w:t>
-      </w:r>
-      <w:r>
-        <w:t xml:space="preserve">### 5.5.6 Budget-aware Escalation and Termination</w:t>
-      </w:r>
-    </w:p>
-    <w:p>
-      <w:pPr>
-        <w:pStyle w:val="BodyText"/>
-      </w:pPr>
-      <w:r>
-        <w:rPr>
-          <w:b/>
-        </w:rPr>
-        <w:t xml:space="preserve">预算感知升级实验</w:t>
-      </w:r>
-      <w:r>
-        <w:t xml:space="preserve">（116 个判据纯净真失败，冻结 counterfactual，零新调用）：以剩余预算 (B</w:t>
-      </w:r>
-      <w:r>
-        <w:rPr>
-          <w:vertAlign w:val="superscript"/>
-        </w:rPr>
-        <w:t xml:space="preserve">{</w:t>
-      </w:r>
-      <w:r>
-        <w:rPr>
-          <w:vertAlign w:val="superscript"/>
-        </w:rPr>
-        <w:t xml:space="preserve">},T</w:t>
-      </w:r>
-      <w:r>
-        <w:t xml:space="preserve">{</w:t>
-      </w:r>
-      <w:r>
-        <w:t xml:space="preserve">}) 过滤可行动作后按序执行。时间预算网格显示：(T^{</w:t>
-      </w:r>
-      <w:r>
-        <w:t xml:space="preserve">}</w:t>
-      </w:r>
-      <w:r>
-        <w:t xml:space="preserve">) s 时仅 retry/switch 可行（Q=1.7%）；(</w:t>
-      </w:r>
-      <w:r>
-        <w:t xml:space="preserve">) s 时 retrieval/decompose（实测 2.7–4.8 s）不可行，上限为 retry→switch（3.5%）。token 预算从 1200 放开到无限，Q 仅从 3.4% 升至 6.9%（=oracle），成本从约 500 涨至 6332 tokens；恢复效率从 0.063 降至 0.011 恢复/千 token（约 6 倍差距），oracle 以 1/47 的成本达到同一上限。λ/μ 敏感性（(U=Q-</w:t>
-      </w:r>
-      <w:r>
-        <w:t xml:space="preserve">C-</w:t>
-      </w:r>
-      <w:r>
-        <w:t xml:space="preserve">L)）中，昂贵动作在任何非零成本/延迟权重下均不占优，多数权重下 retry-only 最优。结论：</w:t>
-      </w:r>
-      <w:r>
-        <w:rPr>
-          <w:b/>
-        </w:rPr>
-        <w:t xml:space="preserve">并不是恢复越复杂越好</w:t>
-      </w:r>
-      <w:r>
-        <w:t xml:space="preserve">——在动作收益很低时，应根据剩余预算控制升级深度，必要时提前终止。</w:t>
-      </w:r>
-    </w:p>
-    <w:p>
-      <w:pPr>
-        <w:pStyle w:val="Heading3"/>
-      </w:pPr>
-      <w:bookmarkStart w:id="30" w:name="local-subgraph-replan开发-pilotno-go未来工作"/>
-      <w:r>
-        <w:t xml:space="preserve">5.5.7 Local Subgraph Replan（开发 pilot，NO-GO，未来工作）</w:t>
-      </w:r>
-      <w:bookmarkEnd w:id="30"/>
-    </w:p>
-    <w:p>
-      <w:pPr>
-        <w:pStyle w:val="FirstParagraph"/>
-      </w:pPr>
-      <w:r>
-        <w:rPr>
-          <w:b/>
-        </w:rPr>
         <w:t xml:space="preserve">局部子图重规划</w:t>
       </w:r>
       <w:r>
@@ -4423,18 +4397,18 @@
         <w:t xml:space="preserve">NO-GO</w:t>
       </w:r>
       <w:r>
-        <w:t xml:space="preserve">：局部子图重规划未扩大恢复动作覆盖率，作为未来工作保留，不再对冻结 116 测试。该负结果与 5.5.4 的 oracle 瓶颈一致：当前恢复上限由证据获取与计算能力决定，而非图的拓扑形状。</w:t>
+        <w:t xml:space="preserve">：局部子图重规划未扩大恢复动作覆盖率，作为未来工作保留，不再对冻结 116 测试。该负结果与 5.4.4 的 oracle 瓶颈一致：当前恢复上限由证据获取与计算能力决定，而非图的拓扑形状。</w:t>
       </w:r>
     </w:p>
     <w:p>
       <w:pPr>
         <w:pStyle w:val="Heading2"/>
       </w:pPr>
-      <w:bookmarkStart w:id="31" w:name="dependency-aware-dag-reuse"/>
-      <w:r>
-        <w:t xml:space="preserve">5.6 Dependency-aware DAG Reuse</w:t>
-      </w:r>
-      <w:bookmarkEnd w:id="31"/>
+      <w:bookmarkStart w:id="30" w:name="dependency-aware-dag-reuse"/>
+      <w:r>
+        <w:t xml:space="preserve">5.5 Dependency-aware DAG Reuse</w:t>
+      </w:r>
+      <w:bookmarkEnd w:id="30"/>
     </w:p>
     <w:p>
       <w:pPr>
@@ -4633,11 +4607,11 @@
       <w:pPr>
         <w:pStyle w:val="Heading2"/>
       </w:pPr>
-      <w:bookmarkStart w:id="32" w:name="Xb16f114428ad27dae98222b6fee545423376880"/>
-      <w:r>
-        <w:t xml:space="preserve">5.7 Budget-aware Multi-objective Execution Optimization</w:t>
-      </w:r>
-      <w:bookmarkEnd w:id="32"/>
+      <w:bookmarkStart w:id="31" w:name="Xb16f114428ad27dae98222b6fee545423376880"/>
+      <w:r>
+        <w:t xml:space="preserve">5.6 Budget-aware Multi-objective Execution Optimization</w:t>
+      </w:r>
+      <w:bookmarkEnd w:id="31"/>
     </w:p>
     <w:p>
       <w:pPr>
@@ -5474,7 +5448,7 @@
         <w:t xml:space="preserve">难度自适应策略</w:t>
       </w:r>
       <w:r>
-        <w:t xml:space="preserve">（按到达时可观测的上下文规模分档）：以 log 上下文长度的分位数为阈值切换 static→feedback→full，最优混合达到 28% / 5,138 tokens——与固定 Feedback 相当而不及预算自适应。仅用到达时特征预测任务难度不足以指导分级，印证 5.5.4 的结论：失败可恢复性由执行过程而非输入表象决定。</w:t>
+        <w:t xml:space="preserve">（按到达时可观测的上下文规模分档）：以 log 上下文长度的分位数为阈值切换 static→feedback→full，最优混合达到 28% / 5,138 tokens——与固定 Feedback 相当而不及预算自适应。仅用到达时特征预测任务难度不足以指导分级，印证 5.4.4 的结论：失败可恢复性由执行过程而非输入表象决定。</w:t>
       </w:r>
     </w:p>
     <w:p>
@@ -6667,11 +6641,11 @@
       <w:pPr>
         <w:pStyle w:val="Heading2"/>
       </w:pPr>
-      <w:bookmarkStart w:id="33" w:name="live-end-to-end-evaluation"/>
-      <w:r>
-        <w:t xml:space="preserve">5.8 Live End-to-End Evaluation</w:t>
-      </w:r>
-      <w:bookmarkEnd w:id="33"/>
+      <w:bookmarkStart w:id="32" w:name="live-end-to-end-evaluation"/>
+      <w:r>
+        <w:t xml:space="preserve">5.7 Live End-to-End Evaluation</w:t>
+      </w:r>
+      <w:bookmarkEnd w:id="32"/>
     </w:p>
     <w:p>
       <w:pPr>
@@ -19313,6 +19287,227 @@
     <w:pPr>
       <w:wordWrap w:val="off"/>
     </w:pPr>
+  </w:style>
+  <w:style w:type="character" w:customStyle="1" w:styleId="KeywordTok">
+    <w:name w:val="KeywordTok"/>
+    <w:basedOn w:val="VerbatimChar"/>
+    <w:rPr>
+      <w:color w:val="007020"/>
+      <w:b/>
+    </w:rPr>
+  </w:style>
+  <w:style w:type="character" w:customStyle="1" w:styleId="DataTypeTok">
+    <w:name w:val="DataTypeTok"/>
+    <w:basedOn w:val="VerbatimChar"/>
+    <w:rPr>
+      <w:color w:val="902000"/>
+    </w:rPr>
+  </w:style>
+  <w:style w:type="character" w:customStyle="1" w:styleId="DecValTok">
+    <w:name w:val="DecValTok"/>
+    <w:basedOn w:val="VerbatimChar"/>
+    <w:rPr>
+      <w:color w:val="40a070"/>
+    </w:rPr>
+  </w:style>
+  <w:style w:type="character" w:customStyle="1" w:styleId="BaseNTok">
+    <w:name w:val="BaseNTok"/>
+    <w:basedOn w:val="VerbatimChar"/>
+    <w:rPr>
+      <w:color w:val="40a070"/>
+    </w:rPr>
+  </w:style>
+  <w:style w:type="character" w:customStyle="1" w:styleId="FloatTok">
+    <w:name w:val="FloatTok"/>
+    <w:basedOn w:val="VerbatimChar"/>
+    <w:rPr>
+      <w:color w:val="40a070"/>
+    </w:rPr>
+  </w:style>
+  <w:style w:type="character" w:customStyle="1" w:styleId="ConstantTok">
+    <w:name w:val="ConstantTok"/>
+    <w:basedOn w:val="VerbatimChar"/>
+    <w:rPr>
+      <w:color w:val="880000"/>
+    </w:rPr>
+  </w:style>
+  <w:style w:type="character" w:customStyle="1" w:styleId="CharTok">
+    <w:name w:val="CharTok"/>
+    <w:basedOn w:val="VerbatimChar"/>
+    <w:rPr>
+      <w:color w:val="4070a0"/>
+    </w:rPr>
+  </w:style>
+  <w:style w:type="character" w:customStyle="1" w:styleId="SpecialCharTok">
+    <w:name w:val="SpecialCharTok"/>
+    <w:basedOn w:val="VerbatimChar"/>
+    <w:rPr>
+      <w:color w:val="4070a0"/>
+    </w:rPr>
+  </w:style>
+  <w:style w:type="character" w:customStyle="1" w:styleId="StringTok">
+    <w:name w:val="StringTok"/>
+    <w:basedOn w:val="VerbatimChar"/>
+    <w:rPr>
+      <w:color w:val="4070a0"/>
+    </w:rPr>
+  </w:style>
+  <w:style w:type="character" w:customStyle="1" w:styleId="VerbatimStringTok">
+    <w:name w:val="VerbatimStringTok"/>
+    <w:basedOn w:val="VerbatimChar"/>
+    <w:rPr>
+      <w:color w:val="4070a0"/>
+    </w:rPr>
+  </w:style>
+  <w:style w:type="character" w:customStyle="1" w:styleId="SpecialStringTok">
+    <w:name w:val="SpecialStringTok"/>
+    <w:basedOn w:val="VerbatimChar"/>
+    <w:rPr>
+      <w:color w:val="bb6688"/>
+    </w:rPr>
+  </w:style>
+  <w:style w:type="character" w:customStyle="1" w:styleId="ImportTok">
+    <w:name w:val="ImportTok"/>
+    <w:basedOn w:val="VerbatimChar"/>
+    <w:rPr/>
+  </w:style>
+  <w:style w:type="character" w:customStyle="1" w:styleId="CommentTok">
+    <w:name w:val="CommentTok"/>
+    <w:basedOn w:val="VerbatimChar"/>
+    <w:rPr>
+      <w:color w:val="60a0b0"/>
+      <w:i/>
+    </w:rPr>
+  </w:style>
+  <w:style w:type="character" w:customStyle="1" w:styleId="DocumentationTok">
+    <w:name w:val="DocumentationTok"/>
+    <w:basedOn w:val="VerbatimChar"/>
+    <w:rPr>
+      <w:color w:val="ba2121"/>
+      <w:i/>
+    </w:rPr>
+  </w:style>
+  <w:style w:type="character" w:customStyle="1" w:styleId="AnnotationTok">
+    <w:name w:val="AnnotationTok"/>
+    <w:basedOn w:val="VerbatimChar"/>
+    <w:rPr>
+      <w:color w:val="60a0b0"/>
+      <w:b/>
+      <w:i/>
+    </w:rPr>
+  </w:style>
+  <w:style w:type="character" w:customStyle="1" w:styleId="CommentVarTok">
+    <w:name w:val="CommentVarTok"/>
+    <w:basedOn w:val="VerbatimChar"/>
+    <w:rPr>
+      <w:color w:val="60a0b0"/>
+      <w:b/>
+      <w:i/>
+    </w:rPr>
+  </w:style>
+  <w:style w:type="character" w:customStyle="1" w:styleId="OtherTok">
+    <w:name w:val="OtherTok"/>
+    <w:basedOn w:val="VerbatimChar"/>
+    <w:rPr>
+      <w:color w:val="007020"/>
+    </w:rPr>
+  </w:style>
+  <w:style w:type="character" w:customStyle="1" w:styleId="FunctionTok">
+    <w:name w:val="FunctionTok"/>
+    <w:basedOn w:val="VerbatimChar"/>
+    <w:rPr>
+      <w:color w:val="06287e"/>
+    </w:rPr>
+  </w:style>
+  <w:style w:type="character" w:customStyle="1" w:styleId="VariableTok">
+    <w:name w:val="VariableTok"/>
+    <w:basedOn w:val="VerbatimChar"/>
+    <w:rPr>
+      <w:color w:val="19177c"/>
+    </w:rPr>
+  </w:style>
+  <w:style w:type="character" w:customStyle="1" w:styleId="ControlFlowTok">
+    <w:name w:val="ControlFlowTok"/>
+    <w:basedOn w:val="VerbatimChar"/>
+    <w:rPr>
+      <w:color w:val="007020"/>
+      <w:b/>
+    </w:rPr>
+  </w:style>
+  <w:style w:type="character" w:customStyle="1" w:styleId="OperatorTok">
+    <w:name w:val="OperatorTok"/>
+    <w:basedOn w:val="VerbatimChar"/>
+    <w:rPr>
+      <w:color w:val="666666"/>
+    </w:rPr>
+  </w:style>
+  <w:style w:type="character" w:customStyle="1" w:styleId="BuiltInTok">
+    <w:name w:val="BuiltInTok"/>
+    <w:basedOn w:val="VerbatimChar"/>
+    <w:rPr/>
+  </w:style>
+  <w:style w:type="character" w:customStyle="1" w:styleId="ExtensionTok">
+    <w:name w:val="ExtensionTok"/>
+    <w:basedOn w:val="VerbatimChar"/>
+    <w:rPr/>
+  </w:style>
+  <w:style w:type="character" w:customStyle="1" w:styleId="PreprocessorTok">
+    <w:name w:val="PreprocessorTok"/>
+    <w:basedOn w:val="VerbatimChar"/>
+    <w:rPr>
+      <w:color w:val="bc7a00"/>
+    </w:rPr>
+  </w:style>
+  <w:style w:type="character" w:customStyle="1" w:styleId="AttributeTok">
+    <w:name w:val="AttributeTok"/>
+    <w:basedOn w:val="VerbatimChar"/>
+    <w:rPr>
+      <w:color w:val="7d9029"/>
+    </w:rPr>
+  </w:style>
+  <w:style w:type="character" w:customStyle="1" w:styleId="RegionMarkerTok">
+    <w:name w:val="RegionMarkerTok"/>
+    <w:basedOn w:val="VerbatimChar"/>
+    <w:rPr/>
+  </w:style>
+  <w:style w:type="character" w:customStyle="1" w:styleId="InformationTok">
+    <w:name w:val="InformationTok"/>
+    <w:basedOn w:val="VerbatimChar"/>
+    <w:rPr>
+      <w:color w:val="60a0b0"/>
+      <w:b/>
+      <w:i/>
+    </w:rPr>
+  </w:style>
+  <w:style w:type="character" w:customStyle="1" w:styleId="WarningTok">
+    <w:name w:val="WarningTok"/>
+    <w:basedOn w:val="VerbatimChar"/>
+    <w:rPr>
+      <w:color w:val="60a0b0"/>
+      <w:b/>
+      <w:i/>
+    </w:rPr>
+  </w:style>
+  <w:style w:type="character" w:customStyle="1" w:styleId="AlertTok">
+    <w:name w:val="AlertTok"/>
+    <w:basedOn w:val="VerbatimChar"/>
+    <w:rPr>
+      <w:color w:val="ff0000"/>
+      <w:b/>
+    </w:rPr>
+  </w:style>
+  <w:style w:type="character" w:customStyle="1" w:styleId="ErrorTok">
+    <w:name w:val="ErrorTok"/>
+    <w:basedOn w:val="VerbatimChar"/>
+    <w:rPr>
+      <w:color w:val="ff0000"/>
+      <w:b/>
+    </w:rPr>
+  </w:style>
+  <w:style w:type="character" w:customStyle="1" w:styleId="NormalTok">
+    <w:name w:val="NormalTok"/>
+    <w:basedOn w:val="VerbatimChar"/>
+    <w:rPr/>
   </w:style>
   <w:style w:type="character" w:customStyle="1" w:styleId="KeywordTok">
     <w:name w:val="KeywordTok"/>
